--- a/Docs/Project Report.docx
+++ b/Docs/Project Report.docx
@@ -401,7 +401,31 @@
           <w:bCs/>
           <w:sz w:val="32"/>
         </w:rPr>
-        <w:t>September</w:t>
+        <w:t>Oc</w:t>
+      </w:r>
+      <w:r>
+        <w:rPr>
+          <w:rFonts w:ascii="Calibri"/>
+          <w:bCs/>
+          <w:sz w:val="32"/>
+        </w:rPr>
+        <w:t>t</w:t>
+      </w:r>
+      <w:r>
+        <w:rPr>
+          <w:rFonts w:ascii="Calibri"/>
+          <w:bCs/>
+          <w:sz w:val="32"/>
+        </w:rPr>
+        <w:t>o</w:t>
+      </w:r>
+      <w:r>
+        <w:rPr>
+          <w:rFonts w:ascii="Calibri"/>
+          <w:bCs/>
+          <w:sz w:val="32"/>
+        </w:rPr>
+        <w:t>ber</w:t>
       </w:r>
       <w:r>
         <w:rPr>
@@ -1291,6 +1315,7 @@
         </w:rPr>
         <w:tab/>
       </w:r>
+      <w:proofErr w:type="spellStart"/>
       <w:r>
         <w:rPr>
           <w:rFonts w:ascii="Calibri"/>
@@ -1301,6 +1326,7 @@
         </w:rPr>
         <w:t>Signature</w:t>
       </w:r>
+      <w:proofErr w:type="spellEnd"/>
     </w:p>
     <w:p>
       <w:pPr>
@@ -1708,58 +1734,57 @@
         <w:spacing w:before="1" w:line="480" w:lineRule="auto"/>
         <w:ind w:left="598" w:right="592"/>
         <w:jc w:val="both"/>
-      </w:pPr>
-      <w:r>
+        <w:rPr>
+          <w:lang w:val="en-IN"/>
+        </w:rPr>
+      </w:pPr>
+      <w:r>
+        <w:rPr>
+          <w:lang w:val="en-IN"/>
+        </w:rPr>
         <w:t xml:space="preserve">The </w:t>
       </w:r>
       <w:r>
         <w:rPr>
           <w:b/>
           <w:bCs/>
+          <w:lang w:val="en-IN"/>
         </w:rPr>
         <w:t>Chatbot Assistant</w:t>
       </w:r>
       <w:r>
-        <w:t xml:space="preserve"> is a web-based conversational application developed using a </w:t>
-      </w:r>
-      <w:r>
-        <w:rPr>
-          <w:b/>
-          <w:bCs/>
-        </w:rPr>
-        <w:t>C++ backend</w:t>
-      </w:r>
-      <w:r>
-        <w:t xml:space="preserve"> with an </w:t>
-      </w:r>
-      <w:r>
-        <w:rPr>
-          <w:b/>
-          <w:bCs/>
-        </w:rPr>
-        <w:t>HTML, CSS, and JavaScript</w:t>
-      </w:r>
-      <w:r>
-        <w:t xml:space="preserve"> frontend. The system provides an interactive platform where users can enter questions and receive responses through a combination of keyword-based processing, predefined FAQs, token-overlap matching, and AI-generated responses using the </w:t>
-      </w:r>
-      <w:proofErr w:type="spellStart"/>
-      <w:r>
-        <w:rPr>
-          <w:b/>
-          <w:bCs/>
-        </w:rPr>
-        <w:t>Groq</w:t>
-      </w:r>
-      <w:proofErr w:type="spellEnd"/>
-      <w:r>
-        <w:rPr>
-          <w:b/>
-          <w:bCs/>
-        </w:rPr>
-        <w:t xml:space="preserve"> API</w:t>
-      </w:r>
-      <w:r>
-        <w:t>. The chatbot maintains conversation history and supports multiple conversation sessions for better interaction management.</w:t>
+        <w:rPr>
+          <w:lang w:val="en-IN"/>
+        </w:rPr>
+        <w:t xml:space="preserve"> is a web-based AI application built with a fast </w:t>
+      </w:r>
+      <w:r>
+        <w:rPr>
+          <w:b/>
+          <w:bCs/>
+          <w:lang w:val="en-IN"/>
+        </w:rPr>
+        <w:t>C++ backend server</w:t>
+      </w:r>
+      <w:r>
+        <w:rPr>
+          <w:lang w:val="en-IN"/>
+        </w:rPr>
+        <w:t xml:space="preserve"> and a clean </w:t>
+      </w:r>
+      <w:r>
+        <w:rPr>
+          <w:b/>
+          <w:bCs/>
+          <w:lang w:val="en-IN"/>
+        </w:rPr>
+        <w:t>HTML, CSS, and JavaScript frontend</w:t>
+      </w:r>
+      <w:r>
+        <w:rPr>
+          <w:lang w:val="en-IN"/>
+        </w:rPr>
+        <w:t>. The project combines traditional rule-based programming with modern AI to answer user questions quickly and accurately.</w:t>
       </w:r>
     </w:p>
     <w:p>
@@ -1768,73 +1793,130 @@
         <w:spacing w:before="1" w:line="480" w:lineRule="auto"/>
         <w:ind w:left="598" w:right="592"/>
         <w:jc w:val="both"/>
-      </w:pPr>
-      <w:r>
-        <w:t xml:space="preserve">The application also provides </w:t>
-      </w:r>
-      <w:r>
-        <w:rPr>
-          <w:b/>
-          <w:bCs/>
-        </w:rPr>
-        <w:t>TXT and DOCX document processing</w:t>
-      </w:r>
-      <w:r>
-        <w:t xml:space="preserve"> and </w:t>
-      </w:r>
-      <w:r>
-        <w:rPr>
-          <w:b/>
-          <w:bCs/>
-        </w:rPr>
-        <w:t>image analysis</w:t>
-      </w:r>
-      <w:r>
-        <w:t xml:space="preserve"> using a multimodal AI model. An integrated knowledge and FAQ system allows predefined questions and answers to be managed, while the admin mode provides features such as adding, updating, deleting, and viewing knowledge entries, along with history management. The system incorporates basic security features including session management, login attempt rate limiting, input sanitization, file-size restrictions, and security headers.</w:t>
-      </w:r>
-    </w:p>
-    <w:p>
-      <w:pPr>
-        <w:pStyle w:val="BodyText"/>
-      </w:pPr>
-    </w:p>
-    <w:p>
-      <w:pPr>
-        <w:spacing w:line="480" w:lineRule="auto"/>
-        <w:ind w:left="598" w:right="587"/>
+        <w:rPr>
+          <w:lang w:val="en-IN"/>
+        </w:rPr>
+      </w:pPr>
+      <w:r>
+        <w:rPr>
+          <w:lang w:val="en-IN"/>
+        </w:rPr>
+        <w:t xml:space="preserve">The chatbot uses a smart </w:t>
+      </w:r>
+      <w:r>
+        <w:rPr>
+          <w:b/>
+          <w:bCs/>
+          <w:lang w:val="en-IN"/>
+        </w:rPr>
+        <w:t>Hybrid RAG (Retrieval-Augmented Generation)</w:t>
+      </w:r>
+      <w:r>
+        <w:rPr>
+          <w:lang w:val="en-IN"/>
+        </w:rPr>
+        <w:t xml:space="preserve"> approach. When a user asks a question, the system first checks instant keyword rules and searches its verified local FAQ database using smart word-matching. If a matching answer is found, it responds instantly. If not, it safely passes the question and context to the cloud-based </w:t>
+      </w:r>
+      <w:proofErr w:type="spellStart"/>
+      <w:r>
+        <w:rPr>
+          <w:b/>
+          <w:bCs/>
+          <w:lang w:val="en-IN"/>
+        </w:rPr>
+        <w:t>Groq</w:t>
+      </w:r>
+      <w:proofErr w:type="spellEnd"/>
+      <w:r>
+        <w:rPr>
+          <w:b/>
+          <w:bCs/>
+          <w:lang w:val="en-IN"/>
+        </w:rPr>
+        <w:t xml:space="preserve"> AI model</w:t>
+      </w:r>
+      <w:r>
+        <w:rPr>
+          <w:lang w:val="en-IN"/>
+        </w:rPr>
+        <w:t xml:space="preserve"> to generate a helpful response. If the internet goes down, the chatbot automatically falls back to offline mode so it never crashes.</w:t>
+      </w:r>
+    </w:p>
+    <w:p>
+      <w:pPr>
+        <w:pStyle w:val="BodyText"/>
+        <w:spacing w:before="1" w:line="480" w:lineRule="auto"/>
+        <w:ind w:left="598" w:right="592"/>
         <w:jc w:val="both"/>
         <w:rPr>
-          <w:sz w:val="28"/>
-          <w:lang w:val="en-IN"/>
-        </w:rPr>
-      </w:pPr>
-      <w:r>
-        <w:rPr>
-          <w:sz w:val="28"/>
-        </w:rPr>
-        <w:t xml:space="preserve">This project demonstrates the practical application of </w:t>
-      </w:r>
-      <w:r>
-        <w:rPr>
-          <w:b/>
-          <w:bCs/>
-          <w:sz w:val="28"/>
-        </w:rPr>
-        <w:t>C++ programming, web development, file handling, string processing, API integration, JSON processing, session management, and AI-based conversational systems</w:t>
-      </w:r>
-      <w:r>
-        <w:rPr>
-          <w:sz w:val="28"/>
-        </w:rPr>
-        <w:t>. It provides a simple and functional platform for combining traditional rule-based chatbot techniques with modern AI capabilities.</w:t>
-      </w:r>
-    </w:p>
-    <w:p>
-      <w:pPr>
-        <w:spacing w:line="480" w:lineRule="auto"/>
-        <w:ind w:left="598" w:right="587"/>
+          <w:lang w:val="en-IN"/>
+        </w:rPr>
+      </w:pPr>
+      <w:r>
+        <w:rPr>
+          <w:lang w:val="en-IN"/>
+        </w:rPr>
+        <w:t xml:space="preserve">Beyond simple text chat, the system can read and </w:t>
+      </w:r>
+      <w:proofErr w:type="spellStart"/>
+      <w:r>
+        <w:rPr>
+          <w:lang w:val="en-IN"/>
+        </w:rPr>
+        <w:t>analyze</w:t>
+      </w:r>
+      <w:proofErr w:type="spellEnd"/>
+      <w:r>
+        <w:rPr>
+          <w:lang w:val="en-IN"/>
+        </w:rPr>
+        <w:t xml:space="preserve"> uploaded </w:t>
+      </w:r>
+      <w:r>
+        <w:rPr>
+          <w:b/>
+          <w:bCs/>
+          <w:lang w:val="en-IN"/>
+        </w:rPr>
+        <w:t>TXT documents, Word files (.docx), and images</w:t>
+      </w:r>
+      <w:r>
+        <w:rPr>
+          <w:lang w:val="en-IN"/>
+        </w:rPr>
+        <w:t xml:space="preserve"> using AI vision. Users can manage multiple chat sessions, edit previous questions, and export their chat history. The project also includes a password-protected </w:t>
+      </w:r>
+      <w:r>
+        <w:rPr>
+          <w:b/>
+          <w:bCs/>
+          <w:lang w:val="en-IN"/>
+        </w:rPr>
+        <w:t>Admin Panel</w:t>
+      </w:r>
+      <w:r>
+        <w:rPr>
+          <w:lang w:val="en-IN"/>
+        </w:rPr>
+        <w:t xml:space="preserve"> to add, edit, or delete FAQs. To keep the app fast and safe, data is cached in computer memory (RAM) for instant speed, while security features protect against password guessing, harmful files, and web attacks.</w:t>
+      </w:r>
+    </w:p>
+    <w:p>
+      <w:pPr>
+        <w:pStyle w:val="BodyText"/>
+        <w:spacing w:before="1" w:line="480" w:lineRule="auto"/>
+        <w:ind w:left="598" w:right="592"/>
         <w:jc w:val="both"/>
-      </w:pPr>
+        <w:rPr>
+          <w:lang w:val="en-IN"/>
+        </w:rPr>
+      </w:pPr>
+      <w:r>
+        <w:rPr>
+          <w:lang w:val="en-IN"/>
+        </w:rPr>
+        <w:t>Overall, this project demonstrates how to connect low-level C++ programming with modern web technologies and cloud AI to build a practical, secure, and responsive chatbot.</w:t>
+      </w:r>
     </w:p>
     <w:p>
       <w:pPr>
@@ -2139,6 +2221,14 @@
                 <w:szCs w:val="28"/>
               </w:rPr>
             </w:pPr>
+            <w:r>
+              <w:rPr>
+                <w:rFonts w:ascii="Times New Roman"/>
+                <w:sz w:val="28"/>
+                <w:szCs w:val="28"/>
+              </w:rPr>
+              <w:t>1-2</w:t>
+            </w:r>
           </w:p>
         </w:tc>
       </w:tr>
@@ -2208,6 +2298,14 @@
                 <w:szCs w:val="28"/>
               </w:rPr>
             </w:pPr>
+            <w:r>
+              <w:rPr>
+                <w:rFonts w:ascii="Times New Roman"/>
+                <w:sz w:val="28"/>
+                <w:szCs w:val="28"/>
+              </w:rPr>
+              <w:t>3-4</w:t>
+            </w:r>
           </w:p>
         </w:tc>
       </w:tr>
@@ -2277,6 +2375,14 @@
                 <w:szCs w:val="28"/>
               </w:rPr>
             </w:pPr>
+            <w:r>
+              <w:rPr>
+                <w:rFonts w:ascii="Times New Roman"/>
+                <w:sz w:val="28"/>
+                <w:szCs w:val="28"/>
+              </w:rPr>
+              <w:t>5</w:t>
+            </w:r>
           </w:p>
         </w:tc>
       </w:tr>
@@ -2346,6 +2452,14 @@
                 <w:szCs w:val="28"/>
               </w:rPr>
             </w:pPr>
+            <w:r>
+              <w:rPr>
+                <w:rFonts w:ascii="Times New Roman"/>
+                <w:sz w:val="28"/>
+                <w:szCs w:val="28"/>
+              </w:rPr>
+              <w:t>6</w:t>
+            </w:r>
           </w:p>
         </w:tc>
       </w:tr>
@@ -2415,6 +2529,14 @@
                 <w:szCs w:val="28"/>
               </w:rPr>
             </w:pPr>
+            <w:r>
+              <w:rPr>
+                <w:rFonts w:ascii="Times New Roman"/>
+                <w:sz w:val="28"/>
+                <w:szCs w:val="28"/>
+              </w:rPr>
+              <w:t>7-10</w:t>
+            </w:r>
           </w:p>
         </w:tc>
       </w:tr>
@@ -3102,6 +3224,14 @@
                 <w:szCs w:val="28"/>
               </w:rPr>
             </w:pPr>
+            <w:r>
+              <w:rPr>
+                <w:rFonts w:ascii="Times New Roman"/>
+                <w:sz w:val="28"/>
+                <w:szCs w:val="28"/>
+              </w:rPr>
+              <w:t>Application Welcome Screen and System Status Banner</w:t>
+            </w:r>
           </w:p>
         </w:tc>
         <w:tc>
@@ -3614,35 +3744,47 @@
         <w:rPr>
           <w:lang w:val="en-IN"/>
         </w:rPr>
-        <w:t xml:space="preserve">In today’s digital world, conversational systems and Artificial Intelligence (AI) are increasingly used to provide quick and interactive access to information. A chatbot is a software application that communicates with users through natural-language conversations and can be designed using both rule-based and AI-based techniques. This project, </w:t>
-      </w:r>
-      <w:r>
-        <w:rPr>
-          <w:b/>
-          <w:bCs/>
-          <w:lang w:val="en-IN"/>
-        </w:rPr>
-        <w:t>“Chatbot Using C++,”</w:t>
-      </w:r>
-      <w:r>
-        <w:rPr>
-          <w:lang w:val="en-IN"/>
-        </w:rPr>
-        <w:t xml:space="preserve"> is developed as a web-based chatbot assistant with a </w:t>
-      </w:r>
-      <w:r>
-        <w:rPr>
-          <w:b/>
-          <w:bCs/>
-          <w:lang w:val="en-IN"/>
-        </w:rPr>
-        <w:t>C++ backend</w:t>
-      </w:r>
-      <w:r>
-        <w:rPr>
-          <w:lang w:val="en-IN"/>
-        </w:rPr>
-        <w:t xml:space="preserve"> and an </w:t>
+        <w:t>In</w:t>
+      </w:r>
+      <w:r>
+        <w:rPr>
+          <w:lang w:val="en-IN"/>
+        </w:rPr>
+        <w:t xml:space="preserve"> </w:t>
+      </w:r>
+      <w:r>
+        <w:rPr>
+          <w:lang w:val="en-IN"/>
+        </w:rPr>
+        <w:t xml:space="preserve">today’s digital world, conversational systems and Artificial Intelligence (AI) are widely used to provide fast and interactive access to information. A chatbot is a program that communicates with users in natural language and can be developed using both rule-based techniques and modern AI. This project, titled </w:t>
+      </w:r>
+      <w:r>
+        <w:rPr>
+          <w:b/>
+          <w:bCs/>
+          <w:lang w:val="en-IN"/>
+        </w:rPr>
+        <w:t>"Chatbot Assistant,"</w:t>
+      </w:r>
+      <w:r>
+        <w:rPr>
+          <w:lang w:val="en-IN"/>
+        </w:rPr>
+        <w:t xml:space="preserve"> is a responsive web application built with a high-performance </w:t>
+      </w:r>
+      <w:r>
+        <w:rPr>
+          <w:b/>
+          <w:bCs/>
+          <w:lang w:val="en-IN"/>
+        </w:rPr>
+        <w:t>C++ backend server</w:t>
+      </w:r>
+      <w:r>
+        <w:rPr>
+          <w:lang w:val="en-IN"/>
+        </w:rPr>
+        <w:t xml:space="preserve"> and a modern </w:t>
       </w:r>
       <w:r>
         <w:rPr>
@@ -3673,7 +3815,21 @@
         <w:rPr>
           <w:lang w:val="en-IN"/>
         </w:rPr>
-        <w:t xml:space="preserve">The system processes user messages using keyword-based rules, predefined questions and answers, text normalization, and token-overlap matching. When a suitable response is not available in the local knowledge base, the chatbot uses the </w:t>
+        <w:t xml:space="preserve">The system answers questions using a smart </w:t>
+      </w:r>
+      <w:r>
+        <w:rPr>
+          <w:b/>
+          <w:bCs/>
+          <w:lang w:val="en-IN"/>
+        </w:rPr>
+        <w:t>Hybrid RAG (Retrieval-Augmented Generation)</w:t>
+      </w:r>
+      <w:r>
+        <w:rPr>
+          <w:lang w:val="en-IN"/>
+        </w:rPr>
+        <w:t xml:space="preserve"> approach. When a user sends a message, the chatbot first checks instant keyword rules and searches its verified local FAQ database using text normalization and smart word-matching. If a matching answer is found, it replies instantly. If the question requires broader intelligence, it safely sends the question along with the relevant context to the cloud-based </w:t>
       </w:r>
       <w:proofErr w:type="spellStart"/>
       <w:r>
@@ -3691,13 +3847,13 @@
           <w:bCs/>
           <w:lang w:val="en-IN"/>
         </w:rPr>
-        <w:t xml:space="preserve"> API</w:t>
-      </w:r>
-      <w:r>
-        <w:rPr>
-          <w:lang w:val="en-IN"/>
-        </w:rPr>
-        <w:t xml:space="preserve"> to generate an AI-based response while maintaining conversation context. The application also stores conversation history and supports multiple conversation sessions.</w:t>
+        <w:t xml:space="preserve"> AI model</w:t>
+      </w:r>
+      <w:r>
+        <w:rPr>
+          <w:lang w:val="en-IN"/>
+        </w:rPr>
+        <w:t xml:space="preserve"> while preserving multi-turn conversation memory. If the internet connection drops, the system automatically falls back to offline mode to ensure it never stops working.</w:t>
       </w:r>
     </w:p>
     <w:p>
@@ -3714,36 +3870,113 @@
         <w:rPr>
           <w:lang w:val="en-IN"/>
         </w:rPr>
-        <w:t xml:space="preserve">In addition to normal text conversations, the chatbot supports </w:t>
-      </w:r>
-      <w:r>
-        <w:rPr>
-          <w:b/>
-          <w:bCs/>
-          <w:lang w:val="en-IN"/>
-        </w:rPr>
-        <w:t>TXT and DOCX document analysis and image analysis</w:t>
-      </w:r>
-      <w:r>
-        <w:rPr>
-          <w:lang w:val="en-IN"/>
-        </w:rPr>
-        <w:t xml:space="preserve"> using AI models. It includes a knowledge and FAQ management system and an admin mode for managing FAQs and conversation history. The project therefore combines </w:t>
-      </w:r>
-      <w:r>
-        <w:rPr>
-          <w:b/>
-          <w:bCs/>
-          <w:lang w:val="en-IN"/>
-        </w:rPr>
-        <w:t>C++ programming, file handling, web technologies, API integration, JSON processing, string processing, session management, and AI-based interaction</w:t>
-      </w:r>
-      <w:r>
-        <w:rPr>
-          <w:lang w:val="en-IN"/>
-        </w:rPr>
-        <w:t xml:space="preserve"> into a single practical application.</w:t>
-      </w:r>
+        <w:t xml:space="preserve">Beyond simple text messaging, the application supports </w:t>
+      </w:r>
+      <w:r>
+        <w:rPr>
+          <w:b/>
+          <w:bCs/>
+          <w:lang w:val="en-IN"/>
+        </w:rPr>
+        <w:t>multimodal file processing</w:t>
+      </w:r>
+      <w:r>
+        <w:rPr>
+          <w:lang w:val="en-IN"/>
+        </w:rPr>
+        <w:t xml:space="preserve">. It can extract and read text from </w:t>
+      </w:r>
+      <w:r>
+        <w:rPr>
+          <w:b/>
+          <w:bCs/>
+          <w:lang w:val="en-IN"/>
+        </w:rPr>
+        <w:t>TXT and Word (.docx) documents</w:t>
+      </w:r>
+      <w:r>
+        <w:rPr>
+          <w:lang w:val="en-IN"/>
+        </w:rPr>
+        <w:t xml:space="preserve">, as well as </w:t>
+      </w:r>
+      <w:proofErr w:type="spellStart"/>
+      <w:r>
+        <w:rPr>
+          <w:lang w:val="en-IN"/>
+        </w:rPr>
+        <w:t>analyze</w:t>
+      </w:r>
+      <w:proofErr w:type="spellEnd"/>
+      <w:r>
+        <w:rPr>
+          <w:lang w:val="en-IN"/>
+        </w:rPr>
+        <w:t xml:space="preserve"> </w:t>
+      </w:r>
+      <w:r>
+        <w:rPr>
+          <w:b/>
+          <w:bCs/>
+          <w:lang w:val="en-IN"/>
+        </w:rPr>
+        <w:t>images</w:t>
+      </w:r>
+      <w:r>
+        <w:rPr>
+          <w:lang w:val="en-IN"/>
+        </w:rPr>
+        <w:t xml:space="preserve"> using AI computer vision for text recognition (OCR). The application also includes an authenticated </w:t>
+      </w:r>
+      <w:r>
+        <w:rPr>
+          <w:b/>
+          <w:bCs/>
+          <w:lang w:val="en-IN"/>
+        </w:rPr>
+        <w:t>Admin Panel</w:t>
+      </w:r>
+      <w:r>
+        <w:rPr>
+          <w:lang w:val="en-IN"/>
+        </w:rPr>
+        <w:t xml:space="preserve"> to add, edit, or delete FAQs and export chat logs.</w:t>
+      </w:r>
+    </w:p>
+    <w:p>
+      <w:pPr>
+        <w:pStyle w:val="BodyText"/>
+        <w:spacing w:before="1" w:line="480" w:lineRule="auto"/>
+        <w:ind w:left="598" w:right="595"/>
+        <w:jc w:val="both"/>
+        <w:rPr>
+          <w:lang w:val="en-IN"/>
+        </w:rPr>
+      </w:pPr>
+      <w:r>
+        <w:rPr>
+          <w:lang w:val="en-IN"/>
+        </w:rPr>
+        <w:t xml:space="preserve">To keep the system fast and secure, conversation history and knowledge items are </w:t>
+      </w:r>
+      <w:r>
+        <w:rPr>
+          <w:lang w:val="en-IN"/>
+        </w:rPr>
+        <w:lastRenderedPageBreak/>
+        <w:t>cached in computer memory (RAM) for sub-microsecond retrieval, while data changes are saved safely to disk using atomic file writing. Built-in security protections prevent password guessing, harmful file uploads, and web script injection. In summary, this project brings together core C++ programming, network communication, document parsing, web development, and modern AI capabilities into a fast, practical, and user-friendly system.</w:t>
+      </w:r>
+    </w:p>
+    <w:p>
+      <w:pPr>
+        <w:pStyle w:val="BodyText"/>
+        <w:spacing w:before="1" w:line="480" w:lineRule="auto"/>
+        <w:ind w:left="598" w:right="595"/>
+        <w:jc w:val="both"/>
+        <w:rPr>
+          <w:lang w:val="en-IN"/>
+        </w:rPr>
+      </w:pPr>
     </w:p>
     <w:p>
       <w:pPr>
@@ -3838,35 +4071,41 @@
         <w:rPr>
           <w:lang w:val="en-IN"/>
         </w:rPr>
-        <w:t xml:space="preserve">The proposed project is a </w:t>
-      </w:r>
-      <w:r>
-        <w:rPr>
-          <w:b/>
-          <w:bCs/>
-          <w:lang w:val="en-IN"/>
-        </w:rPr>
-        <w:t>web-based Chatbot Assistant</w:t>
-      </w:r>
-      <w:r>
-        <w:rPr>
-          <w:lang w:val="en-IN"/>
-        </w:rPr>
-        <w:t xml:space="preserve"> developed using a </w:t>
-      </w:r>
-      <w:r>
-        <w:rPr>
-          <w:b/>
-          <w:bCs/>
-          <w:lang w:val="en-IN"/>
-        </w:rPr>
-        <w:t>C++ backend</w:t>
-      </w:r>
-      <w:r>
-        <w:rPr>
-          <w:lang w:val="en-IN"/>
-        </w:rPr>
-        <w:t xml:space="preserve"> and a user-friendly </w:t>
+        <w:t xml:space="preserve">The </w:t>
+      </w:r>
+      <w:r>
+        <w:rPr>
+          <w:lang w:val="en-IN"/>
+        </w:rPr>
+        <w:t xml:space="preserve">   </w:t>
+      </w:r>
+      <w:r>
+        <w:rPr>
+          <w:b/>
+          <w:bCs/>
+          <w:lang w:val="en-IN"/>
+        </w:rPr>
+        <w:t>Chatbot Assistant</w:t>
+      </w:r>
+      <w:r>
+        <w:rPr>
+          <w:lang w:val="en-IN"/>
+        </w:rPr>
+        <w:t xml:space="preserve"> is a fast, web-based conversational application built with a native </w:t>
+      </w:r>
+      <w:r>
+        <w:rPr>
+          <w:b/>
+          <w:bCs/>
+          <w:lang w:val="en-IN"/>
+        </w:rPr>
+        <w:t>C++ backend server</w:t>
+      </w:r>
+      <w:r>
+        <w:rPr>
+          <w:lang w:val="en-IN"/>
+        </w:rPr>
+        <w:t xml:space="preserve"> and an interactive </w:t>
       </w:r>
       <w:r>
         <w:rPr>
@@ -3880,7 +4119,10 @@
         <w:rPr>
           <w:lang w:val="en-IN"/>
         </w:rPr>
-        <w:t>. The system allows users to communicate with the chatbot through text-based interaction. It processes user queries using keyword matching, predefined question-answer pairs, text normalization, and token-overlap matching with synonyms. A file-based knowledge system is maintained through knowledge.txt for storing and managing frequently asked questions and answers.</w:t>
+        <w:t xml:space="preserve">. </w:t>
+      </w:r>
+      <w:r>
+        <w:t>The application allows users to communicate with the chatbot using natural text and uploaded documents.</w:t>
       </w:r>
     </w:p>
     <w:p>
@@ -3897,11 +4139,102 @@
         <w:rPr>
           <w:lang w:val="en-IN"/>
         </w:rPr>
-        <w:t xml:space="preserve">When a query cannot be answered using the local knowledge base, the chatbot connects to the </w:t>
+        <w:t xml:space="preserve">The chatbot works using a smart </w:t>
+      </w:r>
+      <w:r>
+        <w:rPr>
+          <w:b/>
+          <w:bCs/>
+          <w:lang w:val="en-IN"/>
+        </w:rPr>
+        <w:t>Hybrid RAG (Retrieval-Augmented Generation)</w:t>
+      </w:r>
+      <w:r>
+        <w:rPr>
+          <w:lang w:val="en-IN"/>
+        </w:rPr>
+        <w:t xml:space="preserve"> system:</w:t>
+      </w:r>
+    </w:p>
+    <w:p>
+      <w:pPr>
+        <w:pStyle w:val="BodyText"/>
+        <w:numPr>
+          <w:ilvl w:val="0"/>
+          <w:numId w:val="25"/>
+        </w:numPr>
+        <w:spacing w:line="480" w:lineRule="auto"/>
+        <w:ind w:right="588"/>
+        <w:jc w:val="both"/>
+        <w:rPr>
+          <w:lang w:val="en-IN"/>
+        </w:rPr>
+      </w:pPr>
+      <w:r>
+        <w:rPr>
+          <w:lang w:val="en-IN"/>
+        </w:rPr>
+        <w:t>When a user asks a question, the system first checks instant keyword rules and searches its verified local FAQ database (</w:t>
       </w:r>
       <w:proofErr w:type="spellStart"/>
       <w:r>
         <w:rPr>
+          <w:lang w:val="en-IN"/>
+        </w:rPr>
+        <w:t>knowledge.json</w:t>
+      </w:r>
+      <w:proofErr w:type="spellEnd"/>
+      <w:r>
+        <w:rPr>
+          <w:lang w:val="en-IN"/>
+        </w:rPr>
+        <w:t>) using smart word-matching and synonym recognition.</w:t>
+      </w:r>
+    </w:p>
+    <w:p>
+      <w:pPr>
+        <w:pStyle w:val="BodyText"/>
+        <w:numPr>
+          <w:ilvl w:val="0"/>
+          <w:numId w:val="25"/>
+        </w:numPr>
+        <w:spacing w:line="480" w:lineRule="auto"/>
+        <w:ind w:right="588"/>
+        <w:jc w:val="both"/>
+        <w:rPr>
+          <w:lang w:val="en-IN"/>
+        </w:rPr>
+      </w:pPr>
+      <w:r>
+        <w:rPr>
+          <w:lang w:val="en-IN"/>
+        </w:rPr>
+        <w:t>If an exact answer is found, it replies immediately without using the internet.</w:t>
+      </w:r>
+    </w:p>
+    <w:p>
+      <w:pPr>
+        <w:pStyle w:val="BodyText"/>
+        <w:numPr>
+          <w:ilvl w:val="0"/>
+          <w:numId w:val="25"/>
+        </w:numPr>
+        <w:spacing w:line="480" w:lineRule="auto"/>
+        <w:ind w:right="588"/>
+        <w:jc w:val="both"/>
+        <w:rPr>
+          <w:lang w:val="en-IN"/>
+        </w:rPr>
+      </w:pPr>
+      <w:r>
+        <w:rPr>
+          <w:lang w:val="en-IN"/>
+        </w:rPr>
+        <w:t xml:space="preserve">If the question needs deeper intelligence, the chatbot safely sends the question along with the relevant context to the cloud-based </w:t>
+      </w:r>
+      <w:proofErr w:type="spellStart"/>
+      <w:r>
+        <w:rPr>
           <w:b/>
           <w:bCs/>
           <w:lang w:val="en-IN"/>
@@ -3915,27 +4248,135 @@
           <w:bCs/>
           <w:lang w:val="en-IN"/>
         </w:rPr>
-        <w:t xml:space="preserve"> API</w:t>
-      </w:r>
-      <w:r>
-        <w:rPr>
-          <w:lang w:val="en-IN"/>
-        </w:rPr>
-        <w:t xml:space="preserve"> to generate an AI-based response with conversation context. The system also maintains conversation history in chat_history.txt and supports multiple conversation sessions. Users can upload </w:t>
-      </w:r>
-      <w:r>
-        <w:rPr>
-          <w:b/>
-          <w:bCs/>
-          <w:lang w:val="en-IN"/>
-        </w:rPr>
-        <w:t>TXT, DOCX, and common image files</w:t>
-      </w:r>
-      <w:r>
-        <w:rPr>
-          <w:lang w:val="en-IN"/>
-        </w:rPr>
-        <w:t xml:space="preserve"> for analysis, with documents processed for text and images handled through a multimodal AI model.</w:t>
+        <w:t xml:space="preserve"> AI model (</w:t>
+      </w:r>
+      <w:proofErr w:type="spellStart"/>
+      <w:r>
+        <w:rPr>
+          <w:b/>
+          <w:bCs/>
+          <w:lang w:val="en-IN"/>
+        </w:rPr>
+        <w:t>openai</w:t>
+      </w:r>
+      <w:proofErr w:type="spellEnd"/>
+      <w:r>
+        <w:rPr>
+          <w:b/>
+          <w:bCs/>
+          <w:lang w:val="en-IN"/>
+        </w:rPr>
+        <w:t>/gpt-oss-20b)</w:t>
+      </w:r>
+      <w:r>
+        <w:rPr>
+          <w:lang w:val="en-IN"/>
+        </w:rPr>
+        <w:t xml:space="preserve"> to generate a clear, human-like response while remembering the conversation history.</w:t>
+      </w:r>
+    </w:p>
+    <w:p>
+      <w:pPr>
+        <w:pStyle w:val="BodyText"/>
+        <w:numPr>
+          <w:ilvl w:val="0"/>
+          <w:numId w:val="25"/>
+        </w:numPr>
+        <w:spacing w:line="480" w:lineRule="auto"/>
+        <w:ind w:right="588"/>
+        <w:jc w:val="both"/>
+        <w:rPr>
+          <w:lang w:val="en-IN"/>
+        </w:rPr>
+      </w:pPr>
+      <w:r>
+        <w:rPr>
+          <w:lang w:val="en-IN"/>
+        </w:rPr>
+        <w:t>If the internet disconnects, the chatbot automatically switches to offline mode, ensuring it never crashes.</w:t>
+      </w:r>
+    </w:p>
+    <w:p>
+      <w:pPr>
+        <w:pStyle w:val="BodyText"/>
+        <w:spacing w:line="480" w:lineRule="auto"/>
+        <w:ind w:left="598" w:right="588"/>
+        <w:jc w:val="both"/>
+        <w:rPr>
+          <w:lang w:val="en-IN"/>
+        </w:rPr>
+      </w:pPr>
+      <w:r>
+        <w:rPr>
+          <w:lang w:val="en-IN"/>
+        </w:rPr>
+        <w:t xml:space="preserve">In addition to text chat, the system can read and </w:t>
+      </w:r>
+      <w:proofErr w:type="spellStart"/>
+      <w:r>
+        <w:rPr>
+          <w:lang w:val="en-IN"/>
+        </w:rPr>
+        <w:t>analyze</w:t>
+      </w:r>
+      <w:proofErr w:type="spellEnd"/>
+      <w:r>
+        <w:rPr>
+          <w:lang w:val="en-IN"/>
+        </w:rPr>
+        <w:t xml:space="preserve"> uploaded </w:t>
+      </w:r>
+      <w:r>
+        <w:rPr>
+          <w:b/>
+          <w:bCs/>
+          <w:lang w:val="en-IN"/>
+        </w:rPr>
+        <w:t>TXT files, Word documents (.docx), and images</w:t>
+      </w:r>
+      <w:r>
+        <w:rPr>
+          <w:lang w:val="en-IN"/>
+        </w:rPr>
+        <w:t xml:space="preserve"> using AI computer vision for text recognition (OCR). The conversation system supports multiple chat sessions, </w:t>
+      </w:r>
+      <w:r>
+        <w:rPr>
+          <w:lang w:val="en-IN"/>
+        </w:rPr>
+        <w:lastRenderedPageBreak/>
+        <w:t xml:space="preserve">question editing, and one-click chat export. An authenticated </w:t>
+      </w:r>
+      <w:r>
+        <w:rPr>
+          <w:b/>
+          <w:bCs/>
+          <w:lang w:val="en-IN"/>
+        </w:rPr>
+        <w:t>Admin Panel</w:t>
+      </w:r>
+      <w:r>
+        <w:rPr>
+          <w:lang w:val="en-IN"/>
+        </w:rPr>
+        <w:t xml:space="preserve"> allows administrators to safely add, edit, or delete FAQs and monitor conversation logs.</w:t>
+      </w:r>
+    </w:p>
+    <w:p>
+      <w:pPr>
+        <w:pStyle w:val="BodyText"/>
+        <w:spacing w:line="480" w:lineRule="auto"/>
+        <w:ind w:left="598" w:right="588"/>
+        <w:jc w:val="both"/>
+        <w:rPr>
+          <w:lang w:val="en-IN"/>
+        </w:rPr>
+      </w:pPr>
+      <w:r>
+        <w:rPr>
+          <w:lang w:val="en-IN"/>
+        </w:rPr>
+        <w:t>To make the application fast and reliable, chat history and knowledge entries are cached directly in computer memory (RAM) for instant responses, while atomic file saving protects data from corruption. Built-in security protections prevent password guessing, malicious file uploads, and web script injection. In summary, this project combines C++ systems programming, file handling, network APIs, document parsing, web development, and modern AI into a complete and practical software application.</w:t>
       </w:r>
     </w:p>
     <w:p>
@@ -3959,40 +4400,6 @@
           <w:cols w:space="720"/>
         </w:sectPr>
       </w:pPr>
-      <w:r>
-        <w:rPr>
-          <w:lang w:val="en-IN"/>
-        </w:rPr>
-        <w:t xml:space="preserve">The application also includes an </w:t>
-      </w:r>
-      <w:r>
-        <w:rPr>
-          <w:b/>
-          <w:bCs/>
-          <w:lang w:val="en-IN"/>
-        </w:rPr>
-        <w:t>admin mode</w:t>
-      </w:r>
-      <w:r>
-        <w:rPr>
-          <w:lang w:val="en-IN"/>
-        </w:rPr>
-        <w:t xml:space="preserve"> for managing FAQ entries and conversation history. Overall, the project demonstrates practical implementation of </w:t>
-      </w:r>
-      <w:r>
-        <w:rPr>
-          <w:b/>
-          <w:bCs/>
-          <w:lang w:val="en-IN"/>
-        </w:rPr>
-        <w:t>C++ programming, file handling, string processing, web technologies, JSON processing, API integration, AI-based interaction, and basic security mechanisms</w:t>
-      </w:r>
-      <w:r>
-        <w:rPr>
-          <w:lang w:val="en-IN"/>
-        </w:rPr>
-        <w:t>.</w:t>
-      </w:r>
     </w:p>
     <w:p>
       <w:pPr>
@@ -5424,7 +5831,19 @@
         <w:pStyle w:val="BodyText"/>
         <w:spacing w:before="1" w:line="480" w:lineRule="auto"/>
         <w:ind w:left="598" w:right="604"/>
-        <w:rPr>
+      </w:pPr>
+      <w:r>
+        <w:t>The development and execution of the Chatbot Assistant project follow an organized, multi-step engineering lifecycle from environment configuration to final deployment and testing.</w:t>
+      </w:r>
+    </w:p>
+    <w:p>
+      <w:pPr>
+        <w:pStyle w:val="BodyText"/>
+        <w:spacing w:before="1" w:line="480" w:lineRule="auto"/>
+        <w:ind w:left="598" w:right="604"/>
+        <w:rPr>
+          <w:b/>
+          <w:bCs/>
           <w:u w:val="single"/>
           <w:lang w:val="en-IN"/>
         </w:rPr>
@@ -5452,8 +5871,161 @@
           <w:b/>
           <w:bCs/>
           <w:u w:val="single"/>
-        </w:rPr>
-        <w:t>Import the Required Libraries</w:t>
+          <w:lang w:val="en-IN"/>
+        </w:rPr>
+        <w:t>Development Environment Setup</w:t>
+      </w:r>
+    </w:p>
+    <w:p>
+      <w:pPr>
+        <w:pStyle w:val="BodyText"/>
+        <w:spacing w:before="1" w:line="480" w:lineRule="auto"/>
+        <w:ind w:left="598" w:right="604"/>
+      </w:pPr>
+      <w:r>
+        <w:t xml:space="preserve">To build a modern C++17 application on Windows without bulky commercial IDEs, the open-source </w:t>
+      </w:r>
+      <w:r>
+        <w:rPr>
+          <w:b/>
+          <w:bCs/>
+        </w:rPr>
+        <w:t>MSYS2</w:t>
+      </w:r>
+      <w:r>
+        <w:t xml:space="preserve"> ecosystem was chosen:</w:t>
+      </w:r>
+    </w:p>
+    <w:p>
+      <w:pPr>
+        <w:pStyle w:val="BodyText"/>
+        <w:numPr>
+          <w:ilvl w:val="0"/>
+          <w:numId w:val="28"/>
+        </w:numPr>
+        <w:spacing w:before="1" w:line="480" w:lineRule="auto"/>
+        <w:ind w:right="604"/>
+        <w:rPr>
+          <w:b/>
+          <w:bCs/>
+          <w:lang w:val="en-IN"/>
+        </w:rPr>
+      </w:pPr>
+      <w:r>
+        <w:rPr>
+          <w:b/>
+          <w:bCs/>
+          <w:lang w:val="en-IN"/>
+        </w:rPr>
+        <w:t xml:space="preserve">Install MSYS2: </w:t>
+      </w:r>
+    </w:p>
+    <w:p>
+      <w:pPr>
+        <w:pStyle w:val="BodyText"/>
+        <w:numPr>
+          <w:ilvl w:val="0"/>
+          <w:numId w:val="26"/>
+        </w:numPr>
+        <w:spacing w:before="1" w:line="480" w:lineRule="auto"/>
+        <w:ind w:right="604"/>
+        <w:rPr>
+          <w:b/>
+          <w:bCs/>
+          <w:lang w:val="en-IN"/>
+        </w:rPr>
+      </w:pPr>
+      <w:r>
+        <w:rPr>
+          <w:lang w:val="en-IN"/>
+        </w:rPr>
+        <w:t>Download the MSYS2 64-bit installer from the official website</w:t>
+      </w:r>
+      <w:r>
+        <w:rPr>
+          <w:lang w:val="en-IN"/>
+        </w:rPr>
+        <w:t>:</w:t>
+      </w:r>
+      <w:r>
+        <w:rPr>
+          <w:lang w:val="en-IN"/>
+        </w:rPr>
+        <w:t xml:space="preserve"> (https://www.msys2.org/).</w:t>
+      </w:r>
+    </w:p>
+    <w:p>
+      <w:pPr>
+        <w:pStyle w:val="BodyText"/>
+        <w:numPr>
+          <w:ilvl w:val="0"/>
+          <w:numId w:val="26"/>
+        </w:numPr>
+        <w:spacing w:before="1" w:line="480" w:lineRule="auto"/>
+        <w:ind w:right="604"/>
+        <w:rPr>
+          <w:lang w:val="en-IN"/>
+        </w:rPr>
+      </w:pPr>
+      <w:r>
+        <w:rPr>
+          <w:lang w:val="en-IN"/>
+        </w:rPr>
+        <w:t>Complete the installation to the default directory C:\msys64.</w:t>
+      </w:r>
+    </w:p>
+    <w:p>
+      <w:pPr>
+        <w:pStyle w:val="BodyText"/>
+        <w:spacing w:before="1" w:line="480" w:lineRule="auto"/>
+        <w:ind w:left="598" w:right="604"/>
+        <w:rPr>
+          <w:b/>
+          <w:bCs/>
+          <w:lang w:val="en-IN"/>
+        </w:rPr>
+      </w:pPr>
+      <w:r>
+        <w:rPr>
+          <w:b/>
+          <w:bCs/>
+          <w:lang w:val="en-IN"/>
+        </w:rPr>
+        <w:t xml:space="preserve">2.  Install the C++17 Compiler and Build Tools: </w:t>
+      </w:r>
+    </w:p>
+    <w:p>
+      <w:pPr>
+        <w:pStyle w:val="BodyText"/>
+        <w:numPr>
+          <w:ilvl w:val="0"/>
+          <w:numId w:val="27"/>
+        </w:numPr>
+        <w:spacing w:before="1" w:line="480" w:lineRule="auto"/>
+        <w:ind w:right="604"/>
+        <w:rPr>
+          <w:lang w:val="en-IN"/>
+        </w:rPr>
+      </w:pPr>
+      <w:r>
+        <w:rPr>
+          <w:lang w:val="en-IN"/>
+        </w:rPr>
+        <w:t xml:space="preserve">Open the </w:t>
+      </w:r>
+      <w:r>
+        <w:rPr>
+          <w:b/>
+          <w:bCs/>
+          <w:lang w:val="en-IN"/>
+        </w:rPr>
+        <w:t>MSYS2 UCRT64</w:t>
+      </w:r>
+      <w:r>
+        <w:rPr>
+          <w:lang w:val="en-IN"/>
+        </w:rPr>
+        <w:t xml:space="preserve"> terminal and install the modern GCC compiler and supporting packages by running:</w:t>
       </w:r>
     </w:p>
     <w:p>
@@ -5469,7 +6041,178 @@
         <w:rPr>
           <w:lang w:val="en-IN"/>
         </w:rPr>
-        <w:t xml:space="preserve">Open </w:t>
+        <w:t>Bash:</w:t>
+      </w:r>
+    </w:p>
+    <w:p>
+      <w:pPr>
+        <w:pStyle w:val="BodyText"/>
+        <w:spacing w:before="1" w:line="480" w:lineRule="auto"/>
+        <w:ind w:left="720" w:right="604"/>
+        <w:rPr>
+          <w:lang w:val="en-IN"/>
+        </w:rPr>
+      </w:pPr>
+      <w:proofErr w:type="spellStart"/>
+      <w:r>
+        <w:rPr>
+          <w:lang w:val="en-IN"/>
+        </w:rPr>
+        <w:t>pacman</w:t>
+      </w:r>
+      <w:proofErr w:type="spellEnd"/>
+      <w:r>
+        <w:rPr>
+          <w:lang w:val="en-IN"/>
+        </w:rPr>
+        <w:t xml:space="preserve"> -</w:t>
+      </w:r>
+      <w:proofErr w:type="spellStart"/>
+      <w:r>
+        <w:rPr>
+          <w:lang w:val="en-IN"/>
+        </w:rPr>
+        <w:t>Syu</w:t>
+      </w:r>
+      <w:proofErr w:type="spellEnd"/>
+    </w:p>
+    <w:p>
+      <w:pPr>
+        <w:pStyle w:val="BodyText"/>
+        <w:spacing w:before="1" w:line="480" w:lineRule="auto"/>
+        <w:ind w:left="720" w:right="604"/>
+        <w:rPr>
+          <w:lang w:val="en-IN"/>
+        </w:rPr>
+      </w:pPr>
+      <w:proofErr w:type="spellStart"/>
+      <w:r>
+        <w:rPr>
+          <w:lang w:val="en-IN"/>
+        </w:rPr>
+        <w:t>pacman</w:t>
+      </w:r>
+      <w:proofErr w:type="spellEnd"/>
+      <w:r>
+        <w:rPr>
+          <w:lang w:val="en-IN"/>
+        </w:rPr>
+        <w:t xml:space="preserve"> -S mingw-w64-ucrt-x86_64-gcc mingw-w64-ucrt-x86_64-curl</w:t>
+      </w:r>
+    </w:p>
+    <w:p>
+      <w:pPr>
+        <w:pStyle w:val="BodyText"/>
+        <w:spacing w:before="1" w:line="480" w:lineRule="auto"/>
+        <w:ind w:left="598" w:right="604"/>
+        <w:rPr>
+          <w:lang w:val="en-IN"/>
+        </w:rPr>
+      </w:pPr>
+      <w:r>
+        <w:rPr>
+          <w:b/>
+          <w:bCs/>
+          <w:lang w:val="en-IN"/>
+        </w:rPr>
+        <w:t>3.</w:t>
+      </w:r>
+      <w:r>
+        <w:rPr>
+          <w:b/>
+          <w:bCs/>
+          <w:lang w:val="en-IN"/>
+        </w:rPr>
+        <w:t xml:space="preserve"> </w:t>
+      </w:r>
+      <w:r>
+        <w:rPr>
+          <w:b/>
+          <w:bCs/>
+          <w:lang w:val="en-IN"/>
+        </w:rPr>
+        <w:t>Configure System PATH:</w:t>
+      </w:r>
+      <w:r>
+        <w:rPr>
+          <w:lang w:val="en-IN"/>
+        </w:rPr>
+        <w:t xml:space="preserve"> </w:t>
+      </w:r>
+    </w:p>
+    <w:p>
+      <w:pPr>
+        <w:pStyle w:val="BodyText"/>
+        <w:numPr>
+          <w:ilvl w:val="0"/>
+          <w:numId w:val="29"/>
+        </w:numPr>
+        <w:spacing w:before="1" w:line="480" w:lineRule="auto"/>
+        <w:ind w:right="604"/>
+        <w:rPr>
+          <w:lang w:val="en-IN"/>
+        </w:rPr>
+      </w:pPr>
+      <w:r>
+        <w:rPr>
+          <w:lang w:val="en-IN"/>
+        </w:rPr>
+        <w:t xml:space="preserve">Add C:\msys64\ucrt64\bin to the Windows </w:t>
+      </w:r>
+      <w:r>
+        <w:rPr>
+          <w:b/>
+          <w:bCs/>
+          <w:lang w:val="en-IN"/>
+        </w:rPr>
+        <w:t>Environment Variables</w:t>
+      </w:r>
+      <w:r>
+        <w:rPr>
+          <w:lang w:val="en-IN"/>
+        </w:rPr>
+        <w:t xml:space="preserve"> (System PATH) so that g++.exe and libcurl.dll are accessible from any terminal or Visual Studio Code.</w:t>
+      </w:r>
+    </w:p>
+    <w:p>
+      <w:pPr>
+        <w:pStyle w:val="BodyText"/>
+        <w:spacing w:before="1" w:line="480" w:lineRule="auto"/>
+        <w:ind w:left="720" w:right="604"/>
+        <w:rPr>
+          <w:b/>
+          <w:bCs/>
+          <w:lang w:val="en-IN"/>
+        </w:rPr>
+      </w:pPr>
+      <w:r>
+        <w:rPr>
+          <w:b/>
+          <w:bCs/>
+          <w:lang w:val="en-IN"/>
+        </w:rPr>
+        <w:lastRenderedPageBreak/>
+        <w:t xml:space="preserve">4. Install Code Editor: </w:t>
+      </w:r>
+    </w:p>
+    <w:p>
+      <w:pPr>
+        <w:pStyle w:val="BodyText"/>
+        <w:numPr>
+          <w:ilvl w:val="0"/>
+          <w:numId w:val="30"/>
+        </w:numPr>
+        <w:spacing w:before="1" w:line="480" w:lineRule="auto"/>
+        <w:ind w:right="604"/>
+        <w:rPr>
+          <w:lang w:val="en-IN"/>
+        </w:rPr>
+      </w:pPr>
+      <w:r>
+        <w:rPr>
+          <w:lang w:val="en-IN"/>
+        </w:rPr>
+        <w:t xml:space="preserve">Install </w:t>
       </w:r>
       <w:r>
         <w:rPr>
@@ -5483,8 +6226,3263 @@
         <w:rPr>
           <w:lang w:val="en-IN"/>
         </w:rPr>
-        <w:t xml:space="preserve"> and create a new Python file (for example, drawing_app.py). Import all the necessary libraries required for the application:</w:t>
-      </w:r>
+        <w:t xml:space="preserve"> from https://code.visualstudio.com/ along with the official </w:t>
+      </w:r>
+      <w:r>
+        <w:rPr>
+          <w:i/>
+          <w:iCs/>
+          <w:lang w:val="en-IN"/>
+        </w:rPr>
+        <w:t>C/C++</w:t>
+      </w:r>
+      <w:r>
+        <w:rPr>
+          <w:lang w:val="en-IN"/>
+        </w:rPr>
+        <w:t xml:space="preserve"> extension by Microsoft for syntax checking and project navigation.</w:t>
+      </w:r>
+    </w:p>
+    <w:p>
+      <w:pPr>
+        <w:pStyle w:val="BodyText"/>
+        <w:spacing w:before="1" w:line="480" w:lineRule="auto"/>
+        <w:ind w:left="720" w:right="604"/>
+        <w:rPr>
+          <w:b/>
+          <w:bCs/>
+          <w:u w:val="single"/>
+          <w:lang w:val="en-IN"/>
+        </w:rPr>
+      </w:pPr>
+      <w:r>
+        <w:rPr>
+          <w:b/>
+          <w:bCs/>
+          <w:u w:val="single"/>
+          <w:lang w:val="en-IN"/>
+        </w:rPr>
+        <w:t>Step 2: Acquiring Required Libraries and Headers</w:t>
+      </w:r>
+    </w:p>
+    <w:p>
+      <w:pPr>
+        <w:pStyle w:val="BodyText"/>
+        <w:spacing w:before="1" w:line="480" w:lineRule="auto"/>
+        <w:ind w:left="720" w:right="604"/>
+        <w:rPr>
+          <w:lang w:val="en-IN"/>
+        </w:rPr>
+      </w:pPr>
+      <w:r>
+        <w:rPr>
+          <w:lang w:val="en-IN"/>
+        </w:rPr>
+        <w:t>The project relies on clean, high-performance, open-source libraries:</w:t>
+      </w:r>
+    </w:p>
+    <w:p>
+      <w:pPr>
+        <w:pStyle w:val="BodyText"/>
+        <w:numPr>
+          <w:ilvl w:val="0"/>
+          <w:numId w:val="31"/>
+        </w:numPr>
+        <w:spacing w:before="1" w:line="480" w:lineRule="auto"/>
+        <w:ind w:right="604"/>
+        <w:rPr>
+          <w:lang w:val="en-IN"/>
+        </w:rPr>
+      </w:pPr>
+      <w:proofErr w:type="spellStart"/>
+      <w:r>
+        <w:rPr>
+          <w:b/>
+          <w:bCs/>
+          <w:lang w:val="en-IN"/>
+        </w:rPr>
+        <w:t>cpp-httplib</w:t>
+      </w:r>
+      <w:proofErr w:type="spellEnd"/>
+      <w:r>
+        <w:rPr>
+          <w:b/>
+          <w:bCs/>
+          <w:lang w:val="en-IN"/>
+        </w:rPr>
+        <w:t xml:space="preserve"> (v0.18+):</w:t>
+      </w:r>
+      <w:r>
+        <w:rPr>
+          <w:lang w:val="en-IN"/>
+        </w:rPr>
+        <w:t xml:space="preserve"> </w:t>
+      </w:r>
+    </w:p>
+    <w:p>
+      <w:pPr>
+        <w:pStyle w:val="BodyText"/>
+        <w:numPr>
+          <w:ilvl w:val="1"/>
+          <w:numId w:val="31"/>
+        </w:numPr>
+        <w:spacing w:before="1" w:line="480" w:lineRule="auto"/>
+        <w:ind w:right="604"/>
+        <w:rPr>
+          <w:lang w:val="en-IN"/>
+        </w:rPr>
+      </w:pPr>
+      <w:r>
+        <w:rPr>
+          <w:b/>
+          <w:bCs/>
+          <w:lang w:val="en-IN"/>
+        </w:rPr>
+        <w:t>Purpose:</w:t>
+      </w:r>
+      <w:r>
+        <w:rPr>
+          <w:lang w:val="en-IN"/>
+        </w:rPr>
+        <w:t xml:space="preserve"> Provides a lightweight, multi-threaded C++ HTTP/HTTPS server and client in a single header file.</w:t>
+      </w:r>
+    </w:p>
+    <w:p>
+      <w:pPr>
+        <w:pStyle w:val="BodyText"/>
+        <w:numPr>
+          <w:ilvl w:val="1"/>
+          <w:numId w:val="31"/>
+        </w:numPr>
+        <w:spacing w:before="1" w:line="480" w:lineRule="auto"/>
+        <w:ind w:right="604"/>
+        <w:rPr>
+          <w:lang w:val="en-IN"/>
+        </w:rPr>
+      </w:pPr>
+      <w:r>
+        <w:rPr>
+          <w:b/>
+          <w:bCs/>
+          <w:lang w:val="en-IN"/>
+        </w:rPr>
+        <w:t>Source:</w:t>
+      </w:r>
+      <w:r>
+        <w:rPr>
+          <w:lang w:val="en-IN"/>
+        </w:rPr>
+        <w:t xml:space="preserve"> Download </w:t>
+      </w:r>
+      <w:proofErr w:type="spellStart"/>
+      <w:r>
+        <w:rPr>
+          <w:lang w:val="en-IN"/>
+        </w:rPr>
+        <w:t>httplib.h</w:t>
+      </w:r>
+      <w:proofErr w:type="spellEnd"/>
+      <w:r>
+        <w:rPr>
+          <w:lang w:val="en-IN"/>
+        </w:rPr>
+        <w:t xml:space="preserve"> from GitHub (https://github.com/yhirose/cpp-httplib) and place it in the project Source/ directory.</w:t>
+      </w:r>
+    </w:p>
+    <w:p>
+      <w:pPr>
+        <w:pStyle w:val="BodyText"/>
+        <w:numPr>
+          <w:ilvl w:val="0"/>
+          <w:numId w:val="31"/>
+        </w:numPr>
+        <w:spacing w:before="1" w:line="480" w:lineRule="auto"/>
+        <w:ind w:right="604"/>
+        <w:rPr>
+          <w:lang w:val="en-IN"/>
+        </w:rPr>
+      </w:pPr>
+      <w:proofErr w:type="spellStart"/>
+      <w:r>
+        <w:rPr>
+          <w:b/>
+          <w:bCs/>
+          <w:lang w:val="en-IN"/>
+        </w:rPr>
+        <w:t>nlohmann</w:t>
+      </w:r>
+      <w:proofErr w:type="spellEnd"/>
+      <w:r>
+        <w:rPr>
+          <w:b/>
+          <w:bCs/>
+          <w:lang w:val="en-IN"/>
+        </w:rPr>
+        <w:t>/</w:t>
+      </w:r>
+      <w:proofErr w:type="spellStart"/>
+      <w:r>
+        <w:rPr>
+          <w:b/>
+          <w:bCs/>
+          <w:lang w:val="en-IN"/>
+        </w:rPr>
+        <w:t>json</w:t>
+      </w:r>
+      <w:proofErr w:type="spellEnd"/>
+      <w:r>
+        <w:rPr>
+          <w:b/>
+          <w:bCs/>
+          <w:lang w:val="en-IN"/>
+        </w:rPr>
+        <w:t xml:space="preserve"> (v3.11+):</w:t>
+      </w:r>
+      <w:r>
+        <w:rPr>
+          <w:lang w:val="en-IN"/>
+        </w:rPr>
+        <w:t xml:space="preserve"> </w:t>
+      </w:r>
+    </w:p>
+    <w:p>
+      <w:pPr>
+        <w:pStyle w:val="BodyText"/>
+        <w:numPr>
+          <w:ilvl w:val="1"/>
+          <w:numId w:val="31"/>
+        </w:numPr>
+        <w:spacing w:before="1" w:line="480" w:lineRule="auto"/>
+        <w:ind w:right="604"/>
+        <w:rPr>
+          <w:lang w:val="en-IN"/>
+        </w:rPr>
+      </w:pPr>
+      <w:r>
+        <w:rPr>
+          <w:b/>
+          <w:bCs/>
+          <w:lang w:val="en-IN"/>
+        </w:rPr>
+        <w:t>Purpose:</w:t>
+      </w:r>
+      <w:r>
+        <w:rPr>
+          <w:lang w:val="en-IN"/>
+        </w:rPr>
+        <w:t xml:space="preserve"> Industry-standard, header-only JSON library for parsing and serializing API requests and configuration files in C++.</w:t>
+      </w:r>
+    </w:p>
+    <w:p>
+      <w:pPr>
+        <w:pStyle w:val="BodyText"/>
+        <w:numPr>
+          <w:ilvl w:val="1"/>
+          <w:numId w:val="31"/>
+        </w:numPr>
+        <w:spacing w:before="1" w:line="480" w:lineRule="auto"/>
+        <w:ind w:right="604"/>
+        <w:rPr>
+          <w:lang w:val="en-IN"/>
+        </w:rPr>
+      </w:pPr>
+      <w:r>
+        <w:rPr>
+          <w:b/>
+          <w:bCs/>
+          <w:lang w:val="en-IN"/>
+        </w:rPr>
+        <w:t>Source:</w:t>
+      </w:r>
+      <w:r>
+        <w:rPr>
+          <w:lang w:val="en-IN"/>
+        </w:rPr>
+        <w:t xml:space="preserve"> Download json.hpp from GitHub (https://github.com/nlohmann/json) and place it in Source/.</w:t>
+      </w:r>
+    </w:p>
+    <w:p>
+      <w:pPr>
+        <w:pStyle w:val="BodyText"/>
+        <w:numPr>
+          <w:ilvl w:val="0"/>
+          <w:numId w:val="31"/>
+        </w:numPr>
+        <w:spacing w:before="1" w:line="480" w:lineRule="auto"/>
+        <w:ind w:right="604"/>
+        <w:rPr>
+          <w:lang w:val="en-IN"/>
+        </w:rPr>
+      </w:pPr>
+      <w:proofErr w:type="spellStart"/>
+      <w:r>
+        <w:rPr>
+          <w:b/>
+          <w:bCs/>
+          <w:lang w:val="en-IN"/>
+        </w:rPr>
+        <w:t>libcurl</w:t>
+      </w:r>
+      <w:proofErr w:type="spellEnd"/>
+      <w:r>
+        <w:rPr>
+          <w:b/>
+          <w:bCs/>
+          <w:lang w:val="en-IN"/>
+        </w:rPr>
+        <w:t>:</w:t>
+      </w:r>
+      <w:r>
+        <w:rPr>
+          <w:lang w:val="en-IN"/>
+        </w:rPr>
+        <w:t xml:space="preserve"> </w:t>
+      </w:r>
+    </w:p>
+    <w:p>
+      <w:pPr>
+        <w:pStyle w:val="BodyText"/>
+        <w:numPr>
+          <w:ilvl w:val="1"/>
+          <w:numId w:val="31"/>
+        </w:numPr>
+        <w:spacing w:before="1" w:line="480" w:lineRule="auto"/>
+        <w:ind w:right="604"/>
+        <w:rPr>
+          <w:lang w:val="en-IN"/>
+        </w:rPr>
+      </w:pPr>
+      <w:r>
+        <w:rPr>
+          <w:b/>
+          <w:bCs/>
+          <w:lang w:val="en-IN"/>
+        </w:rPr>
+        <w:t>Purpose:</w:t>
+      </w:r>
+      <w:r>
+        <w:rPr>
+          <w:lang w:val="en-IN"/>
+        </w:rPr>
+        <w:t xml:space="preserve"> A multiprotocol file transfer library used by the C++ backend to establish secure HTTPS connections with cloud AI APIs.</w:t>
+      </w:r>
+    </w:p>
+    <w:p>
+      <w:pPr>
+        <w:pStyle w:val="BodyText"/>
+        <w:numPr>
+          <w:ilvl w:val="1"/>
+          <w:numId w:val="31"/>
+        </w:numPr>
+        <w:spacing w:before="1" w:line="480" w:lineRule="auto"/>
+        <w:ind w:right="604"/>
+        <w:rPr>
+          <w:lang w:val="en-IN"/>
+        </w:rPr>
+      </w:pPr>
+      <w:r>
+        <w:rPr>
+          <w:b/>
+          <w:bCs/>
+          <w:lang w:val="en-IN"/>
+        </w:rPr>
+        <w:t>Source:</w:t>
+      </w:r>
+      <w:r>
+        <w:rPr>
+          <w:lang w:val="en-IN"/>
+        </w:rPr>
+        <w:t xml:space="preserve"> Installed natively via MSYS2 (libcurl-4.dll and header &lt;curl/</w:t>
+      </w:r>
+      <w:proofErr w:type="spellStart"/>
+      <w:r>
+        <w:rPr>
+          <w:lang w:val="en-IN"/>
+        </w:rPr>
+        <w:t>curl.h</w:t>
+      </w:r>
+      <w:proofErr w:type="spellEnd"/>
+      <w:r>
+        <w:rPr>
+          <w:lang w:val="en-IN"/>
+        </w:rPr>
+        <w:t>&gt;).</w:t>
+      </w:r>
+    </w:p>
+    <w:p>
+      <w:pPr>
+        <w:pStyle w:val="BodyText"/>
+        <w:numPr>
+          <w:ilvl w:val="0"/>
+          <w:numId w:val="31"/>
+        </w:numPr>
+        <w:spacing w:before="1" w:line="480" w:lineRule="auto"/>
+        <w:ind w:right="604"/>
+        <w:rPr>
+          <w:lang w:val="en-IN"/>
+        </w:rPr>
+      </w:pPr>
+      <w:r>
+        <w:rPr>
+          <w:b/>
+          <w:bCs/>
+          <w:lang w:val="en-IN"/>
+        </w:rPr>
+        <w:lastRenderedPageBreak/>
+        <w:t>Frontend Client-Side Libraries:</w:t>
+      </w:r>
+      <w:r>
+        <w:rPr>
+          <w:lang w:val="en-IN"/>
+        </w:rPr>
+        <w:t xml:space="preserve"> </w:t>
+      </w:r>
+    </w:p>
+    <w:p>
+      <w:pPr>
+        <w:pStyle w:val="BodyText"/>
+        <w:numPr>
+          <w:ilvl w:val="1"/>
+          <w:numId w:val="31"/>
+        </w:numPr>
+        <w:spacing w:before="1" w:line="480" w:lineRule="auto"/>
+        <w:ind w:right="604"/>
+        <w:rPr>
+          <w:lang w:val="en-IN"/>
+        </w:rPr>
+      </w:pPr>
+      <w:r>
+        <w:rPr>
+          <w:b/>
+          <w:bCs/>
+          <w:lang w:val="en-IN"/>
+        </w:rPr>
+        <w:t>marked.js:</w:t>
+      </w:r>
+      <w:r>
+        <w:rPr>
+          <w:lang w:val="en-IN"/>
+        </w:rPr>
+        <w:t xml:space="preserve"> Parses AI Markdown responses into clean HTML formatted text.</w:t>
+      </w:r>
+    </w:p>
+    <w:p>
+      <w:pPr>
+        <w:pStyle w:val="BodyText"/>
+        <w:numPr>
+          <w:ilvl w:val="1"/>
+          <w:numId w:val="31"/>
+        </w:numPr>
+        <w:spacing w:before="1" w:line="480" w:lineRule="auto"/>
+        <w:ind w:right="604"/>
+        <w:rPr>
+          <w:lang w:val="en-IN"/>
+        </w:rPr>
+      </w:pPr>
+      <w:r>
+        <w:rPr>
+          <w:b/>
+          <w:bCs/>
+          <w:lang w:val="en-IN"/>
+        </w:rPr>
+        <w:t>highlight.js:</w:t>
+      </w:r>
+      <w:r>
+        <w:rPr>
+          <w:lang w:val="en-IN"/>
+        </w:rPr>
+        <w:t xml:space="preserve"> Provides real-time code syntax highlighting with copy buttons.</w:t>
+      </w:r>
+    </w:p>
+    <w:p>
+      <w:pPr>
+        <w:pStyle w:val="BodyText"/>
+        <w:numPr>
+          <w:ilvl w:val="1"/>
+          <w:numId w:val="31"/>
+        </w:numPr>
+        <w:spacing w:before="1" w:line="480" w:lineRule="auto"/>
+        <w:ind w:right="604"/>
+        <w:rPr>
+          <w:lang w:val="en-IN"/>
+        </w:rPr>
+      </w:pPr>
+      <w:proofErr w:type="spellStart"/>
+      <w:r>
+        <w:rPr>
+          <w:b/>
+          <w:bCs/>
+          <w:lang w:val="en-IN"/>
+        </w:rPr>
+        <w:t>DOMPurify</w:t>
+      </w:r>
+      <w:proofErr w:type="spellEnd"/>
+      <w:r>
+        <w:rPr>
+          <w:b/>
+          <w:bCs/>
+          <w:lang w:val="en-IN"/>
+        </w:rPr>
+        <w:t>:</w:t>
+      </w:r>
+      <w:r>
+        <w:rPr>
+          <w:lang w:val="en-IN"/>
+        </w:rPr>
+        <w:t xml:space="preserve"> Sanitizes all generated HTML prior to DOM insertion, neutralizing Cross-Site Scripting (XSS).</w:t>
+      </w:r>
+    </w:p>
+    <w:p>
+      <w:pPr>
+        <w:pStyle w:val="BodyText"/>
+        <w:spacing w:before="1" w:line="480" w:lineRule="auto"/>
+        <w:ind w:left="1080" w:right="604"/>
+        <w:rPr>
+          <w:b/>
+          <w:bCs/>
+          <w:u w:val="single"/>
+          <w:lang w:val="en-IN"/>
+        </w:rPr>
+      </w:pPr>
+      <w:r>
+        <w:rPr>
+          <w:b/>
+          <w:bCs/>
+          <w:u w:val="single"/>
+          <w:lang w:val="en-IN"/>
+        </w:rPr>
+        <w:t xml:space="preserve">Step 3: Obtaining the </w:t>
+      </w:r>
+      <w:proofErr w:type="spellStart"/>
+      <w:r>
+        <w:rPr>
+          <w:b/>
+          <w:bCs/>
+          <w:u w:val="single"/>
+          <w:lang w:val="en-IN"/>
+        </w:rPr>
+        <w:t>Groq</w:t>
+      </w:r>
+      <w:proofErr w:type="spellEnd"/>
+      <w:r>
+        <w:rPr>
+          <w:b/>
+          <w:bCs/>
+          <w:u w:val="single"/>
+          <w:lang w:val="en-IN"/>
+        </w:rPr>
+        <w:t xml:space="preserve"> Cloud AI API Key</w:t>
+      </w:r>
+    </w:p>
+    <w:p>
+      <w:pPr>
+        <w:pStyle w:val="BodyText"/>
+        <w:spacing w:before="1" w:line="480" w:lineRule="auto"/>
+        <w:ind w:left="1080" w:right="604"/>
+        <w:rPr>
+          <w:lang w:val="en-IN"/>
+        </w:rPr>
+      </w:pPr>
+      <w:r>
+        <w:rPr>
+          <w:lang w:val="en-IN"/>
+        </w:rPr>
+        <w:t xml:space="preserve">The chatbot utilizes the </w:t>
+      </w:r>
+      <w:proofErr w:type="spellStart"/>
+      <w:r>
+        <w:rPr>
+          <w:lang w:val="en-IN"/>
+        </w:rPr>
+        <w:t>Groq</w:t>
+      </w:r>
+      <w:proofErr w:type="spellEnd"/>
+      <w:r>
+        <w:rPr>
+          <w:lang w:val="en-IN"/>
+        </w:rPr>
+        <w:t xml:space="preserve"> Cloud platform for high-speed Large Language Model (LLM) and Computer Vision inference:</w:t>
+      </w:r>
+    </w:p>
+    <w:p>
+      <w:pPr>
+        <w:pStyle w:val="BodyText"/>
+        <w:numPr>
+          <w:ilvl w:val="0"/>
+          <w:numId w:val="32"/>
+        </w:numPr>
+        <w:spacing w:before="1" w:line="480" w:lineRule="auto"/>
+        <w:ind w:right="604"/>
+        <w:rPr>
+          <w:lang w:val="en-IN"/>
+        </w:rPr>
+      </w:pPr>
+      <w:r>
+        <w:rPr>
+          <w:b/>
+          <w:bCs/>
+          <w:lang w:val="en-IN"/>
+        </w:rPr>
+        <w:t>Create an Account:</w:t>
+      </w:r>
+      <w:r>
+        <w:rPr>
+          <w:lang w:val="en-IN"/>
+        </w:rPr>
+        <w:t xml:space="preserve"> </w:t>
+      </w:r>
+    </w:p>
+    <w:p>
+      <w:pPr>
+        <w:pStyle w:val="BodyText"/>
+        <w:numPr>
+          <w:ilvl w:val="1"/>
+          <w:numId w:val="32"/>
+        </w:numPr>
+        <w:spacing w:before="1" w:line="480" w:lineRule="auto"/>
+        <w:ind w:right="604"/>
+        <w:rPr>
+          <w:lang w:val="en-IN"/>
+        </w:rPr>
+      </w:pPr>
+      <w:r>
+        <w:rPr>
+          <w:lang w:val="en-IN"/>
+        </w:rPr>
+        <w:t xml:space="preserve">Visit the official </w:t>
+      </w:r>
+      <w:proofErr w:type="spellStart"/>
+      <w:r>
+        <w:rPr>
+          <w:lang w:val="en-IN"/>
+        </w:rPr>
+        <w:t>Groq</w:t>
+      </w:r>
+      <w:proofErr w:type="spellEnd"/>
+      <w:r>
+        <w:rPr>
+          <w:lang w:val="en-IN"/>
+        </w:rPr>
+        <w:t xml:space="preserve"> Console: https://console.groq.com/.</w:t>
+      </w:r>
+    </w:p>
+    <w:p>
+      <w:pPr>
+        <w:pStyle w:val="BodyText"/>
+        <w:numPr>
+          <w:ilvl w:val="1"/>
+          <w:numId w:val="32"/>
+        </w:numPr>
+        <w:spacing w:before="1" w:line="480" w:lineRule="auto"/>
+        <w:ind w:right="604"/>
+        <w:rPr>
+          <w:lang w:val="en-IN"/>
+        </w:rPr>
+      </w:pPr>
+      <w:r>
+        <w:rPr>
+          <w:lang w:val="en-IN"/>
+        </w:rPr>
+        <w:t>Sign up for a free developer account using your Google, GitHub, or email credentials.</w:t>
+      </w:r>
+    </w:p>
+    <w:p>
+      <w:pPr>
+        <w:pStyle w:val="BodyText"/>
+        <w:numPr>
+          <w:ilvl w:val="0"/>
+          <w:numId w:val="32"/>
+        </w:numPr>
+        <w:spacing w:before="1" w:line="480" w:lineRule="auto"/>
+        <w:ind w:right="604"/>
+        <w:rPr>
+          <w:lang w:val="en-IN"/>
+        </w:rPr>
+      </w:pPr>
+      <w:r>
+        <w:rPr>
+          <w:b/>
+          <w:bCs/>
+          <w:lang w:val="en-IN"/>
+        </w:rPr>
+        <w:t>Generate the Secret API Key:</w:t>
+      </w:r>
+      <w:r>
+        <w:rPr>
+          <w:lang w:val="en-IN"/>
+        </w:rPr>
+        <w:t xml:space="preserve"> </w:t>
+      </w:r>
+    </w:p>
+    <w:p>
+      <w:pPr>
+        <w:pStyle w:val="BodyText"/>
+        <w:numPr>
+          <w:ilvl w:val="1"/>
+          <w:numId w:val="32"/>
+        </w:numPr>
+        <w:spacing w:before="1" w:line="480" w:lineRule="auto"/>
+        <w:ind w:right="604"/>
+        <w:rPr>
+          <w:lang w:val="en-IN"/>
+        </w:rPr>
+      </w:pPr>
+      <w:r>
+        <w:rPr>
+          <w:lang w:val="en-IN"/>
+        </w:rPr>
+        <w:t xml:space="preserve">Navigate to the </w:t>
+      </w:r>
+      <w:r>
+        <w:rPr>
+          <w:b/>
+          <w:bCs/>
+          <w:lang w:val="en-IN"/>
+        </w:rPr>
+        <w:t>API Keys</w:t>
+      </w:r>
+      <w:r>
+        <w:rPr>
+          <w:lang w:val="en-IN"/>
+        </w:rPr>
+        <w:t xml:space="preserve"> section in the left navigation sidebar.</w:t>
+      </w:r>
+    </w:p>
+    <w:p>
+      <w:pPr>
+        <w:pStyle w:val="BodyText"/>
+        <w:numPr>
+          <w:ilvl w:val="1"/>
+          <w:numId w:val="32"/>
+        </w:numPr>
+        <w:spacing w:before="1" w:line="480" w:lineRule="auto"/>
+        <w:ind w:right="604"/>
+        <w:rPr>
+          <w:lang w:val="en-IN"/>
+        </w:rPr>
+      </w:pPr>
+      <w:r>
+        <w:rPr>
+          <w:lang w:val="en-IN"/>
+        </w:rPr>
+        <w:t xml:space="preserve">Click on the </w:t>
+      </w:r>
+      <w:r>
+        <w:rPr>
+          <w:b/>
+          <w:bCs/>
+          <w:lang w:val="en-IN"/>
+        </w:rPr>
+        <w:t>Create API Key</w:t>
+      </w:r>
+      <w:r>
+        <w:rPr>
+          <w:lang w:val="en-IN"/>
+        </w:rPr>
+        <w:t xml:space="preserve"> button.</w:t>
+      </w:r>
+    </w:p>
+    <w:p>
+      <w:pPr>
+        <w:pStyle w:val="BodyText"/>
+        <w:numPr>
+          <w:ilvl w:val="1"/>
+          <w:numId w:val="32"/>
+        </w:numPr>
+        <w:spacing w:before="1" w:line="480" w:lineRule="auto"/>
+        <w:ind w:right="604"/>
+        <w:rPr>
+          <w:lang w:val="en-IN"/>
+        </w:rPr>
+      </w:pPr>
+      <w:r>
+        <w:rPr>
+          <w:lang w:val="en-IN"/>
+        </w:rPr>
+        <w:t xml:space="preserve">Name the key (e.g., Chatbot-Assistant-Key) and click </w:t>
+      </w:r>
+      <w:r>
+        <w:rPr>
+          <w:b/>
+          <w:bCs/>
+          <w:lang w:val="en-IN"/>
+        </w:rPr>
+        <w:t>Submit</w:t>
+      </w:r>
+      <w:r>
+        <w:rPr>
+          <w:lang w:val="en-IN"/>
+        </w:rPr>
+        <w:t>.</w:t>
+      </w:r>
+    </w:p>
+    <w:p>
+      <w:pPr>
+        <w:pStyle w:val="BodyText"/>
+        <w:numPr>
+          <w:ilvl w:val="1"/>
+          <w:numId w:val="32"/>
+        </w:numPr>
+        <w:spacing w:before="1" w:line="480" w:lineRule="auto"/>
+        <w:ind w:right="604"/>
+        <w:rPr>
+          <w:lang w:val="en-IN"/>
+        </w:rPr>
+      </w:pPr>
+      <w:r>
+        <w:rPr>
+          <w:lang w:val="en-IN"/>
+        </w:rPr>
+        <w:t xml:space="preserve">Copy the generated key (formatted as </w:t>
+      </w:r>
+      <w:proofErr w:type="spellStart"/>
+      <w:r>
+        <w:rPr>
+          <w:lang w:val="en-IN"/>
+        </w:rPr>
+        <w:t>gsk</w:t>
+      </w:r>
+      <w:proofErr w:type="spellEnd"/>
+      <w:r>
+        <w:rPr>
+          <w:lang w:val="en-IN"/>
+        </w:rPr>
+        <w:t>_...).</w:t>
+      </w:r>
+    </w:p>
+    <w:p>
+      <w:pPr>
+        <w:pStyle w:val="BodyText"/>
+        <w:numPr>
+          <w:ilvl w:val="0"/>
+          <w:numId w:val="32"/>
+        </w:numPr>
+        <w:spacing w:before="1" w:line="480" w:lineRule="auto"/>
+        <w:ind w:right="604"/>
+        <w:rPr>
+          <w:lang w:val="en-IN"/>
+        </w:rPr>
+      </w:pPr>
+      <w:r>
+        <w:rPr>
+          <w:b/>
+          <w:bCs/>
+          <w:lang w:val="en-IN"/>
+        </w:rPr>
+        <w:t>Configure Secrets Securely:</w:t>
+      </w:r>
+      <w:r>
+        <w:rPr>
+          <w:lang w:val="en-IN"/>
+        </w:rPr>
+        <w:t xml:space="preserve"> </w:t>
+      </w:r>
+    </w:p>
+    <w:p>
+      <w:pPr>
+        <w:pStyle w:val="BodyText"/>
+        <w:numPr>
+          <w:ilvl w:val="1"/>
+          <w:numId w:val="32"/>
+        </w:numPr>
+        <w:spacing w:before="1" w:line="480" w:lineRule="auto"/>
+        <w:ind w:right="604"/>
+        <w:rPr>
+          <w:lang w:val="en-IN"/>
+        </w:rPr>
+      </w:pPr>
+      <w:r>
+        <w:rPr>
+          <w:lang w:val="en-IN"/>
+        </w:rPr>
+        <w:t xml:space="preserve">In the project directory, create a hidden .env file to store credentials: </w:t>
+      </w:r>
+    </w:p>
+    <w:p>
+      <w:pPr>
+        <w:pStyle w:val="BodyText"/>
+        <w:spacing w:before="1" w:line="480" w:lineRule="auto"/>
+        <w:ind w:left="1080" w:right="604"/>
+        <w:rPr>
+          <w:lang w:val="en-IN"/>
+        </w:rPr>
+      </w:pPr>
+      <w:r>
+        <w:rPr>
+          <w:lang w:val="en-IN"/>
+        </w:rPr>
+        <w:lastRenderedPageBreak/>
+        <w:t>env</w:t>
+      </w:r>
+    </w:p>
+    <w:p>
+      <w:pPr>
+        <w:pStyle w:val="BodyText"/>
+        <w:spacing w:before="1" w:line="480" w:lineRule="auto"/>
+        <w:ind w:left="1080" w:right="604"/>
+        <w:rPr>
+          <w:lang w:val="en-IN"/>
+        </w:rPr>
+      </w:pPr>
+      <w:r>
+        <w:rPr>
+          <w:lang w:val="en-IN"/>
+        </w:rPr>
+        <w:t>GROQ_API_KEY=</w:t>
+      </w:r>
+      <w:proofErr w:type="spellStart"/>
+      <w:r>
+        <w:rPr>
+          <w:lang w:val="en-IN"/>
+        </w:rPr>
+        <w:t>gsk_your_generated_groq_api_key_here</w:t>
+      </w:r>
+      <w:proofErr w:type="spellEnd"/>
+    </w:p>
+    <w:p>
+      <w:pPr>
+        <w:pStyle w:val="BodyText"/>
+        <w:spacing w:before="1" w:line="480" w:lineRule="auto"/>
+        <w:ind w:left="1080" w:right="604"/>
+        <w:rPr>
+          <w:lang w:val="en-IN"/>
+        </w:rPr>
+      </w:pPr>
+      <w:r>
+        <w:rPr>
+          <w:lang w:val="en-IN"/>
+        </w:rPr>
+        <w:t>ADMIN_PASSWORD=</w:t>
+      </w:r>
+      <w:proofErr w:type="spellStart"/>
+      <w:r>
+        <w:rPr>
+          <w:lang w:val="en-IN"/>
+        </w:rPr>
+        <w:t>your_secure_admin_password</w:t>
+      </w:r>
+      <w:proofErr w:type="spellEnd"/>
+    </w:p>
+    <w:p>
+      <w:pPr>
+        <w:pStyle w:val="BodyText"/>
+        <w:numPr>
+          <w:ilvl w:val="1"/>
+          <w:numId w:val="32"/>
+        </w:numPr>
+        <w:spacing w:before="1" w:line="480" w:lineRule="auto"/>
+        <w:ind w:right="604"/>
+        <w:rPr>
+          <w:lang w:val="en-IN"/>
+        </w:rPr>
+      </w:pPr>
+      <w:r>
+        <w:rPr>
+          <w:i/>
+          <w:iCs/>
+          <w:lang w:val="en-IN"/>
+        </w:rPr>
+        <w:t>Security Note:</w:t>
+      </w:r>
+      <w:r>
+        <w:rPr>
+          <w:lang w:val="en-IN"/>
+        </w:rPr>
+        <w:t xml:space="preserve"> Secrets are loaded exclusively into backend memory and are never exposed or transmitted to client browsers</w:t>
+      </w:r>
+      <w:r>
+        <w:rPr>
+          <w:lang w:val="en-IN"/>
+        </w:rPr>
+        <w:t>.</w:t>
+      </w:r>
+    </w:p>
+    <w:p>
+      <w:pPr>
+        <w:spacing w:before="100" w:beforeAutospacing="1" w:after="100" w:afterAutospacing="1"/>
+        <w:rPr>
+          <w:b/>
+          <w:bCs/>
+          <w:sz w:val="28"/>
+          <w:szCs w:val="28"/>
+          <w:u w:val="single"/>
+          <w:lang w:val="en-IN"/>
+        </w:rPr>
+      </w:pPr>
+      <w:r>
+        <w:rPr>
+          <w:b/>
+          <w:bCs/>
+          <w:sz w:val="28"/>
+          <w:szCs w:val="28"/>
+          <w:lang w:val="en-IN"/>
+        </w:rPr>
+        <w:t xml:space="preserve">              </w:t>
+      </w:r>
+      <w:r>
+        <w:rPr>
+          <w:b/>
+          <w:bCs/>
+          <w:sz w:val="28"/>
+          <w:szCs w:val="28"/>
+          <w:u w:val="single"/>
+          <w:lang w:val="en-IN"/>
+        </w:rPr>
+        <w:t>Step 4: Directory Structure and Workspace Setup</w:t>
+      </w:r>
+    </w:p>
+    <w:p>
+      <w:pPr>
+        <w:spacing w:before="100" w:beforeAutospacing="1" w:after="100" w:afterAutospacing="1"/>
+        <w:rPr>
+          <w:sz w:val="28"/>
+          <w:szCs w:val="28"/>
+          <w:lang w:val="en-IN"/>
+        </w:rPr>
+      </w:pPr>
+      <w:r>
+        <w:rPr>
+          <w:sz w:val="28"/>
+          <w:szCs w:val="28"/>
+          <w:lang w:val="en-IN"/>
+        </w:rPr>
+        <w:t xml:space="preserve">              </w:t>
+      </w:r>
+      <w:r>
+        <w:rPr>
+          <w:sz w:val="28"/>
+          <w:szCs w:val="28"/>
+          <w:lang w:val="en-IN"/>
+        </w:rPr>
+        <w:t>The project is organized in a decoupled client-server directory layout:</w:t>
+      </w:r>
+    </w:p>
+    <w:p>
+      <w:pPr>
+        <w:spacing w:before="100" w:beforeAutospacing="1" w:after="100" w:afterAutospacing="1"/>
+        <w:rPr>
+          <w:sz w:val="28"/>
+          <w:szCs w:val="28"/>
+          <w:lang w:val="en-IN"/>
+        </w:rPr>
+      </w:pPr>
+      <w:proofErr w:type="spellStart"/>
+      <w:r>
+        <w:rPr>
+          <w:sz w:val="28"/>
+          <w:szCs w:val="28"/>
+          <w:lang w:val="en-IN"/>
+        </w:rPr>
+        <w:t>ChatBot</w:t>
+      </w:r>
+      <w:proofErr w:type="spellEnd"/>
+      <w:r>
+        <w:rPr>
+          <w:sz w:val="28"/>
+          <w:szCs w:val="28"/>
+          <w:lang w:val="en-IN"/>
+        </w:rPr>
+        <w:t>/</w:t>
+      </w:r>
+    </w:p>
+    <w:p>
+      <w:pPr>
+        <w:spacing w:before="100" w:beforeAutospacing="1" w:after="100" w:afterAutospacing="1"/>
+        <w:rPr>
+          <w:sz w:val="28"/>
+          <w:szCs w:val="28"/>
+          <w:lang w:val="en-IN"/>
+        </w:rPr>
+      </w:pPr>
+      <w:r>
+        <w:rPr>
+          <w:sz w:val="28"/>
+          <w:szCs w:val="28"/>
+          <w:lang w:val="en-IN"/>
+        </w:rPr>
+        <w:t>├── Source/</w:t>
+      </w:r>
+    </w:p>
+    <w:p>
+      <w:pPr>
+        <w:spacing w:before="100" w:beforeAutospacing="1" w:after="100" w:afterAutospacing="1"/>
+        <w:rPr>
+          <w:sz w:val="28"/>
+          <w:szCs w:val="28"/>
+          <w:lang w:val="en-IN"/>
+        </w:rPr>
+      </w:pPr>
+      <w:r>
+        <w:rPr>
+          <w:sz w:val="28"/>
+          <w:szCs w:val="28"/>
+          <w:lang w:val="en-IN"/>
+        </w:rPr>
+        <w:t>│   ├── chatbot.cpp         # C++17 Multi-Threaded HTTP Server &amp; RAG Engine</w:t>
+      </w:r>
+    </w:p>
+    <w:p>
+      <w:pPr>
+        <w:spacing w:before="100" w:beforeAutospacing="1" w:after="100" w:afterAutospacing="1"/>
+        <w:rPr>
+          <w:sz w:val="28"/>
+          <w:szCs w:val="28"/>
+          <w:lang w:val="en-IN"/>
+        </w:rPr>
+      </w:pPr>
+      <w:r>
+        <w:rPr>
+          <w:sz w:val="28"/>
+          <w:szCs w:val="28"/>
+          <w:lang w:val="en-IN"/>
+        </w:rPr>
+        <w:t xml:space="preserve">│   ├── </w:t>
+      </w:r>
+      <w:proofErr w:type="spellStart"/>
+      <w:r>
+        <w:rPr>
+          <w:sz w:val="28"/>
+          <w:szCs w:val="28"/>
+          <w:lang w:val="en-IN"/>
+        </w:rPr>
+        <w:t>httplib.h</w:t>
+      </w:r>
+      <w:proofErr w:type="spellEnd"/>
+      <w:r>
+        <w:rPr>
+          <w:sz w:val="28"/>
+          <w:szCs w:val="28"/>
+          <w:lang w:val="en-IN"/>
+        </w:rPr>
+        <w:t xml:space="preserve">           # Single-header HTTP server library</w:t>
+      </w:r>
+    </w:p>
+    <w:p>
+      <w:pPr>
+        <w:spacing w:before="100" w:beforeAutospacing="1" w:after="100" w:afterAutospacing="1"/>
+        <w:rPr>
+          <w:sz w:val="28"/>
+          <w:szCs w:val="28"/>
+          <w:lang w:val="en-IN"/>
+        </w:rPr>
+      </w:pPr>
+      <w:r>
+        <w:rPr>
+          <w:sz w:val="28"/>
+          <w:szCs w:val="28"/>
+          <w:lang w:val="en-IN"/>
+        </w:rPr>
+        <w:t xml:space="preserve">│   ├── json.hpp            # Single-header </w:t>
+      </w:r>
+      <w:proofErr w:type="spellStart"/>
+      <w:r>
+        <w:rPr>
+          <w:sz w:val="28"/>
+          <w:szCs w:val="28"/>
+          <w:lang w:val="en-IN"/>
+        </w:rPr>
+        <w:t>nlohmann</w:t>
+      </w:r>
+      <w:proofErr w:type="spellEnd"/>
+      <w:r>
+        <w:rPr>
+          <w:sz w:val="28"/>
+          <w:szCs w:val="28"/>
+          <w:lang w:val="en-IN"/>
+        </w:rPr>
+        <w:t xml:space="preserve"> JSON library</w:t>
+      </w:r>
+    </w:p>
+    <w:p>
+      <w:pPr>
+        <w:spacing w:before="100" w:beforeAutospacing="1" w:after="100" w:afterAutospacing="1"/>
+        <w:rPr>
+          <w:sz w:val="28"/>
+          <w:szCs w:val="28"/>
+          <w:lang w:val="en-IN"/>
+        </w:rPr>
+      </w:pPr>
+      <w:r>
+        <w:rPr>
+          <w:sz w:val="28"/>
+          <w:szCs w:val="28"/>
+          <w:lang w:val="en-IN"/>
+        </w:rPr>
+        <w:t>│   ├── index.html          # Web application UI (Single Page Application)</w:t>
+      </w:r>
+    </w:p>
+    <w:p>
+      <w:pPr>
+        <w:spacing w:before="100" w:beforeAutospacing="1" w:after="100" w:afterAutospacing="1"/>
+        <w:rPr>
+          <w:sz w:val="28"/>
+          <w:szCs w:val="28"/>
+          <w:lang w:val="en-IN"/>
+        </w:rPr>
+      </w:pPr>
+      <w:r>
+        <w:rPr>
+          <w:sz w:val="28"/>
+          <w:szCs w:val="28"/>
+          <w:lang w:val="en-IN"/>
+        </w:rPr>
+        <w:t>│   ├── style.css           # Nordic responsive styling and theme tokens</w:t>
+      </w:r>
+    </w:p>
+    <w:p>
+      <w:pPr>
+        <w:spacing w:before="100" w:beforeAutospacing="1" w:after="100" w:afterAutospacing="1"/>
+        <w:rPr>
+          <w:sz w:val="28"/>
+          <w:szCs w:val="28"/>
+          <w:lang w:val="en-IN"/>
+        </w:rPr>
+      </w:pPr>
+      <w:r>
+        <w:rPr>
+          <w:sz w:val="28"/>
+          <w:szCs w:val="28"/>
+          <w:lang w:val="en-IN"/>
+        </w:rPr>
+        <w:t>│   ├── script.js           # Client-side state manager and DOM controller</w:t>
+      </w:r>
+    </w:p>
+    <w:p>
+      <w:pPr>
+        <w:spacing w:before="100" w:beforeAutospacing="1" w:after="100" w:afterAutospacing="1"/>
+        <w:rPr>
+          <w:sz w:val="28"/>
+          <w:szCs w:val="28"/>
+          <w:lang w:val="en-IN"/>
+        </w:rPr>
+      </w:pPr>
+      <w:r>
+        <w:rPr>
+          <w:sz w:val="28"/>
+          <w:szCs w:val="28"/>
+          <w:lang w:val="en-IN"/>
+        </w:rPr>
+        <w:t xml:space="preserve">│   ├── </w:t>
+      </w:r>
+      <w:proofErr w:type="spellStart"/>
+      <w:r>
+        <w:rPr>
+          <w:sz w:val="28"/>
+          <w:szCs w:val="28"/>
+          <w:lang w:val="en-IN"/>
+        </w:rPr>
+        <w:t>knowledge.json</w:t>
+      </w:r>
+      <w:proofErr w:type="spellEnd"/>
+      <w:r>
+        <w:rPr>
+          <w:sz w:val="28"/>
+          <w:szCs w:val="28"/>
+          <w:lang w:val="en-IN"/>
+        </w:rPr>
+        <w:t xml:space="preserve">      # Verified FAQ institutional database</w:t>
+      </w:r>
+    </w:p>
+    <w:p>
+      <w:pPr>
+        <w:spacing w:before="100" w:beforeAutospacing="1" w:after="100" w:afterAutospacing="1"/>
+        <w:rPr>
+          <w:sz w:val="28"/>
+          <w:szCs w:val="28"/>
+          <w:lang w:val="en-IN"/>
+        </w:rPr>
+      </w:pPr>
+      <w:r>
+        <w:rPr>
+          <w:sz w:val="28"/>
+          <w:szCs w:val="28"/>
+          <w:lang w:val="en-IN"/>
+        </w:rPr>
+        <w:t xml:space="preserve">│   ├── </w:t>
+      </w:r>
+      <w:proofErr w:type="spellStart"/>
+      <w:r>
+        <w:rPr>
+          <w:sz w:val="28"/>
+          <w:szCs w:val="28"/>
+          <w:lang w:val="en-IN"/>
+        </w:rPr>
+        <w:t>chat_history.json</w:t>
+      </w:r>
+      <w:proofErr w:type="spellEnd"/>
+      <w:r>
+        <w:rPr>
+          <w:sz w:val="28"/>
+          <w:szCs w:val="28"/>
+          <w:lang w:val="en-IN"/>
+        </w:rPr>
+        <w:t xml:space="preserve">   # Persistent conversation session logs</w:t>
+      </w:r>
+    </w:p>
+    <w:p>
+      <w:pPr>
+        <w:spacing w:before="100" w:beforeAutospacing="1" w:after="100" w:afterAutospacing="1"/>
+        <w:rPr>
+          <w:sz w:val="28"/>
+          <w:szCs w:val="28"/>
+          <w:lang w:val="en-IN"/>
+        </w:rPr>
+      </w:pPr>
+      <w:r>
+        <w:rPr>
+          <w:sz w:val="28"/>
+          <w:szCs w:val="28"/>
+          <w:lang w:val="en-IN"/>
+        </w:rPr>
+        <w:t>│   └── .env                # API keys and admin security credentials</w:t>
+      </w:r>
+    </w:p>
+    <w:p>
+      <w:pPr>
+        <w:spacing w:before="100" w:beforeAutospacing="1" w:after="100" w:afterAutospacing="1"/>
+        <w:rPr>
+          <w:sz w:val="28"/>
+          <w:szCs w:val="28"/>
+          <w:lang w:val="en-IN"/>
+        </w:rPr>
+      </w:pPr>
+      <w:r>
+        <w:rPr>
+          <w:sz w:val="28"/>
+          <w:szCs w:val="28"/>
+          <w:lang w:val="en-IN"/>
+        </w:rPr>
+        <w:t>├── Docs/</w:t>
+      </w:r>
+    </w:p>
+    <w:p>
+      <w:pPr>
+        <w:spacing w:before="100" w:beforeAutospacing="1" w:after="100" w:afterAutospacing="1"/>
+        <w:rPr>
+          <w:sz w:val="28"/>
+          <w:szCs w:val="28"/>
+          <w:lang w:val="en-IN"/>
+        </w:rPr>
+      </w:pPr>
+      <w:r>
+        <w:rPr>
+          <w:sz w:val="28"/>
+          <w:szCs w:val="28"/>
+          <w:lang w:val="en-IN"/>
+        </w:rPr>
+        <w:t>│   └── Project Report.docx # Academic project report documentation</w:t>
+      </w:r>
+    </w:p>
+    <w:p>
+      <w:pPr>
+        <w:spacing w:before="100" w:beforeAutospacing="1" w:after="100" w:afterAutospacing="1"/>
+        <w:rPr>
+          <w:sz w:val="28"/>
+          <w:szCs w:val="28"/>
+          <w:lang w:val="en-IN"/>
+        </w:rPr>
+      </w:pPr>
+      <w:r>
+        <w:rPr>
+          <w:sz w:val="28"/>
+          <w:szCs w:val="28"/>
+          <w:lang w:val="en-IN"/>
+        </w:rPr>
+        <w:t>└── README.md               # Quick-start instructions and architecture overview</w:t>
+      </w:r>
+    </w:p>
+    <w:p>
+      <w:pPr>
+        <w:pStyle w:val="BodyText"/>
+        <w:spacing w:before="1" w:line="480" w:lineRule="auto"/>
+        <w:ind w:right="604"/>
+        <w:rPr>
+          <w:lang w:val="en-IN"/>
+        </w:rPr>
+      </w:pPr>
+    </w:p>
+    <w:p>
+      <w:pPr>
+        <w:pStyle w:val="BodyText"/>
+        <w:spacing w:before="1" w:line="480" w:lineRule="auto"/>
+        <w:ind w:left="1440" w:right="604"/>
+        <w:rPr>
+          <w:b/>
+          <w:bCs/>
+          <w:lang w:val="en-IN"/>
+        </w:rPr>
+      </w:pPr>
+      <w:r>
+        <w:rPr>
+          <w:b/>
+          <w:bCs/>
+          <w:lang w:val="en-IN"/>
+        </w:rPr>
+        <w:lastRenderedPageBreak/>
+        <w:t>Step 5: Backend Engine Implementation (C++17)</w:t>
+      </w:r>
+    </w:p>
+    <w:p>
+      <w:pPr>
+        <w:pStyle w:val="BodyText"/>
+        <w:spacing w:before="1" w:line="480" w:lineRule="auto"/>
+        <w:ind w:left="1440" w:right="604"/>
+        <w:rPr>
+          <w:lang w:val="en-IN"/>
+        </w:rPr>
+      </w:pPr>
+      <w:r>
+        <w:rPr>
+          <w:lang w:val="en-IN"/>
+        </w:rPr>
+        <w:t>The backend daemon was developed in Source/chatbot.cpp implementing the following core modules:</w:t>
+      </w:r>
+    </w:p>
+    <w:p>
+      <w:pPr>
+        <w:pStyle w:val="BodyText"/>
+        <w:numPr>
+          <w:ilvl w:val="0"/>
+          <w:numId w:val="33"/>
+        </w:numPr>
+        <w:spacing w:before="1" w:line="480" w:lineRule="auto"/>
+        <w:ind w:right="604"/>
+        <w:rPr>
+          <w:lang w:val="en-IN"/>
+        </w:rPr>
+      </w:pPr>
+      <w:r>
+        <w:rPr>
+          <w:b/>
+          <w:bCs/>
+          <w:lang w:val="en-IN"/>
+        </w:rPr>
+        <w:t>Cascading 4-Tier Hybrid RAG Pipeline:</w:t>
+      </w:r>
+      <w:r>
+        <w:rPr>
+          <w:lang w:val="en-IN"/>
+        </w:rPr>
+        <w:t xml:space="preserve"> </w:t>
+      </w:r>
+    </w:p>
+    <w:p>
+      <w:pPr>
+        <w:pStyle w:val="BodyText"/>
+        <w:numPr>
+          <w:ilvl w:val="1"/>
+          <w:numId w:val="33"/>
+        </w:numPr>
+        <w:spacing w:before="1" w:line="480" w:lineRule="auto"/>
+        <w:ind w:right="604"/>
+        <w:rPr>
+          <w:lang w:val="en-IN"/>
+        </w:rPr>
+      </w:pPr>
+      <w:r>
+        <w:rPr>
+          <w:b/>
+          <w:bCs/>
+          <w:lang w:val="en-IN"/>
+        </w:rPr>
+        <w:t>Tier 1:</w:t>
+      </w:r>
+      <w:r>
+        <w:rPr>
+          <w:lang w:val="en-IN"/>
+        </w:rPr>
+        <w:t xml:space="preserve"> Instant keyword matching for greetings, farewells, and courtesy phrases (</w:t>
+      </w:r>
+      <m:oMath>
+        <m:r>
+          <w:rPr>
+            <w:rFonts w:ascii="Cambria Math" w:hAnsi="Cambria Math"/>
+            <w:lang w:val="en-IN"/>
+          </w:rPr>
+          <m:t>&lt;0.1</m:t>
+        </m:r>
+        <m:r>
+          <m:rPr>
+            <m:nor/>
+          </m:rPr>
+          <w:rPr>
+            <w:lang w:val="en-IN"/>
+          </w:rPr>
+          <m:t>ms</m:t>
+        </m:r>
+      </m:oMath>
+      <w:r>
+        <w:rPr>
+          <w:lang w:val="en-IN"/>
+        </w:rPr>
+        <w:t>).</w:t>
+      </w:r>
+    </w:p>
+    <w:p>
+      <w:pPr>
+        <w:pStyle w:val="BodyText"/>
+        <w:numPr>
+          <w:ilvl w:val="1"/>
+          <w:numId w:val="33"/>
+        </w:numPr>
+        <w:spacing w:before="1" w:line="480" w:lineRule="auto"/>
+        <w:ind w:right="604"/>
+        <w:rPr>
+          <w:lang w:val="en-IN"/>
+        </w:rPr>
+      </w:pPr>
+      <w:r>
+        <w:rPr>
+          <w:b/>
+          <w:bCs/>
+          <w:lang w:val="en-IN"/>
+        </w:rPr>
+        <w:t>Tier 2:</w:t>
+      </w:r>
+      <w:r>
+        <w:rPr>
+          <w:lang w:val="en-IN"/>
+        </w:rPr>
+        <w:t xml:space="preserve"> Custom multi-signal knowledge retriever incorporating text normalization, 40+ canonical synonyms, stop-word elimination, and bidirectional token-overlap scoring.</w:t>
+      </w:r>
+    </w:p>
+    <w:p>
+      <w:pPr>
+        <w:pStyle w:val="BodyText"/>
+        <w:numPr>
+          <w:ilvl w:val="1"/>
+          <w:numId w:val="33"/>
+        </w:numPr>
+        <w:spacing w:before="1" w:line="480" w:lineRule="auto"/>
+        <w:ind w:right="604"/>
+        <w:rPr>
+          <w:lang w:val="en-IN"/>
+        </w:rPr>
+      </w:pPr>
+      <w:r>
+        <w:rPr>
+          <w:b/>
+          <w:bCs/>
+          <w:lang w:val="en-IN"/>
+        </w:rPr>
+        <w:t>Tier 3:</w:t>
+      </w:r>
+      <w:r>
+        <w:rPr>
+          <w:lang w:val="en-IN"/>
+        </w:rPr>
+        <w:t xml:space="preserve"> Context-augmented prompt construction injecting retrieved facts and the last 10 conversation turns into the </w:t>
+      </w:r>
+      <w:proofErr w:type="spellStart"/>
+      <w:r>
+        <w:rPr>
+          <w:lang w:val="en-IN"/>
+        </w:rPr>
+        <w:t>Groq</w:t>
+      </w:r>
+      <w:proofErr w:type="spellEnd"/>
+      <w:r>
+        <w:rPr>
+          <w:lang w:val="en-IN"/>
+        </w:rPr>
+        <w:t xml:space="preserve"> API (</w:t>
+      </w:r>
+      <w:proofErr w:type="spellStart"/>
+      <w:r>
+        <w:rPr>
+          <w:lang w:val="en-IN"/>
+        </w:rPr>
+        <w:t>openai</w:t>
+      </w:r>
+      <w:proofErr w:type="spellEnd"/>
+      <w:r>
+        <w:rPr>
+          <w:lang w:val="en-IN"/>
+        </w:rPr>
+        <w:t xml:space="preserve">/gpt-oss-20b) via </w:t>
+      </w:r>
+      <w:proofErr w:type="spellStart"/>
+      <w:r>
+        <w:rPr>
+          <w:lang w:val="en-IN"/>
+        </w:rPr>
+        <w:t>libcurl</w:t>
+      </w:r>
+      <w:proofErr w:type="spellEnd"/>
+      <w:r>
+        <w:rPr>
+          <w:lang w:val="en-IN"/>
+        </w:rPr>
+        <w:t>.</w:t>
+      </w:r>
+    </w:p>
+    <w:p>
+      <w:pPr>
+        <w:pStyle w:val="BodyText"/>
+        <w:numPr>
+          <w:ilvl w:val="1"/>
+          <w:numId w:val="33"/>
+        </w:numPr>
+        <w:spacing w:before="1" w:line="480" w:lineRule="auto"/>
+        <w:ind w:right="604"/>
+        <w:rPr>
+          <w:lang w:val="en-IN"/>
+        </w:rPr>
+      </w:pPr>
+      <w:r>
+        <w:rPr>
+          <w:b/>
+          <w:bCs/>
+          <w:lang w:val="en-IN"/>
+        </w:rPr>
+        <w:t>Tier 4:</w:t>
+      </w:r>
+      <w:r>
+        <w:rPr>
+          <w:lang w:val="en-IN"/>
+        </w:rPr>
+        <w:t xml:space="preserve"> Autonomous offline fallback serving verified local answers if internet connectivity fails.</w:t>
+      </w:r>
+    </w:p>
+    <w:p>
+      <w:pPr>
+        <w:pStyle w:val="BodyText"/>
+        <w:numPr>
+          <w:ilvl w:val="0"/>
+          <w:numId w:val="33"/>
+        </w:numPr>
+        <w:spacing w:before="1" w:line="480" w:lineRule="auto"/>
+        <w:ind w:right="604"/>
+        <w:rPr>
+          <w:lang w:val="en-IN"/>
+        </w:rPr>
+      </w:pPr>
+      <w:r>
+        <w:rPr>
+          <w:b/>
+          <w:bCs/>
+          <w:lang w:val="en-IN"/>
+        </w:rPr>
+        <w:t>Dual-Tier Write-Through In-Memory Caching:</w:t>
+      </w:r>
+      <w:r>
+        <w:rPr>
+          <w:lang w:val="en-IN"/>
+        </w:rPr>
+        <w:t xml:space="preserve"> </w:t>
+      </w:r>
+    </w:p>
+    <w:p>
+      <w:pPr>
+        <w:pStyle w:val="BodyText"/>
+        <w:numPr>
+          <w:ilvl w:val="1"/>
+          <w:numId w:val="33"/>
+        </w:numPr>
+        <w:spacing w:before="1" w:line="480" w:lineRule="auto"/>
+        <w:ind w:right="604"/>
+        <w:rPr>
+          <w:lang w:val="en-IN"/>
+        </w:rPr>
+      </w:pPr>
+      <w:r>
+        <w:rPr>
+          <w:lang w:val="en-IN"/>
+        </w:rPr>
+        <w:t>Active FAQs and chat histories are hydrated into RAM vectors (</w:t>
+      </w:r>
+      <w:proofErr w:type="spellStart"/>
+      <w:r>
+        <w:rPr>
+          <w:lang w:val="en-IN"/>
+        </w:rPr>
+        <w:t>g_cachedKnowledge</w:t>
+      </w:r>
+      <w:proofErr w:type="spellEnd"/>
+      <w:r>
+        <w:rPr>
+          <w:lang w:val="en-IN"/>
+        </w:rPr>
+        <w:t xml:space="preserve">, </w:t>
+      </w:r>
+      <w:proofErr w:type="spellStart"/>
+      <w:r>
+        <w:rPr>
+          <w:lang w:val="en-IN"/>
+        </w:rPr>
+        <w:t>g_cachedHistory</w:t>
+      </w:r>
+      <w:proofErr w:type="spellEnd"/>
+      <w:r>
+        <w:rPr>
+          <w:lang w:val="en-IN"/>
+        </w:rPr>
+        <w:t>) guarded by std::</w:t>
+      </w:r>
+      <w:proofErr w:type="spellStart"/>
+      <w:r>
+        <w:rPr>
+          <w:lang w:val="en-IN"/>
+        </w:rPr>
+        <w:t>lock_guard</w:t>
+      </w:r>
+      <w:proofErr w:type="spellEnd"/>
+      <w:r>
+        <w:rPr>
+          <w:lang w:val="en-IN"/>
+        </w:rPr>
+        <w:t>&lt;std::mutex&gt;.</w:t>
+      </w:r>
+    </w:p>
+    <w:p>
+      <w:pPr>
+        <w:pStyle w:val="BodyText"/>
+        <w:numPr>
+          <w:ilvl w:val="1"/>
+          <w:numId w:val="33"/>
+        </w:numPr>
+        <w:spacing w:before="1" w:line="480" w:lineRule="auto"/>
+        <w:ind w:right="604"/>
+        <w:rPr>
+          <w:lang w:val="en-IN"/>
+        </w:rPr>
+      </w:pPr>
+      <w:r>
+        <w:rPr>
+          <w:lang w:val="en-IN"/>
+        </w:rPr>
+        <w:t>Read operations achieve sub-microsecond (</w:t>
+      </w:r>
+      <m:oMath>
+        <m:r>
+          <w:rPr>
+            <w:rFonts w:ascii="Cambria Math" w:hAnsi="Cambria Math"/>
+            <w:lang w:val="en-IN"/>
+          </w:rPr>
+          <m:t>&lt;1μ</m:t>
+        </m:r>
+        <m:r>
+          <m:rPr>
+            <m:nor/>
+          </m:rPr>
+          <w:rPr>
+            <w:lang w:val="en-IN"/>
+          </w:rPr>
+          <m:t>s</m:t>
+        </m:r>
+      </m:oMath>
+      <w:r>
+        <w:rPr>
+          <w:lang w:val="en-IN"/>
+        </w:rPr>
+        <w:t>) latency.</w:t>
+      </w:r>
+    </w:p>
+    <w:p>
+      <w:pPr>
+        <w:pStyle w:val="BodyText"/>
+        <w:numPr>
+          <w:ilvl w:val="1"/>
+          <w:numId w:val="33"/>
+        </w:numPr>
+        <w:spacing w:before="1" w:line="480" w:lineRule="auto"/>
+        <w:ind w:right="604"/>
+        <w:rPr>
+          <w:lang w:val="en-IN"/>
+        </w:rPr>
+      </w:pPr>
+      <w:r>
+        <w:rPr>
+          <w:lang w:val="en-IN"/>
+        </w:rPr>
+        <w:t>Write operations use atomic temporary file swapping (.</w:t>
+      </w:r>
+      <w:proofErr w:type="spellStart"/>
+      <w:r>
+        <w:rPr>
+          <w:lang w:val="en-IN"/>
+        </w:rPr>
+        <w:t>tmp</w:t>
+      </w:r>
+      <w:proofErr w:type="spellEnd"/>
+      <w:r>
+        <w:rPr>
+          <w:lang w:val="en-IN"/>
+        </w:rPr>
+        <w:t xml:space="preserve"> </w:t>
+      </w:r>
+      <m:oMath>
+        <m:r>
+          <w:rPr>
+            <w:rFonts w:ascii="Cambria Math" w:hAnsi="Cambria Math"/>
+            <w:lang w:val="en-IN"/>
+          </w:rPr>
+          <m:t>→</m:t>
+        </m:r>
+      </m:oMath>
+      <w:r>
+        <w:rPr>
+          <w:lang w:val="en-IN"/>
+        </w:rPr>
+        <w:t>.json via std::rename) to guarantee crash resilience.</w:t>
+      </w:r>
+    </w:p>
+    <w:p>
+      <w:pPr>
+        <w:pStyle w:val="BodyText"/>
+        <w:numPr>
+          <w:ilvl w:val="0"/>
+          <w:numId w:val="33"/>
+        </w:numPr>
+        <w:spacing w:before="1" w:line="480" w:lineRule="auto"/>
+        <w:ind w:right="604"/>
+        <w:rPr>
+          <w:lang w:val="en-IN"/>
+        </w:rPr>
+      </w:pPr>
+      <w:r>
+        <w:rPr>
+          <w:b/>
+          <w:bCs/>
+          <w:lang w:val="en-IN"/>
+        </w:rPr>
+        <w:lastRenderedPageBreak/>
+        <w:t>Multimodal Document and Vision Processing:</w:t>
+      </w:r>
+      <w:r>
+        <w:rPr>
+          <w:lang w:val="en-IN"/>
+        </w:rPr>
+        <w:t xml:space="preserve"> </w:t>
+      </w:r>
+    </w:p>
+    <w:p>
+      <w:pPr>
+        <w:pStyle w:val="BodyText"/>
+        <w:numPr>
+          <w:ilvl w:val="1"/>
+          <w:numId w:val="33"/>
+        </w:numPr>
+        <w:spacing w:before="1" w:line="480" w:lineRule="auto"/>
+        <w:ind w:right="604"/>
+        <w:rPr>
+          <w:lang w:val="en-IN"/>
+        </w:rPr>
+      </w:pPr>
+      <w:r>
+        <w:rPr>
+          <w:lang w:val="en-IN"/>
+        </w:rPr>
+        <w:t>Microsoft Word (.docx) files are parsed by decompressing the underlying PK ZIP format and extracting paragraph nodes (&lt;</w:t>
+      </w:r>
+      <w:proofErr w:type="spellStart"/>
+      <w:r>
+        <w:rPr>
+          <w:lang w:val="en-IN"/>
+        </w:rPr>
+        <w:t>w:p</w:t>
+      </w:r>
+      <w:proofErr w:type="spellEnd"/>
+      <w:r>
+        <w:rPr>
+          <w:lang w:val="en-IN"/>
+        </w:rPr>
+        <w:t>&gt;) from word/document.xml.</w:t>
+      </w:r>
+    </w:p>
+    <w:p>
+      <w:pPr>
+        <w:pStyle w:val="BodyText"/>
+        <w:numPr>
+          <w:ilvl w:val="1"/>
+          <w:numId w:val="33"/>
+        </w:numPr>
+        <w:spacing w:before="1" w:line="480" w:lineRule="auto"/>
+        <w:ind w:right="604"/>
+        <w:rPr>
+          <w:lang w:val="en-IN"/>
+        </w:rPr>
+      </w:pPr>
+      <w:r>
+        <w:rPr>
+          <w:lang w:val="en-IN"/>
+        </w:rPr>
+        <w:t>Plain text (.txt) documents are streamed directly into memory.</w:t>
+      </w:r>
+    </w:p>
+    <w:p>
+      <w:pPr>
+        <w:pStyle w:val="BodyText"/>
+        <w:numPr>
+          <w:ilvl w:val="1"/>
+          <w:numId w:val="33"/>
+        </w:numPr>
+        <w:spacing w:before="1" w:line="480" w:lineRule="auto"/>
+        <w:ind w:right="604"/>
+        <w:rPr>
+          <w:lang w:val="en-IN"/>
+        </w:rPr>
+      </w:pPr>
+      <w:r>
+        <w:rPr>
+          <w:lang w:val="en-IN"/>
+        </w:rPr>
+        <w:t>Image files (.</w:t>
+      </w:r>
+      <w:proofErr w:type="spellStart"/>
+      <w:r>
+        <w:rPr>
+          <w:lang w:val="en-IN"/>
+        </w:rPr>
+        <w:t>png</w:t>
+      </w:r>
+      <w:proofErr w:type="spellEnd"/>
+      <w:r>
+        <w:rPr>
+          <w:lang w:val="en-IN"/>
+        </w:rPr>
+        <w:t>, .jpg, .jpeg, .</w:t>
+      </w:r>
+      <w:proofErr w:type="spellStart"/>
+      <w:r>
+        <w:rPr>
+          <w:lang w:val="en-IN"/>
+        </w:rPr>
+        <w:t>webp</w:t>
+      </w:r>
+      <w:proofErr w:type="spellEnd"/>
+      <w:r>
+        <w:rPr>
+          <w:lang w:val="en-IN"/>
+        </w:rPr>
+        <w:t xml:space="preserve">, .gif, .bmp) are base64-encoded and sent to </w:t>
+      </w:r>
+      <w:proofErr w:type="spellStart"/>
+      <w:r>
+        <w:rPr>
+          <w:b/>
+          <w:bCs/>
+          <w:lang w:val="en-IN"/>
+        </w:rPr>
+        <w:t>Groq</w:t>
+      </w:r>
+      <w:proofErr w:type="spellEnd"/>
+      <w:r>
+        <w:rPr>
+          <w:b/>
+          <w:bCs/>
+          <w:lang w:val="en-IN"/>
+        </w:rPr>
+        <w:t xml:space="preserve"> Vision (</w:t>
+      </w:r>
+      <w:proofErr w:type="spellStart"/>
+      <w:r>
+        <w:rPr>
+          <w:b/>
+          <w:bCs/>
+          <w:lang w:val="en-IN"/>
+        </w:rPr>
+        <w:t>qwen</w:t>
+      </w:r>
+      <w:proofErr w:type="spellEnd"/>
+      <w:r>
+        <w:rPr>
+          <w:b/>
+          <w:bCs/>
+          <w:lang w:val="en-IN"/>
+        </w:rPr>
+        <w:t>/qwen3.8-27b)</w:t>
+      </w:r>
+      <w:r>
+        <w:rPr>
+          <w:lang w:val="en-IN"/>
+        </w:rPr>
+        <w:t xml:space="preserve"> for OCR and visual analysis.</w:t>
+      </w:r>
+    </w:p>
+    <w:p>
+      <w:pPr>
+        <w:pStyle w:val="BodyText"/>
+        <w:numPr>
+          <w:ilvl w:val="0"/>
+          <w:numId w:val="33"/>
+        </w:numPr>
+        <w:spacing w:before="1" w:line="480" w:lineRule="auto"/>
+        <w:ind w:right="604"/>
+        <w:rPr>
+          <w:lang w:val="en-IN"/>
+        </w:rPr>
+      </w:pPr>
+      <w:r>
+        <w:rPr>
+          <w:b/>
+          <w:bCs/>
+          <w:lang w:val="en-IN"/>
+        </w:rPr>
+        <w:t>Hardened Security Perimeter:</w:t>
+      </w:r>
+      <w:r>
+        <w:rPr>
+          <w:lang w:val="en-IN"/>
+        </w:rPr>
+        <w:t xml:space="preserve"> </w:t>
+      </w:r>
+    </w:p>
+    <w:p>
+      <w:pPr>
+        <w:pStyle w:val="BodyText"/>
+        <w:numPr>
+          <w:ilvl w:val="1"/>
+          <w:numId w:val="33"/>
+        </w:numPr>
+        <w:spacing w:before="1" w:line="480" w:lineRule="auto"/>
+        <w:ind w:right="604"/>
+        <w:rPr>
+          <w:lang w:val="en-IN"/>
+        </w:rPr>
+      </w:pPr>
+      <w:r>
+        <w:rPr>
+          <w:lang w:val="en-IN"/>
+        </w:rPr>
+        <w:t>Constant-time bitwise XOR password comparison (</w:t>
+      </w:r>
+      <w:proofErr w:type="spellStart"/>
+      <w:r>
+        <w:rPr>
+          <w:lang w:val="en-IN"/>
+        </w:rPr>
+        <w:t>timingSafeCompare</w:t>
+      </w:r>
+      <w:proofErr w:type="spellEnd"/>
+      <w:r>
+        <w:rPr>
+          <w:lang w:val="en-IN"/>
+        </w:rPr>
+        <w:t>) to prevent timing side-channel attacks on /</w:t>
+      </w:r>
+      <w:proofErr w:type="spellStart"/>
+      <w:r>
+        <w:rPr>
+          <w:lang w:val="en-IN"/>
+        </w:rPr>
+        <w:t>api</w:t>
+      </w:r>
+      <w:proofErr w:type="spellEnd"/>
+      <w:r>
+        <w:rPr>
+          <w:lang w:val="en-IN"/>
+        </w:rPr>
+        <w:t>/admin/login.</w:t>
+      </w:r>
+    </w:p>
+    <w:p>
+      <w:pPr>
+        <w:pStyle w:val="BodyText"/>
+        <w:numPr>
+          <w:ilvl w:val="1"/>
+          <w:numId w:val="33"/>
+        </w:numPr>
+        <w:spacing w:before="1" w:line="480" w:lineRule="auto"/>
+        <w:ind w:right="604"/>
+        <w:rPr>
+          <w:lang w:val="en-IN"/>
+        </w:rPr>
+      </w:pPr>
+      <w:r>
+        <w:rPr>
+          <w:lang w:val="en-IN"/>
+        </w:rPr>
+        <w:t>File path traversal sanitization (</w:t>
+      </w:r>
+      <w:proofErr w:type="spellStart"/>
+      <w:r>
+        <w:rPr>
+          <w:lang w:val="en-IN"/>
+        </w:rPr>
+        <w:t>sanitizeFilename</w:t>
+      </w:r>
+      <w:proofErr w:type="spellEnd"/>
+      <w:r>
+        <w:rPr>
+          <w:lang w:val="en-IN"/>
+        </w:rPr>
+        <w:t>) stripping .., slashes, and reserved characters.</w:t>
+      </w:r>
+    </w:p>
+    <w:p>
+      <w:pPr>
+        <w:pStyle w:val="BodyText"/>
+        <w:numPr>
+          <w:ilvl w:val="1"/>
+          <w:numId w:val="33"/>
+        </w:numPr>
+        <w:spacing w:before="1" w:line="480" w:lineRule="auto"/>
+        <w:ind w:right="604"/>
+        <w:rPr>
+          <w:lang w:val="en-IN"/>
+        </w:rPr>
+      </w:pPr>
+      <w:r>
+        <w:rPr>
+          <w:lang w:val="en-IN"/>
+        </w:rPr>
+        <w:t>HTTP CORS preflight request handling (OPTIONS /.*).</w:t>
+      </w:r>
+    </w:p>
+    <w:p>
+      <w:pPr>
+        <w:pStyle w:val="BodyText"/>
+        <w:numPr>
+          <w:ilvl w:val="1"/>
+          <w:numId w:val="33"/>
+        </w:numPr>
+        <w:spacing w:before="1" w:line="480" w:lineRule="auto"/>
+        <w:ind w:right="604"/>
+        <w:rPr>
+          <w:lang w:val="en-IN"/>
+        </w:rPr>
+      </w:pPr>
+      <w:r>
+        <w:rPr>
+          <w:lang w:val="en-IN"/>
+        </w:rPr>
+        <w:t>Brute-force IP rate limiting (locks an IP address for 15 minutes after 5 failed attempts).</w:t>
+      </w:r>
+    </w:p>
+    <w:p>
+      <w:pPr>
+        <w:pStyle w:val="BodyText"/>
+        <w:spacing w:before="1" w:line="480" w:lineRule="auto"/>
+        <w:ind w:left="1440" w:right="604"/>
+        <w:rPr>
+          <w:lang w:val="en-IN"/>
+        </w:rPr>
+      </w:pPr>
+      <w:r>
+        <w:rPr>
+          <w:lang w:val="en-IN"/>
+        </w:rPr>
+        <w:pict w14:anchorId="63CF1D21">
+          <v:rect id="_x0000_i1025" style="width:396pt;height:.75pt" o:hrstd="t" o:hr="t" fillcolor="#a0a0a0" stroked="f"/>
+        </w:pict>
+      </w:r>
+    </w:p>
+    <w:p>
+      <w:pPr>
+        <w:pStyle w:val="BodyText"/>
+        <w:spacing w:before="1" w:line="480" w:lineRule="auto"/>
+        <w:ind w:left="1440" w:right="604"/>
+        <w:rPr>
+          <w:b/>
+          <w:bCs/>
+          <w:lang w:val="en-IN"/>
+        </w:rPr>
+      </w:pPr>
+      <w:r>
+        <w:rPr>
+          <w:b/>
+          <w:bCs/>
+          <w:lang w:val="en-IN"/>
+        </w:rPr>
+        <w:t>Step 6: Frontend UI and Client-Side Engineering</w:t>
+      </w:r>
+    </w:p>
+    <w:p>
+      <w:pPr>
+        <w:pStyle w:val="BodyText"/>
+        <w:spacing w:before="1" w:line="480" w:lineRule="auto"/>
+        <w:ind w:left="1440" w:right="604"/>
+        <w:rPr>
+          <w:lang w:val="en-IN"/>
+        </w:rPr>
+      </w:pPr>
+      <w:r>
+        <w:rPr>
+          <w:lang w:val="en-IN"/>
+        </w:rPr>
+        <w:t>The user interface was built in index.html, style.css, and script.js with the following features:</w:t>
+      </w:r>
+    </w:p>
+    <w:p>
+      <w:pPr>
+        <w:pStyle w:val="BodyText"/>
+        <w:numPr>
+          <w:ilvl w:val="0"/>
+          <w:numId w:val="34"/>
+        </w:numPr>
+        <w:spacing w:before="1" w:line="480" w:lineRule="auto"/>
+        <w:ind w:right="604"/>
+        <w:rPr>
+          <w:lang w:val="en-IN"/>
+        </w:rPr>
+      </w:pPr>
+      <w:r>
+        <w:rPr>
+          <w:b/>
+          <w:bCs/>
+          <w:lang w:val="en-IN"/>
+        </w:rPr>
+        <w:t>Nordic-Themed Responsive Layout:</w:t>
+      </w:r>
+      <w:r>
+        <w:rPr>
+          <w:lang w:val="en-IN"/>
+        </w:rPr>
+        <w:t xml:space="preserve"> Mobile-friendly design with light/dark theme switching and clean typography.</w:t>
+      </w:r>
+    </w:p>
+    <w:p>
+      <w:pPr>
+        <w:pStyle w:val="BodyText"/>
+        <w:numPr>
+          <w:ilvl w:val="0"/>
+          <w:numId w:val="34"/>
+        </w:numPr>
+        <w:spacing w:before="1" w:line="480" w:lineRule="auto"/>
+        <w:ind w:right="604"/>
+        <w:rPr>
+          <w:lang w:val="en-IN"/>
+        </w:rPr>
+      </w:pPr>
+      <w:r>
+        <w:rPr>
+          <w:b/>
+          <w:bCs/>
+          <w:lang w:val="en-IN"/>
+        </w:rPr>
+        <w:lastRenderedPageBreak/>
+        <w:t>Interactive Message Controls:</w:t>
+      </w:r>
+      <w:r>
+        <w:rPr>
+          <w:lang w:val="en-IN"/>
+        </w:rPr>
+        <w:t xml:space="preserve"> Inline question editing (allowing users to edit any previous query and automatically prune subsequent branch turns), response regeneration, and one-click code block copying.</w:t>
+      </w:r>
+    </w:p>
+    <w:p>
+      <w:pPr>
+        <w:pStyle w:val="BodyText"/>
+        <w:numPr>
+          <w:ilvl w:val="0"/>
+          <w:numId w:val="34"/>
+        </w:numPr>
+        <w:spacing w:before="1" w:line="480" w:lineRule="auto"/>
+        <w:ind w:right="604"/>
+        <w:rPr>
+          <w:lang w:val="en-IN"/>
+        </w:rPr>
+      </w:pPr>
+      <w:r>
+        <w:rPr>
+          <w:b/>
+          <w:bCs/>
+        </w:rPr>
+        <w:t>Responsive Chat Controls</w:t>
+      </w:r>
+      <w:r>
+        <w:rPr>
+          <w:b/>
+          <w:bCs/>
+          <w:lang w:val="en-IN"/>
+        </w:rPr>
+        <w:t>:</w:t>
+      </w:r>
+      <w:r>
+        <w:rPr>
+          <w:lang w:val="en-IN"/>
+        </w:rPr>
+        <w:t xml:space="preserve"> </w:t>
+      </w:r>
+      <w:r>
+        <w:t>One-click code copying, inline question editing with history branch truncation, and response regeneration</w:t>
+      </w:r>
+      <w:r>
+        <w:t>.</w:t>
+      </w:r>
+    </w:p>
+    <w:p>
+      <w:pPr>
+        <w:pStyle w:val="BodyText"/>
+        <w:numPr>
+          <w:ilvl w:val="0"/>
+          <w:numId w:val="34"/>
+        </w:numPr>
+        <w:spacing w:before="1" w:line="480" w:lineRule="auto"/>
+        <w:ind w:right="604"/>
+        <w:rPr>
+          <w:lang w:val="en-IN"/>
+        </w:rPr>
+      </w:pPr>
+      <w:r>
+        <w:rPr>
+          <w:b/>
+          <w:bCs/>
+          <w:lang w:val="en-IN"/>
+        </w:rPr>
+        <w:t>Admin Panel:</w:t>
+      </w:r>
+      <w:r>
+        <w:rPr>
+          <w:lang w:val="en-IN"/>
+        </w:rPr>
+        <w:t xml:space="preserve"> Password-protected modal interface to Create, Read, Update, and Delete (CRUD) FAQ entries and export conversation logs to CSV or JSON.</w:t>
+      </w:r>
+    </w:p>
+    <w:p>
+      <w:pPr>
+        <w:pStyle w:val="BodyText"/>
+        <w:spacing w:before="1" w:line="480" w:lineRule="auto"/>
+        <w:ind w:left="1440" w:right="604"/>
+        <w:rPr>
+          <w:lang w:val="en-IN"/>
+        </w:rPr>
+      </w:pPr>
+      <w:r>
+        <w:rPr>
+          <w:lang w:val="en-IN"/>
+        </w:rPr>
+        <w:pict w14:anchorId="1B9D7845">
+          <v:rect id="_x0000_i1026" style="width:6in;height:.75pt" o:hrstd="t" o:hr="t" fillcolor="#a0a0a0" stroked="f"/>
+        </w:pict>
+      </w:r>
+    </w:p>
+    <w:p>
+      <w:pPr>
+        <w:pStyle w:val="BodyText"/>
+        <w:spacing w:before="1" w:line="480" w:lineRule="auto"/>
+        <w:ind w:left="1440" w:right="604"/>
+        <w:rPr>
+          <w:b/>
+          <w:bCs/>
+          <w:lang w:val="en-IN"/>
+        </w:rPr>
+      </w:pPr>
+      <w:r>
+        <w:rPr>
+          <w:b/>
+          <w:bCs/>
+          <w:lang w:val="en-IN"/>
+        </w:rPr>
+        <w:t>Step 7: Compilation and Execution</w:t>
+      </w:r>
+    </w:p>
+    <w:p>
+      <w:pPr>
+        <w:pStyle w:val="BodyText"/>
+        <w:spacing w:before="1" w:line="480" w:lineRule="auto"/>
+        <w:ind w:left="1440" w:right="604"/>
+        <w:rPr>
+          <w:lang w:val="en-IN"/>
+        </w:rPr>
+      </w:pPr>
+      <w:r>
+        <w:rPr>
+          <w:lang w:val="en-IN"/>
+        </w:rPr>
+        <w:t>To compile the C++ server into a standalone Windows binary:</w:t>
+      </w:r>
+    </w:p>
+    <w:p>
+      <w:pPr>
+        <w:pStyle w:val="BodyText"/>
+        <w:numPr>
+          <w:ilvl w:val="0"/>
+          <w:numId w:val="35"/>
+        </w:numPr>
+        <w:spacing w:before="1" w:line="480" w:lineRule="auto"/>
+        <w:ind w:right="604"/>
+        <w:rPr>
+          <w:lang w:val="en-IN"/>
+        </w:rPr>
+      </w:pPr>
+      <w:r>
+        <w:rPr>
+          <w:b/>
+          <w:bCs/>
+          <w:lang w:val="en-IN"/>
+        </w:rPr>
+        <w:t>Compilation Command:</w:t>
+      </w:r>
+      <w:r>
+        <w:rPr>
+          <w:lang w:val="en-IN"/>
+        </w:rPr>
+        <w:t xml:space="preserve"> Open a terminal in the project directory and execute:</w:t>
+      </w:r>
+    </w:p>
+    <w:p>
+      <w:pPr>
+        <w:pStyle w:val="BodyText"/>
+        <w:spacing w:before="1" w:line="480" w:lineRule="auto"/>
+        <w:ind w:left="1440" w:right="604"/>
+        <w:rPr>
+          <w:lang w:val="en-IN"/>
+        </w:rPr>
+      </w:pPr>
+      <w:r>
+        <w:rPr>
+          <w:lang w:val="en-IN"/>
+        </w:rPr>
+        <w:t>bash</w:t>
+      </w:r>
+    </w:p>
+    <w:p>
+      <w:pPr>
+        <w:pStyle w:val="BodyText"/>
+        <w:spacing w:before="1" w:line="480" w:lineRule="auto"/>
+        <w:ind w:left="1440" w:right="604"/>
+        <w:rPr>
+          <w:lang w:val="en-IN"/>
+        </w:rPr>
+      </w:pPr>
+      <w:r>
+        <w:rPr>
+          <w:lang w:val="en-IN"/>
+        </w:rPr>
+        <w:t>g++ -std=</w:t>
+      </w:r>
+      <w:proofErr w:type="spellStart"/>
+      <w:r>
+        <w:rPr>
+          <w:lang w:val="en-IN"/>
+        </w:rPr>
+        <w:t>c++</w:t>
+      </w:r>
+      <w:proofErr w:type="spellEnd"/>
+      <w:r>
+        <w:rPr>
+          <w:lang w:val="en-IN"/>
+        </w:rPr>
+        <w:t>17 -O2 -I. -static-</w:t>
+      </w:r>
+      <w:proofErr w:type="spellStart"/>
+      <w:r>
+        <w:rPr>
+          <w:lang w:val="en-IN"/>
+        </w:rPr>
+        <w:t>libgcc</w:t>
+      </w:r>
+      <w:proofErr w:type="spellEnd"/>
+      <w:r>
+        <w:rPr>
+          <w:lang w:val="en-IN"/>
+        </w:rPr>
+        <w:t xml:space="preserve"> -static-</w:t>
+      </w:r>
+      <w:proofErr w:type="spellStart"/>
+      <w:r>
+        <w:rPr>
+          <w:lang w:val="en-IN"/>
+        </w:rPr>
+        <w:t>libstdc</w:t>
+      </w:r>
+      <w:proofErr w:type="spellEnd"/>
+      <w:r>
+        <w:rPr>
+          <w:lang w:val="en-IN"/>
+        </w:rPr>
+        <w:t>++ Source/chatbot.cpp -o chatbot_updated.exe -</w:t>
+      </w:r>
+      <w:proofErr w:type="spellStart"/>
+      <w:r>
+        <w:rPr>
+          <w:lang w:val="en-IN"/>
+        </w:rPr>
+        <w:t>lcurl</w:t>
+      </w:r>
+      <w:proofErr w:type="spellEnd"/>
+      <w:r>
+        <w:rPr>
+          <w:lang w:val="en-IN"/>
+        </w:rPr>
+        <w:t xml:space="preserve"> -lws2_32 -</w:t>
+      </w:r>
+      <w:proofErr w:type="spellStart"/>
+      <w:r>
+        <w:rPr>
+          <w:lang w:val="en-IN"/>
+        </w:rPr>
+        <w:t>lwinpthread</w:t>
+      </w:r>
+      <w:proofErr w:type="spellEnd"/>
+    </w:p>
+    <w:p>
+      <w:pPr>
+        <w:pStyle w:val="BodyText"/>
+        <w:spacing w:before="1" w:line="480" w:lineRule="auto"/>
+        <w:ind w:left="1440" w:right="604"/>
+        <w:rPr>
+          <w:lang w:val="en-IN"/>
+        </w:rPr>
+      </w:pPr>
+      <w:r>
+        <w:rPr>
+          <w:i/>
+          <w:iCs/>
+          <w:lang w:val="en-IN"/>
+        </w:rPr>
+        <w:t>Explanation of Flags:</w:t>
+      </w:r>
+    </w:p>
+    <w:p>
+      <w:pPr>
+        <w:pStyle w:val="BodyText"/>
+        <w:numPr>
+          <w:ilvl w:val="1"/>
+          <w:numId w:val="35"/>
+        </w:numPr>
+        <w:spacing w:before="1" w:line="480" w:lineRule="auto"/>
+        <w:ind w:right="604"/>
+        <w:rPr>
+          <w:lang w:val="en-IN"/>
+        </w:rPr>
+      </w:pPr>
+      <w:r>
+        <w:rPr>
+          <w:lang w:val="en-IN"/>
+        </w:rPr>
+        <w:t>-std=</w:t>
+      </w:r>
+      <w:proofErr w:type="spellStart"/>
+      <w:r>
+        <w:rPr>
+          <w:lang w:val="en-IN"/>
+        </w:rPr>
+        <w:t>c++</w:t>
+      </w:r>
+      <w:proofErr w:type="spellEnd"/>
+      <w:r>
+        <w:rPr>
+          <w:lang w:val="en-IN"/>
+        </w:rPr>
+        <w:t>17: Enables modern C++17 language features.</w:t>
+      </w:r>
+    </w:p>
+    <w:p>
+      <w:pPr>
+        <w:pStyle w:val="BodyText"/>
+        <w:numPr>
+          <w:ilvl w:val="1"/>
+          <w:numId w:val="35"/>
+        </w:numPr>
+        <w:spacing w:before="1" w:line="480" w:lineRule="auto"/>
+        <w:ind w:right="604"/>
+        <w:rPr>
+          <w:lang w:val="en-IN"/>
+        </w:rPr>
+      </w:pPr>
+      <w:r>
+        <w:rPr>
+          <w:lang w:val="en-IN"/>
+        </w:rPr>
+        <w:t>-O2: Applies high-performance compiler optimizations.</w:t>
+      </w:r>
+    </w:p>
+    <w:p>
+      <w:pPr>
+        <w:pStyle w:val="BodyText"/>
+        <w:numPr>
+          <w:ilvl w:val="1"/>
+          <w:numId w:val="35"/>
+        </w:numPr>
+        <w:spacing w:before="1" w:line="480" w:lineRule="auto"/>
+        <w:ind w:right="604"/>
+        <w:rPr>
+          <w:lang w:val="en-IN"/>
+        </w:rPr>
+      </w:pPr>
+      <w:r>
+        <w:rPr>
+          <w:lang w:val="en-IN"/>
+        </w:rPr>
+        <w:t>-static-</w:t>
+      </w:r>
+      <w:proofErr w:type="spellStart"/>
+      <w:r>
+        <w:rPr>
+          <w:lang w:val="en-IN"/>
+        </w:rPr>
+        <w:t>libgcc</w:t>
+      </w:r>
+      <w:proofErr w:type="spellEnd"/>
+      <w:r>
+        <w:rPr>
+          <w:lang w:val="en-IN"/>
+        </w:rPr>
+        <w:t xml:space="preserve"> -static-</w:t>
+      </w:r>
+      <w:proofErr w:type="spellStart"/>
+      <w:r>
+        <w:rPr>
+          <w:lang w:val="en-IN"/>
+        </w:rPr>
+        <w:t>libstdc</w:t>
+      </w:r>
+      <w:proofErr w:type="spellEnd"/>
+      <w:r>
+        <w:rPr>
+          <w:lang w:val="en-IN"/>
+        </w:rPr>
+        <w:t>++: Bundles standard libraries into the binary for maximum portability.</w:t>
+      </w:r>
+    </w:p>
+    <w:p>
+      <w:pPr>
+        <w:pStyle w:val="BodyText"/>
+        <w:numPr>
+          <w:ilvl w:val="1"/>
+          <w:numId w:val="35"/>
+        </w:numPr>
+        <w:spacing w:before="1" w:line="480" w:lineRule="auto"/>
+        <w:ind w:right="604"/>
+        <w:rPr>
+          <w:lang w:val="en-IN"/>
+        </w:rPr>
+      </w:pPr>
+      <w:r>
+        <w:rPr>
+          <w:lang w:val="en-IN"/>
+        </w:rPr>
+        <w:t>-</w:t>
+      </w:r>
+      <w:proofErr w:type="spellStart"/>
+      <w:r>
+        <w:rPr>
+          <w:lang w:val="en-IN"/>
+        </w:rPr>
+        <w:t>lcurl</w:t>
+      </w:r>
+      <w:proofErr w:type="spellEnd"/>
+      <w:r>
+        <w:rPr>
+          <w:lang w:val="en-IN"/>
+        </w:rPr>
+        <w:t xml:space="preserve"> -lws2_32 -</w:t>
+      </w:r>
+      <w:proofErr w:type="spellStart"/>
+      <w:r>
+        <w:rPr>
+          <w:lang w:val="en-IN"/>
+        </w:rPr>
+        <w:t>lwinpthread</w:t>
+      </w:r>
+      <w:proofErr w:type="spellEnd"/>
+      <w:r>
+        <w:rPr>
+          <w:lang w:val="en-IN"/>
+        </w:rPr>
+        <w:t xml:space="preserve">: Links the </w:t>
+      </w:r>
+      <w:proofErr w:type="spellStart"/>
+      <w:r>
+        <w:rPr>
+          <w:lang w:val="en-IN"/>
+        </w:rPr>
+        <w:t>cURL</w:t>
+      </w:r>
+      <w:proofErr w:type="spellEnd"/>
+      <w:r>
+        <w:rPr>
+          <w:lang w:val="en-IN"/>
+        </w:rPr>
+        <w:t xml:space="preserve"> network library, Windows Sockets (WinSock2), and multi-threading primitives.</w:t>
+      </w:r>
+    </w:p>
+    <w:p>
+      <w:pPr>
+        <w:pStyle w:val="BodyText"/>
+        <w:numPr>
+          <w:ilvl w:val="0"/>
+          <w:numId w:val="35"/>
+        </w:numPr>
+        <w:spacing w:before="1" w:line="480" w:lineRule="auto"/>
+        <w:ind w:right="604"/>
+        <w:rPr>
+          <w:lang w:val="en-IN"/>
+        </w:rPr>
+      </w:pPr>
+      <w:r>
+        <w:rPr>
+          <w:b/>
+          <w:bCs/>
+          <w:lang w:val="en-IN"/>
+        </w:rPr>
+        <w:lastRenderedPageBreak/>
+        <w:t>Run the Server:</w:t>
+      </w:r>
+    </w:p>
+    <w:p>
+      <w:pPr>
+        <w:pStyle w:val="BodyText"/>
+        <w:spacing w:before="1" w:line="480" w:lineRule="auto"/>
+        <w:ind w:left="1440" w:right="604"/>
+        <w:rPr>
+          <w:lang w:val="en-IN"/>
+        </w:rPr>
+      </w:pPr>
+      <w:r>
+        <w:rPr>
+          <w:lang w:val="en-IN"/>
+        </w:rPr>
+        <w:t>Bash:</w:t>
+      </w:r>
+    </w:p>
+    <w:p>
+      <w:pPr>
+        <w:pStyle w:val="BodyText"/>
+        <w:spacing w:before="1" w:line="480" w:lineRule="auto"/>
+        <w:ind w:left="1440" w:right="604"/>
+        <w:rPr>
+          <w:lang w:val="en-IN"/>
+        </w:rPr>
+      </w:pPr>
+      <w:r>
+        <w:rPr>
+          <w:lang w:val="en-IN"/>
+        </w:rPr>
+        <w:t>./chatbot_updated.exe</w:t>
+      </w:r>
+    </w:p>
+    <w:p>
+      <w:pPr>
+        <w:pStyle w:val="BodyText"/>
+        <w:spacing w:before="1" w:line="480" w:lineRule="auto"/>
+        <w:ind w:right="604"/>
+        <w:rPr>
+          <w:b/>
+          <w:bCs/>
+          <w:lang w:val="en-IN"/>
+        </w:rPr>
+      </w:pPr>
+      <w:r>
+        <w:rPr>
+          <w:b/>
+          <w:bCs/>
+          <w:lang w:val="en-IN"/>
+        </w:rPr>
+        <w:t>The terminal will display:</w:t>
+      </w:r>
+    </w:p>
+    <w:p>
+      <w:pPr>
+        <w:pStyle w:val="BodyText"/>
+        <w:spacing w:before="1" w:line="480" w:lineRule="auto"/>
+        <w:ind w:right="604"/>
+        <w:rPr>
+          <w:lang w:val="en-IN"/>
+        </w:rPr>
+      </w:pPr>
+      <w:r>
+        <w:rPr>
+          <w:lang w:val="en-IN"/>
+        </w:rPr>
+        <w:t>text</w:t>
+      </w:r>
+    </w:p>
+    <w:p>
+      <w:pPr>
+        <w:pStyle w:val="BodyText"/>
+        <w:spacing w:before="1" w:line="480" w:lineRule="auto"/>
+        <w:ind w:right="604"/>
+        <w:rPr>
+          <w:lang w:val="en-IN"/>
+        </w:rPr>
+      </w:pPr>
+      <w:r>
+        <w:rPr>
+          <w:lang w:val="en-IN"/>
+        </w:rPr>
+        <w:t>========================================</w:t>
+      </w:r>
+    </w:p>
+    <w:p>
+      <w:pPr>
+        <w:pStyle w:val="BodyText"/>
+        <w:spacing w:before="1" w:line="480" w:lineRule="auto"/>
+        <w:ind w:right="604"/>
+        <w:rPr>
+          <w:lang w:val="en-IN"/>
+        </w:rPr>
+      </w:pPr>
+      <w:r>
+        <w:rPr>
+          <w:lang w:val="en-IN"/>
+        </w:rPr>
+        <w:t xml:space="preserve"> Chatbot Assistant C++ Server</w:t>
+      </w:r>
+    </w:p>
+    <w:p>
+      <w:pPr>
+        <w:pStyle w:val="BodyText"/>
+        <w:spacing w:before="1" w:line="480" w:lineRule="auto"/>
+        <w:ind w:right="604"/>
+        <w:rPr>
+          <w:lang w:val="en-IN"/>
+        </w:rPr>
+      </w:pPr>
+      <w:r>
+        <w:rPr>
+          <w:lang w:val="en-IN"/>
+        </w:rPr>
+        <w:t>========================================</w:t>
+      </w:r>
+    </w:p>
+    <w:p>
+      <w:pPr>
+        <w:pStyle w:val="BodyText"/>
+        <w:spacing w:before="1" w:line="480" w:lineRule="auto"/>
+        <w:ind w:right="604"/>
+        <w:rPr>
+          <w:lang w:val="en-IN"/>
+        </w:rPr>
+      </w:pPr>
+      <w:r>
+        <w:rPr>
+          <w:lang w:val="en-IN"/>
+        </w:rPr>
+        <w:t>Starting server...</w:t>
+      </w:r>
+    </w:p>
+    <w:p>
+      <w:pPr>
+        <w:pStyle w:val="BodyText"/>
+        <w:spacing w:before="1" w:line="480" w:lineRule="auto"/>
+        <w:ind w:right="604"/>
+        <w:rPr>
+          <w:lang w:val="en-IN"/>
+        </w:rPr>
+      </w:pPr>
+      <w:r>
+        <w:rPr>
+          <w:lang w:val="en-IN"/>
+        </w:rPr>
+        <w:t>Server successfully bound to port 8080.</w:t>
+      </w:r>
+    </w:p>
+    <w:p>
+      <w:pPr>
+        <w:pStyle w:val="BodyText"/>
+        <w:spacing w:before="1" w:line="480" w:lineRule="auto"/>
+        <w:ind w:right="604"/>
+        <w:rPr>
+          <w:lang w:val="en-IN"/>
+        </w:rPr>
+      </w:pPr>
+      <w:r>
+        <w:rPr>
+          <w:lang w:val="en-IN"/>
+        </w:rPr>
+        <w:t xml:space="preserve">Open: </w:t>
+      </w:r>
+      <w:hyperlink r:id="rId11" w:history="1">
+        <w:r>
+          <w:rPr>
+            <w:rStyle w:val="Hyperlink"/>
+            <w:lang w:val="en-IN"/>
+          </w:rPr>
+          <w:t>http://127.0.0.1:8080</w:t>
+        </w:r>
+      </w:hyperlink>
+    </w:p>
+    <w:p>
+      <w:pPr>
+        <w:pStyle w:val="BodyText"/>
+        <w:spacing w:before="1" w:line="480" w:lineRule="auto"/>
+        <w:ind w:right="604"/>
+        <w:rPr>
+          <w:lang w:val="en-IN"/>
+        </w:rPr>
+      </w:pPr>
+      <w:r>
+        <w:rPr>
+          <w:b/>
+          <w:bCs/>
+          <w:lang w:val="en-IN"/>
+        </w:rPr>
+        <w:t>3.</w:t>
+      </w:r>
+      <w:r>
+        <w:rPr>
+          <w:b/>
+          <w:bCs/>
+          <w:lang w:val="en-IN"/>
+        </w:rPr>
+        <w:t xml:space="preserve"> </w:t>
+      </w:r>
+      <w:r>
+        <w:rPr>
+          <w:b/>
+          <w:bCs/>
+          <w:lang w:val="en-IN"/>
+        </w:rPr>
+        <w:t>Access the Application:</w:t>
+      </w:r>
+      <w:r>
+        <w:rPr>
+          <w:lang w:val="en-IN"/>
+        </w:rPr>
+        <w:t xml:space="preserve"> Open any modern web browser (Chrome, Edge, Firefox) and navigate to:</w:t>
+      </w:r>
+    </w:p>
+    <w:p>
+      <w:pPr>
+        <w:pStyle w:val="BodyText"/>
+        <w:spacing w:before="1" w:line="480" w:lineRule="auto"/>
+        <w:ind w:right="604"/>
+        <w:rPr>
+          <w:lang w:val="en-IN"/>
+        </w:rPr>
+      </w:pPr>
+      <w:r>
+        <w:rPr>
+          <w:lang w:val="en-IN"/>
+        </w:rPr>
+        <w:t>text</w:t>
+      </w:r>
+    </w:p>
+    <w:p>
+      <w:pPr>
+        <w:pStyle w:val="BodyText"/>
+        <w:spacing w:before="1" w:line="480" w:lineRule="auto"/>
+        <w:ind w:right="604"/>
+        <w:rPr>
+          <w:lang w:val="en-IN"/>
+        </w:rPr>
+      </w:pPr>
+      <w:hyperlink r:id="rId12" w:history="1">
+        <w:r>
+          <w:rPr>
+            <w:rStyle w:val="Hyperlink"/>
+            <w:lang w:val="en-IN"/>
+          </w:rPr>
+          <w:t>http://127.0.0.1:8080</w:t>
+        </w:r>
+      </w:hyperlink>
+    </w:p>
+    <w:p>
+      <w:pPr>
+        <w:pStyle w:val="BodyText"/>
+        <w:spacing w:before="1" w:line="480" w:lineRule="auto"/>
+        <w:ind w:right="604"/>
+        <w:rPr>
+          <w:b/>
+          <w:bCs/>
+          <w:lang w:val="en-IN"/>
+        </w:rPr>
+      </w:pPr>
+      <w:r>
+        <w:rPr>
+          <w:b/>
+          <w:bCs/>
+          <w:lang w:val="en-IN"/>
+        </w:rPr>
+        <w:t>Step 8: System Verification &amp; Testing</w:t>
+      </w:r>
+    </w:p>
+    <w:p>
+      <w:pPr>
+        <w:pStyle w:val="BodyText"/>
+        <w:spacing w:before="1" w:line="480" w:lineRule="auto"/>
+        <w:ind w:right="604"/>
+        <w:rPr>
+          <w:lang w:val="en-IN"/>
+        </w:rPr>
+      </w:pPr>
+      <w:r>
+        <w:rPr>
+          <w:lang w:val="en-IN"/>
+        </w:rPr>
+        <w:t>Comprehensive manual and functional tests were conducted:</w:t>
+      </w:r>
+    </w:p>
+    <w:p>
+      <w:pPr>
+        <w:pStyle w:val="BodyText"/>
+        <w:numPr>
+          <w:ilvl w:val="0"/>
+          <w:numId w:val="36"/>
+        </w:numPr>
+        <w:spacing w:before="1" w:line="480" w:lineRule="auto"/>
+        <w:ind w:right="604"/>
+        <w:rPr>
+          <w:lang w:val="en-IN"/>
+        </w:rPr>
+      </w:pPr>
+      <w:r>
+        <w:rPr>
+          <w:b/>
+          <w:bCs/>
+          <w:lang w:val="en-IN"/>
+        </w:rPr>
+        <w:t>Instant Response Test:</w:t>
+      </w:r>
+      <w:r>
+        <w:rPr>
+          <w:lang w:val="en-IN"/>
+        </w:rPr>
+        <w:t xml:space="preserve"> Verified that greetings ("Hello", "Good morning") return hardcoded reflex responses in </w:t>
+      </w:r>
+      <m:oMath>
+        <m:r>
+          <w:rPr>
+            <w:rFonts w:ascii="Cambria Math" w:hAnsi="Cambria Math"/>
+            <w:lang w:val="en-IN"/>
+          </w:rPr>
+          <m:t>&lt;1</m:t>
+        </m:r>
+        <m:r>
+          <m:rPr>
+            <m:nor/>
+          </m:rPr>
+          <w:rPr>
+            <w:lang w:val="en-IN"/>
+          </w:rPr>
+          <m:t>ms</m:t>
+        </m:r>
+      </m:oMath>
+      <w:r>
+        <w:rPr>
+          <w:lang w:val="en-IN"/>
+        </w:rPr>
+        <w:t>.</w:t>
+      </w:r>
+    </w:p>
+    <w:p>
+      <w:pPr>
+        <w:pStyle w:val="BodyText"/>
+        <w:numPr>
+          <w:ilvl w:val="0"/>
+          <w:numId w:val="36"/>
+        </w:numPr>
+        <w:spacing w:before="1" w:line="480" w:lineRule="auto"/>
+        <w:ind w:right="604"/>
+        <w:rPr>
+          <w:lang w:val="en-IN"/>
+        </w:rPr>
+      </w:pPr>
+      <w:r>
+        <w:rPr>
+          <w:b/>
+          <w:bCs/>
+          <w:lang w:val="en-IN"/>
+        </w:rPr>
+        <w:t>Knowledge Retrieval Test:</w:t>
+      </w:r>
+      <w:r>
+        <w:rPr>
+          <w:lang w:val="en-IN"/>
+        </w:rPr>
+        <w:t xml:space="preserve"> Queried institutional questions ("What are the BCA course fees?") and verified accurate scoring and answer retrieval.</w:t>
+      </w:r>
+    </w:p>
+    <w:p>
+      <w:pPr>
+        <w:pStyle w:val="BodyText"/>
+        <w:numPr>
+          <w:ilvl w:val="0"/>
+          <w:numId w:val="36"/>
+        </w:numPr>
+        <w:spacing w:before="1" w:line="480" w:lineRule="auto"/>
+        <w:ind w:right="604"/>
+        <w:rPr>
+          <w:lang w:val="en-IN"/>
+        </w:rPr>
+      </w:pPr>
+      <w:r>
+        <w:rPr>
+          <w:b/>
+          <w:bCs/>
+          <w:lang w:val="en-IN"/>
+        </w:rPr>
+        <w:lastRenderedPageBreak/>
+        <w:t>RAG &amp; Cloud AI Test:</w:t>
+      </w:r>
+      <w:r>
+        <w:rPr>
+          <w:lang w:val="en-IN"/>
+        </w:rPr>
+        <w:t xml:space="preserve"> Asked complex, open-ended technical questions and verified grounded, formatted responses from the </w:t>
+      </w:r>
+      <w:proofErr w:type="spellStart"/>
+      <w:r>
+        <w:rPr>
+          <w:lang w:val="en-IN"/>
+        </w:rPr>
+        <w:t>Groq</w:t>
+      </w:r>
+      <w:proofErr w:type="spellEnd"/>
+      <w:r>
+        <w:rPr>
+          <w:lang w:val="en-IN"/>
+        </w:rPr>
+        <w:t xml:space="preserve"> API.</w:t>
+      </w:r>
+    </w:p>
+    <w:p>
+      <w:pPr>
+        <w:pStyle w:val="BodyText"/>
+        <w:numPr>
+          <w:ilvl w:val="0"/>
+          <w:numId w:val="36"/>
+        </w:numPr>
+        <w:spacing w:before="1" w:line="480" w:lineRule="auto"/>
+        <w:ind w:right="604"/>
+        <w:rPr>
+          <w:lang w:val="en-IN"/>
+        </w:rPr>
+      </w:pPr>
+      <w:r>
+        <w:rPr>
+          <w:b/>
+          <w:bCs/>
+          <w:lang w:val="en-IN"/>
+        </w:rPr>
+        <w:t>Offline Reliability Test:</w:t>
+      </w:r>
+      <w:r>
+        <w:rPr>
+          <w:lang w:val="en-IN"/>
+        </w:rPr>
+        <w:t xml:space="preserve"> Disabled the network connection and verified that the chatbot automatically served verified offline FAQs without throwing application crashes.</w:t>
+      </w:r>
+    </w:p>
+    <w:p>
+      <w:pPr>
+        <w:pStyle w:val="BodyText"/>
+        <w:numPr>
+          <w:ilvl w:val="0"/>
+          <w:numId w:val="36"/>
+        </w:numPr>
+        <w:spacing w:before="1" w:line="480" w:lineRule="auto"/>
+        <w:ind w:right="604"/>
+        <w:rPr>
+          <w:lang w:val="en-IN"/>
+        </w:rPr>
+      </w:pPr>
+      <w:r>
+        <w:rPr>
+          <w:b/>
+          <w:bCs/>
+          <w:lang w:val="en-IN"/>
+        </w:rPr>
+        <w:t>File Upload Test:</w:t>
+      </w:r>
+      <w:r>
+        <w:rPr>
+          <w:lang w:val="en-IN"/>
+        </w:rPr>
+        <w:t xml:space="preserve"> Uploaded sample .txt, .docx, and screenshot images to confirm accurate text extraction and Vision AI OCR.</w:t>
+      </w:r>
+    </w:p>
+    <w:p>
+      <w:pPr>
+        <w:pStyle w:val="BodyText"/>
+        <w:numPr>
+          <w:ilvl w:val="0"/>
+          <w:numId w:val="36"/>
+        </w:numPr>
+        <w:spacing w:before="1" w:line="480" w:lineRule="auto"/>
+        <w:ind w:right="604"/>
+        <w:rPr>
+          <w:lang w:val="en-IN"/>
+        </w:rPr>
+      </w:pPr>
+      <w:r>
+        <w:rPr>
+          <w:b/>
+          <w:bCs/>
+          <w:lang w:val="en-IN"/>
+        </w:rPr>
+        <w:t>Security Audit:</w:t>
+      </w:r>
+      <w:r>
+        <w:rPr>
+          <w:lang w:val="en-IN"/>
+        </w:rPr>
+        <w:t xml:space="preserve"> Tested password rate limiting by attempting 5 invalid admin logins; verified that the server correctly enforced a 15-minute IP lockout.</w:t>
+      </w:r>
+    </w:p>
+    <w:p>
+      <w:pPr>
+        <w:pStyle w:val="BodyText"/>
+        <w:spacing w:before="1" w:line="480" w:lineRule="auto"/>
+        <w:ind w:right="604"/>
+        <w:rPr>
+          <w:lang w:val="en-IN"/>
+        </w:rPr>
+      </w:pPr>
+    </w:p>
+    <w:p>
+      <w:pPr>
+        <w:pStyle w:val="BodyText"/>
+        <w:spacing w:before="1" w:line="480" w:lineRule="auto"/>
+        <w:ind w:right="604"/>
+        <w:rPr>
+          <w:lang w:val="en-IN"/>
+        </w:rPr>
+      </w:pPr>
+    </w:p>
+    <w:p>
+      <w:pPr>
+        <w:pStyle w:val="BodyText"/>
+        <w:spacing w:before="1" w:line="480" w:lineRule="auto"/>
+        <w:ind w:right="604"/>
+        <w:rPr>
+          <w:lang w:val="en-IN"/>
+        </w:rPr>
+      </w:pPr>
+    </w:p>
+    <w:p>
+      <w:pPr>
+        <w:pStyle w:val="BodyText"/>
+        <w:spacing w:before="1" w:line="480" w:lineRule="auto"/>
+        <w:ind w:left="1080" w:right="604"/>
+        <w:rPr>
+          <w:lang w:val="en-IN"/>
+        </w:rPr>
+      </w:pPr>
+    </w:p>
+    <w:p>
+      <w:pPr>
+        <w:pStyle w:val="BodyText"/>
+        <w:spacing w:before="1" w:line="480" w:lineRule="auto"/>
+        <w:ind w:right="604"/>
+        <w:rPr>
+          <w:lang w:val="en-IN"/>
+        </w:rPr>
+      </w:pPr>
+    </w:p>
+    <w:p>
+      <w:pPr>
+        <w:pStyle w:val="BodyText"/>
+        <w:spacing w:before="1" w:line="480" w:lineRule="auto"/>
+        <w:ind w:left="720" w:right="604"/>
+        <w:rPr>
+          <w:lang w:val="en-IN"/>
+        </w:rPr>
+      </w:pPr>
+    </w:p>
+    <w:p>
+      <w:pPr>
+        <w:pStyle w:val="BodyText"/>
+        <w:spacing w:before="1" w:line="480" w:lineRule="auto"/>
+        <w:ind w:left="720" w:right="604"/>
+        <w:rPr>
+          <w:lang w:val="en-IN"/>
+        </w:rPr>
+      </w:pPr>
+    </w:p>
+    <w:p>
+      <w:pPr>
+        <w:pStyle w:val="BodyText"/>
+        <w:spacing w:before="1" w:line="480" w:lineRule="auto"/>
+        <w:ind w:left="598" w:right="604"/>
+        <w:rPr>
+          <w:lang w:val="en-IN"/>
+        </w:rPr>
+      </w:pPr>
     </w:p>
     <w:p>
       <w:pPr>
@@ -5543,8 +9541,7 @@
     <w:p>
       <w:pPr>
         <w:spacing w:before="63"/>
-        <w:ind w:left="15" w:right="11"/>
-        <w:jc w:val="center"/>
+        <w:ind w:right="11"/>
         <w:rPr>
           <w:b/>
           <w:color w:val="0D465F"/>
@@ -5556,228 +9553,7 @@
     <w:p>
       <w:pPr>
         <w:spacing w:before="63"/>
-        <w:ind w:left="15" w:right="11"/>
-        <w:jc w:val="center"/>
-        <w:rPr>
-          <w:b/>
-          <w:color w:val="0D465F"/>
-          <w:sz w:val="36"/>
-          <w:u w:val="single" w:color="0D465F"/>
-        </w:rPr>
-      </w:pPr>
-    </w:p>
-    <w:p>
-      <w:pPr>
-        <w:spacing w:before="63"/>
-        <w:ind w:left="15" w:right="11"/>
-        <w:jc w:val="center"/>
-        <w:rPr>
-          <w:b/>
-          <w:color w:val="0D465F"/>
-          <w:sz w:val="36"/>
-          <w:u w:val="single" w:color="0D465F"/>
-        </w:rPr>
-      </w:pPr>
-    </w:p>
-    <w:p>
-      <w:pPr>
-        <w:spacing w:before="63"/>
-        <w:ind w:left="15" w:right="11"/>
-        <w:jc w:val="center"/>
-        <w:rPr>
-          <w:b/>
-          <w:color w:val="0D465F"/>
-          <w:sz w:val="36"/>
-          <w:u w:val="single" w:color="0D465F"/>
-        </w:rPr>
-      </w:pPr>
-    </w:p>
-    <w:p>
-      <w:pPr>
-        <w:spacing w:before="63"/>
-        <w:ind w:left="15" w:right="11"/>
-        <w:jc w:val="center"/>
-        <w:rPr>
-          <w:b/>
-          <w:color w:val="0D465F"/>
-          <w:sz w:val="36"/>
-          <w:u w:val="single" w:color="0D465F"/>
-        </w:rPr>
-      </w:pPr>
-    </w:p>
-    <w:p>
-      <w:pPr>
-        <w:spacing w:before="63"/>
-        <w:ind w:left="15" w:right="11"/>
-        <w:jc w:val="center"/>
-        <w:rPr>
-          <w:b/>
-          <w:color w:val="0D465F"/>
-          <w:sz w:val="36"/>
-          <w:u w:val="single" w:color="0D465F"/>
-        </w:rPr>
-      </w:pPr>
-    </w:p>
-    <w:p>
-      <w:pPr>
-        <w:spacing w:before="63"/>
-        <w:ind w:left="15" w:right="11"/>
-        <w:jc w:val="center"/>
-        <w:rPr>
-          <w:b/>
-          <w:color w:val="0D465F"/>
-          <w:sz w:val="36"/>
-          <w:u w:val="single" w:color="0D465F"/>
-        </w:rPr>
-      </w:pPr>
-    </w:p>
-    <w:p>
-      <w:pPr>
-        <w:spacing w:before="63"/>
-        <w:ind w:left="15" w:right="11"/>
-        <w:jc w:val="center"/>
-        <w:rPr>
-          <w:b/>
-          <w:color w:val="0D465F"/>
-          <w:sz w:val="36"/>
-          <w:u w:val="single" w:color="0D465F"/>
-        </w:rPr>
-      </w:pPr>
-    </w:p>
-    <w:p>
-      <w:pPr>
-        <w:spacing w:before="63"/>
-        <w:ind w:left="15" w:right="11"/>
-        <w:jc w:val="center"/>
-        <w:rPr>
-          <w:b/>
-          <w:color w:val="0D465F"/>
-          <w:sz w:val="36"/>
-          <w:u w:val="single" w:color="0D465F"/>
-        </w:rPr>
-      </w:pPr>
-    </w:p>
-    <w:p>
-      <w:pPr>
-        <w:spacing w:before="63"/>
-        <w:ind w:left="15" w:right="11"/>
-        <w:jc w:val="center"/>
-        <w:rPr>
-          <w:b/>
-          <w:color w:val="0D465F"/>
-          <w:sz w:val="36"/>
-          <w:u w:val="single" w:color="0D465F"/>
-        </w:rPr>
-      </w:pPr>
-    </w:p>
-    <w:p>
-      <w:pPr>
-        <w:spacing w:before="63"/>
-        <w:ind w:left="15" w:right="11"/>
-        <w:jc w:val="center"/>
-        <w:rPr>
-          <w:b/>
-          <w:color w:val="0D465F"/>
-          <w:sz w:val="36"/>
-          <w:u w:val="single" w:color="0D465F"/>
-        </w:rPr>
-      </w:pPr>
-    </w:p>
-    <w:p>
-      <w:pPr>
-        <w:spacing w:before="63"/>
-        <w:ind w:left="15" w:right="11"/>
-        <w:jc w:val="center"/>
-        <w:rPr>
-          <w:b/>
-          <w:color w:val="0D465F"/>
-          <w:sz w:val="36"/>
-          <w:u w:val="single" w:color="0D465F"/>
-        </w:rPr>
-      </w:pPr>
-    </w:p>
-    <w:p>
-      <w:pPr>
-        <w:spacing w:before="63"/>
-        <w:ind w:left="15" w:right="11"/>
-        <w:jc w:val="center"/>
-        <w:rPr>
-          <w:b/>
-          <w:color w:val="0D465F"/>
-          <w:sz w:val="36"/>
-          <w:u w:val="single" w:color="0D465F"/>
-        </w:rPr>
-      </w:pPr>
-    </w:p>
-    <w:p>
-      <w:pPr>
-        <w:spacing w:before="63"/>
-        <w:ind w:left="15" w:right="11"/>
-        <w:jc w:val="center"/>
-        <w:rPr>
-          <w:b/>
-          <w:color w:val="0D465F"/>
-          <w:sz w:val="36"/>
-          <w:u w:val="single" w:color="0D465F"/>
-        </w:rPr>
-      </w:pPr>
-    </w:p>
-    <w:p>
-      <w:pPr>
-        <w:spacing w:before="63"/>
-        <w:ind w:left="15" w:right="11"/>
-        <w:jc w:val="center"/>
-        <w:rPr>
-          <w:b/>
-          <w:color w:val="0D465F"/>
-          <w:sz w:val="36"/>
-          <w:u w:val="single" w:color="0D465F"/>
-        </w:rPr>
-      </w:pPr>
-    </w:p>
-    <w:p>
-      <w:pPr>
-        <w:spacing w:before="63"/>
-        <w:ind w:left="15" w:right="11"/>
-        <w:jc w:val="center"/>
-        <w:rPr>
-          <w:b/>
-          <w:color w:val="0D465F"/>
-          <w:sz w:val="36"/>
-          <w:u w:val="single" w:color="0D465F"/>
-        </w:rPr>
-      </w:pPr>
-    </w:p>
-    <w:p>
-      <w:pPr>
-        <w:spacing w:before="63"/>
-        <w:ind w:left="15" w:right="11"/>
-        <w:jc w:val="center"/>
-        <w:rPr>
-          <w:b/>
-          <w:color w:val="0D465F"/>
-          <w:sz w:val="36"/>
-          <w:u w:val="single" w:color="0D465F"/>
-        </w:rPr>
-      </w:pPr>
-    </w:p>
-    <w:p>
-      <w:pPr>
-        <w:spacing w:before="63"/>
-        <w:ind w:left="15" w:right="11"/>
-        <w:jc w:val="center"/>
-        <w:rPr>
-          <w:b/>
-          <w:color w:val="0D465F"/>
-          <w:sz w:val="36"/>
-          <w:u w:val="single" w:color="0D465F"/>
-        </w:rPr>
-      </w:pPr>
-    </w:p>
-    <w:p>
-      <w:pPr>
-        <w:spacing w:before="63"/>
-        <w:ind w:left="15" w:right="11"/>
+        <w:ind w:right="11"/>
         <w:jc w:val="center"/>
         <w:rPr>
           <w:b/>
@@ -5887,8 +9663,762 @@
     </w:p>
     <w:p>
       <w:pPr>
+        <w:pStyle w:val="BodyText"/>
+        <w:spacing w:line="480" w:lineRule="auto"/>
+        <w:ind w:right="593"/>
+        <w:jc w:val="both"/>
+        <w:rPr>
+          <w:b/>
+          <w:bCs/>
+          <w:lang w:val="en-IN"/>
+        </w:rPr>
+      </w:pPr>
+    </w:p>
+    <w:p>
+      <w:pPr>
+        <w:pStyle w:val="BodyText"/>
+        <w:spacing w:line="480" w:lineRule="auto"/>
+        <w:ind w:left="598" w:right="593"/>
+        <w:jc w:val="both"/>
+        <w:rPr>
+          <w:b/>
+          <w:bCs/>
+          <w:lang w:val="en-IN"/>
+        </w:rPr>
+      </w:pPr>
+      <w:r>
+        <w:rPr>
+          <w:b/>
+          <w:bCs/>
+          <w:lang w:val="en-IN"/>
+        </w:rPr>
+        <w:t xml:space="preserve">Figure 1: </w:t>
+      </w:r>
+      <w:r>
+        <w:rPr>
+          <w:b/>
+          <w:bCs/>
+        </w:rPr>
+        <w:t>Application Welcome Screen and System Status Banner</w:t>
+      </w:r>
+    </w:p>
+    <w:p>
+      <w:pPr>
+        <w:pStyle w:val="BodyText"/>
+        <w:spacing w:line="480" w:lineRule="auto"/>
+        <w:ind w:left="598" w:right="593"/>
+        <w:jc w:val="both"/>
+        <w:rPr>
+          <w:b/>
+          <w:bCs/>
+        </w:rPr>
+      </w:pPr>
+      <w:r>
+        <w:rPr>
+          <w:b/>
+          <w:bCs/>
+          <w:lang w:val="en-IN"/>
+        </w:rPr>
+        <w:t xml:space="preserve">Description: </w:t>
+      </w:r>
+      <w:r>
+        <w:t xml:space="preserve">Figure 1 illustrates the initial entry welcome screen of the Chatbot Assistant web application. It features a centered Nordic modal with a system greeting, a quick-action "Start Chatting →" button, and an operational status indicator showing real-time connectivity (Online), AI engine specification (Powered by </w:t>
+      </w:r>
+      <w:proofErr w:type="spellStart"/>
+      <w:r>
+        <w:t>Groq</w:t>
+      </w:r>
+      <w:proofErr w:type="spellEnd"/>
+      <w:r>
+        <w:t xml:space="preserve"> AI), architecture badge (Hybrid RAG), and client data privacy notice</w:t>
+      </w:r>
+      <w:r>
+        <w:rPr>
+          <w:b/>
+          <w:bCs/>
+        </w:rPr>
+        <w:t>.</w:t>
+      </w:r>
+    </w:p>
+    <w:p>
+      <w:pPr>
+        <w:pStyle w:val="BodyText"/>
+        <w:spacing w:line="480" w:lineRule="auto"/>
+        <w:ind w:left="598" w:right="593"/>
+        <w:jc w:val="both"/>
+        <w:rPr>
+          <w:b/>
+          <w:bCs/>
+        </w:rPr>
+      </w:pPr>
+    </w:p>
+    <w:p>
+      <w:pPr>
+        <w:pStyle w:val="BodyText"/>
+        <w:spacing w:line="480" w:lineRule="auto"/>
+        <w:ind w:left="598" w:right="593"/>
+        <w:jc w:val="both"/>
+      </w:pPr>
+    </w:p>
+    <w:p>
+      <w:pPr>
+        <w:pStyle w:val="BodyText"/>
+        <w:spacing w:line="480" w:lineRule="auto"/>
+        <w:ind w:left="598" w:right="593"/>
+        <w:jc w:val="both"/>
+      </w:pPr>
+      <w:r>
+        <w:rPr>
+          <w:noProof/>
+        </w:rPr>
+        <w:drawing>
+          <wp:inline distT="0" distB="0" distL="0" distR="0" wp14:anchorId="3965FFEF" wp14:editId="3622E5A3">
+            <wp:extent cx="6088380" cy="3002280"/>
+            <wp:effectExtent l="0" t="0" r="7620" b="7620"/>
+            <wp:docPr id="2113732372" name="Picture 1"/>
+            <wp:cNvGraphicFramePr>
+              <a:graphicFrameLocks xmlns:a="http://schemas.openxmlformats.org/drawingml/2006/main" noChangeAspect="1"/>
+            </wp:cNvGraphicFramePr>
+            <a:graphic xmlns:a="http://schemas.openxmlformats.org/drawingml/2006/main">
+              <a:graphicData uri="http://schemas.openxmlformats.org/drawingml/2006/picture">
+                <pic:pic xmlns:pic="http://schemas.openxmlformats.org/drawingml/2006/picture">
+                  <pic:nvPicPr>
+                    <pic:cNvPr id="2113732372" name="Picture 2113732372"/>
+                    <pic:cNvPicPr/>
+                  </pic:nvPicPr>
+                  <pic:blipFill>
+                    <a:blip r:embed="rId13" cstate="print">
+                      <a:extLst>
+                        <a:ext uri="{28A0092B-C50C-407E-A947-70E740481C1C}">
+                          <a14:useLocalDpi xmlns:a14="http://schemas.microsoft.com/office/drawing/2010/main" val="0"/>
+                        </a:ext>
+                      </a:extLst>
+                    </a:blip>
+                    <a:stretch>
+                      <a:fillRect/>
+                    </a:stretch>
+                  </pic:blipFill>
+                  <pic:spPr>
+                    <a:xfrm>
+                      <a:off x="0" y="0"/>
+                      <a:ext cx="6088380" cy="3002280"/>
+                    </a:xfrm>
+                    <a:prstGeom prst="rect">
+                      <a:avLst/>
+                    </a:prstGeom>
+                  </pic:spPr>
+                </pic:pic>
+              </a:graphicData>
+            </a:graphic>
+          </wp:inline>
+        </w:drawing>
+      </w:r>
+    </w:p>
+    <w:p>
+      <w:pPr>
+        <w:pStyle w:val="BodyText"/>
+        <w:spacing w:line="480" w:lineRule="auto"/>
+        <w:ind w:left="598" w:right="593"/>
+        <w:jc w:val="both"/>
+      </w:pPr>
+    </w:p>
+    <w:p>
+      <w:pPr>
+        <w:pStyle w:val="BodyText"/>
+        <w:spacing w:line="480" w:lineRule="auto"/>
+        <w:ind w:left="598" w:right="593"/>
+        <w:jc w:val="both"/>
+      </w:pPr>
+    </w:p>
+    <w:p>
+      <w:pPr>
+        <w:tabs>
+          <w:tab w:val="left" w:pos="895"/>
+        </w:tabs>
+      </w:pPr>
+    </w:p>
+    <w:p>
+      <w:pPr>
+        <w:tabs>
+          <w:tab w:val="left" w:pos="895"/>
+        </w:tabs>
+      </w:pPr>
+    </w:p>
+    <w:p>
+      <w:pPr>
+        <w:tabs>
+          <w:tab w:val="left" w:pos="895"/>
+        </w:tabs>
+      </w:pPr>
+    </w:p>
+    <w:p>
+      <w:pPr>
+        <w:pStyle w:val="BodyText"/>
+        <w:spacing w:line="480" w:lineRule="auto"/>
+        <w:ind w:left="598" w:right="593"/>
+        <w:jc w:val="both"/>
+        <w:rPr>
+          <w:b/>
+          <w:bCs/>
+          <w:lang w:val="en-IN"/>
+        </w:rPr>
+      </w:pPr>
+      <w:r>
+        <w:rPr>
+          <w:b/>
+          <w:bCs/>
+          <w:lang w:val="en-IN"/>
+        </w:rPr>
+        <w:t xml:space="preserve">Figure </w:t>
+      </w:r>
+      <w:r>
+        <w:rPr>
+          <w:b/>
+          <w:bCs/>
+          <w:lang w:val="en-IN"/>
+        </w:rPr>
+        <w:t>2</w:t>
+      </w:r>
+      <w:r>
+        <w:rPr>
+          <w:b/>
+          <w:bCs/>
+          <w:lang w:val="en-IN"/>
+        </w:rPr>
+        <w:t xml:space="preserve">: </w:t>
+      </w:r>
+      <w:r>
+        <w:rPr>
+          <w:b/>
+          <w:bCs/>
+          <w:lang w:val="en-IN"/>
+        </w:rPr>
+        <w:t>Primary Chat Interface and Navigation Dashboard</w:t>
+      </w:r>
+    </w:p>
+    <w:p>
+      <w:pPr>
+        <w:pStyle w:val="BodyText"/>
+        <w:spacing w:line="480" w:lineRule="auto"/>
+        <w:ind w:left="598" w:right="593"/>
+        <w:jc w:val="both"/>
+        <w:rPr>
+          <w:lang w:val="en-IN"/>
+        </w:rPr>
+      </w:pPr>
+      <w:r>
+        <w:rPr>
+          <w:b/>
+          <w:bCs/>
+          <w:lang w:val="en-IN"/>
+        </w:rPr>
+        <w:t xml:space="preserve">Description: </w:t>
+      </w:r>
+      <w:r>
+        <w:rPr>
+          <w:lang w:val="en-IN"/>
+        </w:rPr>
+        <w:t>Figure 2 displays the main user interface dashboard upon entering the chat workspace. It comprises:</w:t>
+      </w:r>
+    </w:p>
+    <w:p>
+      <w:pPr>
+        <w:pStyle w:val="BodyText"/>
+        <w:numPr>
+          <w:ilvl w:val="0"/>
+          <w:numId w:val="37"/>
+        </w:numPr>
+        <w:spacing w:line="480" w:lineRule="auto"/>
+        <w:ind w:right="593"/>
+        <w:jc w:val="both"/>
+        <w:rPr>
+          <w:lang w:val="en-IN"/>
+        </w:rPr>
+      </w:pPr>
+      <w:r>
+        <w:rPr>
+          <w:b/>
+          <w:bCs/>
+          <w:lang w:val="en-IN"/>
+        </w:rPr>
+        <w:t>Left Navigation Sidebar:</w:t>
+      </w:r>
+      <w:r>
+        <w:rPr>
+          <w:lang w:val="en-IN"/>
+        </w:rPr>
+        <w:t xml:space="preserve"> Housing links for </w:t>
+      </w:r>
+      <w:r>
+        <w:rPr>
+          <w:i/>
+          <w:iCs/>
+          <w:lang w:val="en-IN"/>
+        </w:rPr>
+        <w:t>Home / Chat</w:t>
+      </w:r>
+      <w:r>
+        <w:rPr>
+          <w:lang w:val="en-IN"/>
+        </w:rPr>
+        <w:t xml:space="preserve">, </w:t>
+      </w:r>
+      <w:r>
+        <w:rPr>
+          <w:i/>
+          <w:iCs/>
+          <w:lang w:val="en-IN"/>
+        </w:rPr>
+        <w:t>Conversation History</w:t>
+      </w:r>
+      <w:r>
+        <w:rPr>
+          <w:lang w:val="en-IN"/>
+        </w:rPr>
+        <w:t xml:space="preserve">, </w:t>
+      </w:r>
+      <w:r>
+        <w:rPr>
+          <w:i/>
+          <w:iCs/>
+          <w:lang w:val="en-IN"/>
+        </w:rPr>
+        <w:t>Knowledge Base (Admin)</w:t>
+      </w:r>
+      <w:r>
+        <w:rPr>
+          <w:lang w:val="en-IN"/>
+        </w:rPr>
+        <w:t xml:space="preserve">, </w:t>
+      </w:r>
+      <w:r>
+        <w:rPr>
+          <w:i/>
+          <w:iCs/>
+          <w:lang w:val="en-IN"/>
+        </w:rPr>
+        <w:t>About Us</w:t>
+      </w:r>
+      <w:r>
+        <w:rPr>
+          <w:lang w:val="en-IN"/>
+        </w:rPr>
+        <w:t xml:space="preserve">, and </w:t>
+      </w:r>
+      <w:r>
+        <w:rPr>
+          <w:i/>
+          <w:iCs/>
+          <w:lang w:val="en-IN"/>
+        </w:rPr>
+        <w:t>Dark Mode</w:t>
+      </w:r>
+      <w:r>
+        <w:rPr>
+          <w:lang w:val="en-IN"/>
+        </w:rPr>
+        <w:t xml:space="preserve"> toggle.</w:t>
+      </w:r>
+    </w:p>
+    <w:p>
+      <w:pPr>
+        <w:pStyle w:val="BodyText"/>
+        <w:numPr>
+          <w:ilvl w:val="0"/>
+          <w:numId w:val="37"/>
+        </w:numPr>
+        <w:spacing w:line="480" w:lineRule="auto"/>
+        <w:ind w:right="593"/>
+        <w:jc w:val="both"/>
+        <w:rPr>
+          <w:lang w:val="en-IN"/>
+        </w:rPr>
+      </w:pPr>
+      <w:r>
+        <w:rPr>
+          <w:b/>
+          <w:bCs/>
+          <w:lang w:val="en-IN"/>
+        </w:rPr>
+        <w:t>Header Bar:</w:t>
+      </w:r>
+      <w:r>
+        <w:rPr>
+          <w:lang w:val="en-IN"/>
+        </w:rPr>
+        <w:t xml:space="preserve"> Containing chatbot status info and action controls (clear chat and exit application).</w:t>
+      </w:r>
+    </w:p>
+    <w:p>
+      <w:pPr>
+        <w:pStyle w:val="BodyText"/>
+        <w:numPr>
+          <w:ilvl w:val="0"/>
+          <w:numId w:val="37"/>
+        </w:numPr>
+        <w:spacing w:line="480" w:lineRule="auto"/>
+        <w:ind w:right="593"/>
+        <w:jc w:val="both"/>
+        <w:rPr>
+          <w:lang w:val="en-IN"/>
+        </w:rPr>
+      </w:pPr>
+      <w:r>
+        <w:rPr>
+          <w:b/>
+          <w:bCs/>
+          <w:lang w:val="en-IN"/>
+        </w:rPr>
+        <w:t>Chat Stream:</w:t>
+      </w:r>
+      <w:r>
+        <w:rPr>
+          <w:lang w:val="en-IN"/>
+        </w:rPr>
+        <w:t xml:space="preserve"> Showing initial assistant greetings with timestamps.</w:t>
+      </w:r>
+    </w:p>
+    <w:p>
+      <w:pPr>
+        <w:pStyle w:val="BodyText"/>
+        <w:numPr>
+          <w:ilvl w:val="0"/>
+          <w:numId w:val="37"/>
+        </w:numPr>
+        <w:spacing w:line="480" w:lineRule="auto"/>
+        <w:ind w:right="593"/>
+        <w:jc w:val="both"/>
+        <w:rPr>
+          <w:lang w:val="en-IN"/>
+        </w:rPr>
+      </w:pPr>
+      <w:r>
+        <w:rPr>
+          <w:b/>
+          <w:bCs/>
+          <w:lang w:val="en-IN"/>
+        </w:rPr>
+        <w:t>Prompt Controls:</w:t>
+      </w:r>
+      <w:r>
+        <w:rPr>
+          <w:lang w:val="en-IN"/>
+        </w:rPr>
+        <w:t xml:space="preserve"> Featuring rapid-inquiry suggestion pills (</w:t>
+      </w:r>
+      <w:r>
+        <w:rPr>
+          <w:i/>
+          <w:iCs/>
+          <w:lang w:val="en-IN"/>
+        </w:rPr>
+        <w:t>What is C++?</w:t>
+      </w:r>
+      <w:r>
+        <w:rPr>
+          <w:lang w:val="en-IN"/>
+        </w:rPr>
+        <w:t xml:space="preserve">, </w:t>
+      </w:r>
+      <w:r>
+        <w:rPr>
+          <w:i/>
+          <w:iCs/>
+          <w:lang w:val="en-IN"/>
+        </w:rPr>
+        <w:t>What is HTML?</w:t>
+      </w:r>
+      <w:r>
+        <w:rPr>
+          <w:lang w:val="en-IN"/>
+        </w:rPr>
+        <w:t>, etc.), the multimodal file attachment button (for TXT, DOCX, and images), and the message input bar.</w:t>
+      </w:r>
+    </w:p>
+    <w:p>
+      <w:pPr>
+        <w:pStyle w:val="BodyText"/>
+        <w:spacing w:line="480" w:lineRule="auto"/>
+        <w:ind w:right="593"/>
+        <w:jc w:val="both"/>
+        <w:rPr>
+          <w:lang w:val="en-IN"/>
+        </w:rPr>
+      </w:pPr>
+    </w:p>
+    <w:p>
+      <w:pPr>
+        <w:pStyle w:val="BodyText"/>
+        <w:spacing w:line="480" w:lineRule="auto"/>
+        <w:ind w:right="593"/>
+        <w:jc w:val="both"/>
+        <w:rPr>
+          <w:lang w:val="en-IN"/>
+        </w:rPr>
+      </w:pPr>
+      <w:r>
+        <w:rPr>
+          <w:noProof/>
+          <w:lang w:val="en-IN"/>
+        </w:rPr>
+        <w:drawing>
+          <wp:inline distT="0" distB="0" distL="0" distR="0" wp14:anchorId="25317D7F" wp14:editId="1C8356D7">
+            <wp:extent cx="6663690" cy="2967990"/>
+            <wp:effectExtent l="0" t="0" r="3810" b="3810"/>
+            <wp:docPr id="355844350" name="Picture 2"/>
+            <wp:cNvGraphicFramePr>
+              <a:graphicFrameLocks xmlns:a="http://schemas.openxmlformats.org/drawingml/2006/main" noChangeAspect="1"/>
+            </wp:cNvGraphicFramePr>
+            <a:graphic xmlns:a="http://schemas.openxmlformats.org/drawingml/2006/main">
+              <a:graphicData uri="http://schemas.openxmlformats.org/drawingml/2006/picture">
+                <pic:pic xmlns:pic="http://schemas.openxmlformats.org/drawingml/2006/picture">
+                  <pic:nvPicPr>
+                    <pic:cNvPr id="355844350" name="Picture 355844350"/>
+                    <pic:cNvPicPr/>
+                  </pic:nvPicPr>
+                  <pic:blipFill>
+                    <a:blip r:embed="rId14" cstate="print">
+                      <a:extLst>
+                        <a:ext uri="{28A0092B-C50C-407E-A947-70E740481C1C}">
+                          <a14:useLocalDpi xmlns:a14="http://schemas.microsoft.com/office/drawing/2010/main" val="0"/>
+                        </a:ext>
+                      </a:extLst>
+                    </a:blip>
+                    <a:stretch>
+                      <a:fillRect/>
+                    </a:stretch>
+                  </pic:blipFill>
+                  <pic:spPr>
+                    <a:xfrm>
+                      <a:off x="0" y="0"/>
+                      <a:ext cx="6663690" cy="2967990"/>
+                    </a:xfrm>
+                    <a:prstGeom prst="rect">
+                      <a:avLst/>
+                    </a:prstGeom>
+                  </pic:spPr>
+                </pic:pic>
+              </a:graphicData>
+            </a:graphic>
+          </wp:inline>
+        </w:drawing>
+      </w:r>
+    </w:p>
+    <w:p>
+      <w:pPr>
+        <w:pStyle w:val="BodyText"/>
+        <w:spacing w:line="480" w:lineRule="auto"/>
+        <w:ind w:left="598" w:right="593"/>
+        <w:jc w:val="both"/>
+        <w:rPr>
+          <w:b/>
+          <w:bCs/>
+        </w:rPr>
+      </w:pPr>
+    </w:p>
+    <w:p>
+      <w:pPr>
+        <w:pStyle w:val="BodyText"/>
+        <w:spacing w:line="480" w:lineRule="auto"/>
+        <w:ind w:left="598" w:right="593"/>
+        <w:jc w:val="both"/>
+        <w:rPr>
+          <w:b/>
+          <w:bCs/>
+          <w:lang w:val="en-IN"/>
+        </w:rPr>
+      </w:pPr>
+      <w:r>
+        <w:rPr>
+          <w:b/>
+          <w:bCs/>
+          <w:lang w:val="en-IN"/>
+        </w:rPr>
+        <w:lastRenderedPageBreak/>
+        <w:t xml:space="preserve">Figure </w:t>
+      </w:r>
+      <w:r>
+        <w:rPr>
+          <w:b/>
+          <w:bCs/>
+          <w:lang w:val="en-IN"/>
+        </w:rPr>
+        <w:t>3</w:t>
+      </w:r>
+      <w:r>
+        <w:rPr>
+          <w:b/>
+          <w:bCs/>
+          <w:lang w:val="en-IN"/>
+        </w:rPr>
+        <w:t xml:space="preserve">: </w:t>
+      </w:r>
+      <w:r>
+        <w:rPr>
+          <w:b/>
+          <w:bCs/>
+          <w:lang w:val="en-IN"/>
+        </w:rPr>
+        <w:t>Hybrid RAG Conversational Response and User Action Controls</w:t>
+      </w:r>
+    </w:p>
+    <w:p>
+      <w:pPr>
+        <w:pStyle w:val="BodyText"/>
+        <w:spacing w:line="480" w:lineRule="auto"/>
+        <w:ind w:left="598" w:right="593"/>
+        <w:jc w:val="both"/>
+      </w:pPr>
+      <w:r>
+        <w:rPr>
+          <w:b/>
+          <w:bCs/>
+          <w:lang w:val="en-IN"/>
+        </w:rPr>
+        <w:t xml:space="preserve">Description: </w:t>
+      </w:r>
+      <w:r>
+        <w:t xml:space="preserve">Figure 3 demonstrates an active conversational turn within the Chatbot Assistant. When the user asks </w:t>
+      </w:r>
+      <w:r>
+        <w:rPr>
+          <w:i/>
+          <w:iCs/>
+        </w:rPr>
+        <w:t>"What is C++?"</w:t>
+      </w:r>
+      <w:r>
+        <w:t xml:space="preserve">, the system executes the multi-signal knowledge retriever, matches institutional curriculum data from </w:t>
+      </w:r>
+      <w:proofErr w:type="spellStart"/>
+      <w:r>
+        <w:t>knowledge.json</w:t>
+      </w:r>
+      <w:proofErr w:type="spellEnd"/>
+      <w:r>
+        <w:t xml:space="preserve">, and synthesizes a structured Markdown response with key technical points and college context. The interface also highlights the interactive user controls—including the </w:t>
+      </w:r>
+      <w:r>
+        <w:rPr>
+          <w:b/>
+          <w:bCs/>
+        </w:rPr>
+        <w:t>Edit (pencil)</w:t>
+      </w:r>
+      <w:r>
+        <w:t xml:space="preserve"> button for dynamic question updating and the </w:t>
+      </w:r>
+      <w:r>
+        <w:rPr>
+          <w:b/>
+          <w:bCs/>
+        </w:rPr>
+        <w:t>Copy</w:t>
+      </w:r>
+      <w:r>
+        <w:t xml:space="preserve"> button, along with exact turn timestamps.</w:t>
+      </w:r>
+    </w:p>
+    <w:p>
+      <w:pPr>
+        <w:pStyle w:val="BodyText"/>
+        <w:spacing w:line="480" w:lineRule="auto"/>
+        <w:ind w:right="593"/>
+        <w:jc w:val="both"/>
+      </w:pPr>
+    </w:p>
+    <w:p>
+      <w:pPr>
+        <w:pStyle w:val="BodyText"/>
+        <w:spacing w:line="480" w:lineRule="auto"/>
+        <w:ind w:left="598" w:right="593"/>
+        <w:jc w:val="both"/>
+      </w:pPr>
+    </w:p>
+    <w:p>
+      <w:pPr>
+        <w:pStyle w:val="BodyText"/>
+        <w:spacing w:line="480" w:lineRule="auto"/>
+        <w:ind w:left="598" w:right="593"/>
+        <w:jc w:val="both"/>
+      </w:pPr>
+      <w:r>
+        <w:drawing>
+          <wp:inline distT="0" distB="0" distL="0" distR="0" wp14:anchorId="13BE558D" wp14:editId="1AADB8AF">
+            <wp:extent cx="6309360" cy="3003550"/>
+            <wp:effectExtent l="0" t="0" r="0" b="6350"/>
+            <wp:docPr id="1969031695" name="Picture 1"/>
+            <wp:cNvGraphicFramePr>
+              <a:graphicFrameLocks xmlns:a="http://schemas.openxmlformats.org/drawingml/2006/main" noChangeAspect="1"/>
+            </wp:cNvGraphicFramePr>
+            <a:graphic xmlns:a="http://schemas.openxmlformats.org/drawingml/2006/main">
+              <a:graphicData uri="http://schemas.openxmlformats.org/drawingml/2006/picture">
+                <pic:pic xmlns:pic="http://schemas.openxmlformats.org/drawingml/2006/picture">
+                  <pic:nvPicPr>
+                    <pic:cNvPr id="1969031695" name=""/>
+                    <pic:cNvPicPr/>
+                  </pic:nvPicPr>
+                  <pic:blipFill>
+                    <a:blip r:embed="rId15"/>
+                    <a:stretch>
+                      <a:fillRect/>
+                    </a:stretch>
+                  </pic:blipFill>
+                  <pic:spPr>
+                    <a:xfrm>
+                      <a:off x="0" y="0"/>
+                      <a:ext cx="6309360" cy="3003550"/>
+                    </a:xfrm>
+                    <a:prstGeom prst="rect">
+                      <a:avLst/>
+                    </a:prstGeom>
+                  </pic:spPr>
+                </pic:pic>
+              </a:graphicData>
+            </a:graphic>
+          </wp:inline>
+        </w:drawing>
+      </w:r>
+    </w:p>
+    <w:p>
+      <w:pPr>
+        <w:tabs>
+          <w:tab w:val="left" w:pos="895"/>
+        </w:tabs>
+      </w:pPr>
+    </w:p>
+    <w:p>
+      <w:pPr>
+        <w:tabs>
+          <w:tab w:val="left" w:pos="895"/>
+        </w:tabs>
+      </w:pPr>
+    </w:p>
+    <w:p>
+      <w:pPr>
+        <w:tabs>
+          <w:tab w:val="left" w:pos="895"/>
+        </w:tabs>
+      </w:pPr>
+    </w:p>
+    <w:p>
+      <w:pPr>
+        <w:tabs>
+          <w:tab w:val="left" w:pos="895"/>
+        </w:tabs>
+      </w:pPr>
+    </w:p>
+    <w:p>
+      <w:pPr>
+        <w:tabs>
+          <w:tab w:val="left" w:pos="895"/>
+        </w:tabs>
+      </w:pPr>
+    </w:p>
+    <w:p>
+      <w:pPr>
         <w:spacing w:before="63"/>
-        <w:ind w:right="11"/>
+        <w:ind w:left="15" w:right="11"/>
         <w:rPr>
           <w:b/>
           <w:color w:val="0D465F"/>
@@ -5900,23 +10430,121 @@
     </w:p>
     <w:p>
       <w:pPr>
+        <w:spacing w:before="63"/>
+        <w:ind w:left="15" w:right="11"/>
+        <w:jc w:val="center"/>
+        <w:rPr>
+          <w:b/>
+          <w:color w:val="0D465F"/>
+          <w:spacing w:val="-2"/>
+          <w:sz w:val="36"/>
+          <w:u w:val="single" w:color="0D465F"/>
+        </w:rPr>
+      </w:pPr>
+    </w:p>
+    <w:p>
+      <w:pPr>
+        <w:spacing w:before="63"/>
+        <w:ind w:right="11"/>
+        <w:rPr>
+          <w:b/>
+          <w:color w:val="0D465F"/>
+          <w:spacing w:val="-2"/>
+          <w:sz w:val="36"/>
+          <w:u w:val="single" w:color="0D465F"/>
+        </w:rPr>
+      </w:pPr>
+    </w:p>
+    <w:p>
+      <w:pPr>
+        <w:spacing w:before="63"/>
+        <w:ind w:left="15" w:right="11"/>
+        <w:jc w:val="center"/>
+        <w:rPr>
+          <w:b/>
+          <w:color w:val="0D465F"/>
+          <w:spacing w:val="-2"/>
+          <w:sz w:val="36"/>
+          <w:u w:val="single" w:color="0D465F"/>
+        </w:rPr>
+      </w:pPr>
+      <w:r>
+        <w:rPr>
+          <w:b/>
+          <w:color w:val="0D465F"/>
+          <w:spacing w:val="-2"/>
+          <w:sz w:val="36"/>
+          <w:u w:val="single" w:color="0D465F"/>
+        </w:rPr>
+        <w:t>CONCLUSION</w:t>
+      </w:r>
+    </w:p>
+    <w:p>
+      <w:pPr>
+        <w:jc w:val="center"/>
+        <w:rPr>
+          <w:b/>
+          <w:sz w:val="36"/>
+        </w:rPr>
+      </w:pPr>
+    </w:p>
+    <w:p>
+      <w:pPr>
         <w:pStyle w:val="BodyText"/>
         <w:spacing w:line="480" w:lineRule="auto"/>
         <w:ind w:left="598" w:right="593"/>
         <w:jc w:val="both"/>
         <w:rPr>
-          <w:b/>
-          <w:bCs/>
-          <w:lang w:val="en-IN"/>
-        </w:rPr>
-      </w:pPr>
-      <w:r>
-        <w:rPr>
-          <w:b/>
-          <w:bCs/>
-          <w:lang w:val="en-IN"/>
-        </w:rPr>
-        <w:t>Figure 1: Initial Screen of the Simple Drawing Application</w:t>
+          <w:lang w:val="en-IN"/>
+        </w:rPr>
+      </w:pPr>
+      <w:r>
+        <w:rPr>
+          <w:lang w:val="en-IN"/>
+        </w:rPr>
+        <w:t xml:space="preserve">The </w:t>
+      </w:r>
+      <w:r>
+        <w:rPr>
+          <w:b/>
+          <w:bCs/>
+          <w:lang w:val="en-IN"/>
+        </w:rPr>
+        <w:t>Chatbot Assistant</w:t>
+      </w:r>
+      <w:r>
+        <w:rPr>
+          <w:lang w:val="en-IN"/>
+        </w:rPr>
+        <w:t xml:space="preserve"> project successfully demonstrates how to build a fast, secure, and modern conversational AI platform using a </w:t>
+      </w:r>
+      <w:r>
+        <w:rPr>
+          <w:b/>
+          <w:bCs/>
+          <w:lang w:val="en-IN"/>
+        </w:rPr>
+        <w:t>C++ backend server</w:t>
+      </w:r>
+      <w:r>
+        <w:rPr>
+          <w:lang w:val="en-IN"/>
+        </w:rPr>
+        <w:t xml:space="preserve"> and a responsive </w:t>
+      </w:r>
+      <w:r>
+        <w:rPr>
+          <w:b/>
+          <w:bCs/>
+          <w:lang w:val="en-IN"/>
+        </w:rPr>
+        <w:t>HTML, CSS, and JavaScript frontend</w:t>
+      </w:r>
+      <w:r>
+        <w:rPr>
+          <w:lang w:val="en-IN"/>
+        </w:rPr>
+        <w:t>. By using C++17, the application achieves high performance and minimal memory usage without needing heavy runtime environments like Python or Node.js.</w:t>
       </w:r>
     </w:p>
     <w:p>
@@ -5925,23 +10553,53 @@
         <w:spacing w:line="480" w:lineRule="auto"/>
         <w:ind w:left="598" w:right="593"/>
         <w:jc w:val="both"/>
-      </w:pPr>
-      <w:r>
-        <w:rPr>
-          <w:b/>
-          <w:bCs/>
-          <w:lang w:val="en-IN"/>
-        </w:rPr>
-        <w:t>Description:</w:t>
-      </w:r>
-      <w:r>
-        <w:rPr>
-          <w:lang w:val="en-IN"/>
-        </w:rPr>
-        <w:br/>
-      </w:r>
-      <w:r>
-        <w:t xml:space="preserve">This </w:t>
+        <w:rPr>
+          <w:lang w:val="en-IN"/>
+        </w:rPr>
+      </w:pPr>
+      <w:r>
+        <w:rPr>
+          <w:lang w:val="en-IN"/>
+        </w:rPr>
+        <w:t xml:space="preserve">The core strength of the project is its </w:t>
+      </w:r>
+      <w:r>
+        <w:rPr>
+          <w:b/>
+          <w:bCs/>
+          <w:lang w:val="en-IN"/>
+        </w:rPr>
+        <w:t>Hybrid RAG (Retrieval-Augmented Generation)</w:t>
+      </w:r>
+      <w:r>
+        <w:rPr>
+          <w:lang w:val="en-IN"/>
+        </w:rPr>
+        <w:t xml:space="preserve"> system. The chatbot combines instant keyword rules and a smart in-memory FAQ database with the cloud-based </w:t>
+      </w:r>
+      <w:proofErr w:type="spellStart"/>
+      <w:r>
+        <w:rPr>
+          <w:b/>
+          <w:bCs/>
+          <w:lang w:val="en-IN"/>
+        </w:rPr>
+        <w:t>Groq</w:t>
+      </w:r>
+      <w:proofErr w:type="spellEnd"/>
+      <w:r>
+        <w:rPr>
+          <w:b/>
+          <w:bCs/>
+          <w:lang w:val="en-IN"/>
+        </w:rPr>
+        <w:t xml:space="preserve"> AI model</w:t>
+      </w:r>
+      <w:r>
+        <w:rPr>
+          <w:lang w:val="en-IN"/>
+        </w:rPr>
+        <w:t>. This ensures that college-specific questions are answered instantly with verified facts, while general questions receive smart, natural AI responses. If the internet goes down, the chatbot automatically switches to offline mode so it never crashes.</w:t>
       </w:r>
     </w:p>
     <w:p>
@@ -5950,7 +10608,59 @@
         <w:spacing w:line="480" w:lineRule="auto"/>
         <w:ind w:left="598" w:right="593"/>
         <w:jc w:val="both"/>
-      </w:pPr>
+        <w:rPr>
+          <w:lang w:val="en-IN"/>
+        </w:rPr>
+      </w:pPr>
+      <w:r>
+        <w:rPr>
+          <w:lang w:val="en-IN"/>
+        </w:rPr>
+        <w:t xml:space="preserve">In addition to text chat, the system successfully processes </w:t>
+      </w:r>
+      <w:r>
+        <w:rPr>
+          <w:b/>
+          <w:bCs/>
+          <w:lang w:val="en-IN"/>
+        </w:rPr>
+        <w:t>TXT files, Word documents (.docx), and images</w:t>
+      </w:r>
+      <w:r>
+        <w:rPr>
+          <w:lang w:val="en-IN"/>
+        </w:rPr>
+        <w:t xml:space="preserve"> using AI computer vision for text recognition (OCR). </w:t>
+      </w:r>
+      <w:r>
+        <w:t>It also provides dynamic question editing, response regeneration...</w:t>
+      </w:r>
+      <w:r>
+        <w:rPr>
+          <w:lang w:val="en-IN"/>
+        </w:rPr>
+        <w:t xml:space="preserve"> </w:t>
+      </w:r>
+      <w:r>
+        <w:rPr>
+          <w:lang w:val="en-IN"/>
+        </w:rPr>
+        <w:t xml:space="preserve">and a password-protected </w:t>
+      </w:r>
+      <w:r>
+        <w:rPr>
+          <w:b/>
+          <w:bCs/>
+          <w:lang w:val="en-IN"/>
+        </w:rPr>
+        <w:t>Admin Panel</w:t>
+      </w:r>
+      <w:r>
+        <w:rPr>
+          <w:lang w:val="en-IN"/>
+        </w:rPr>
+        <w:t xml:space="preserve"> to manage FAQs and export chat history. Data is cached in computer memory (RAM) for instant speed, while built-in security protects against password guessing, harmful file uploads, and web attacks.</w:t>
+      </w:r>
     </w:p>
     <w:p>
       <w:pPr>
@@ -5958,13 +10668,40 @@
         <w:spacing w:line="480" w:lineRule="auto"/>
         <w:ind w:left="598" w:right="593"/>
         <w:jc w:val="both"/>
-      </w:pPr>
-    </w:p>
-    <w:p>
-      <w:pPr>
-        <w:tabs>
-          <w:tab w:val="left" w:pos="895"/>
-        </w:tabs>
+        <w:rPr>
+          <w:lang w:val="en-IN"/>
+        </w:rPr>
+      </w:pPr>
+      <w:r>
+        <w:rPr>
+          <w:lang w:val="en-IN"/>
+        </w:rPr>
+        <w:t xml:space="preserve">Overall, this project brought together low-level systems programming, web technologies, document parsing, network APIs, and modern generative AI. All </w:t>
+      </w:r>
+      <w:r>
+        <w:rPr>
+          <w:lang w:val="en-IN"/>
+        </w:rPr>
+        <w:lastRenderedPageBreak/>
+        <w:t>project objectives were successfully achieved</w:t>
+      </w:r>
+      <w:r>
+        <w:rPr>
+          <w:lang w:val="en-IN"/>
+        </w:rPr>
+        <w:t>.</w:t>
+      </w:r>
+    </w:p>
+    <w:p>
+      <w:pPr>
+        <w:pStyle w:val="BodyText"/>
+        <w:spacing w:line="480" w:lineRule="auto"/>
+        <w:ind w:right="593"/>
+        <w:jc w:val="both"/>
+        <w:rPr>
+          <w:bCs/>
+          <w:sz w:val="36"/>
+        </w:rPr>
         <w:sectPr>
           <w:pgSz w:w="11910" w:h="16840"/>
           <w:pgMar w:top="1800" w:right="708" w:bottom="280" w:left="708" w:header="720" w:footer="720" w:gutter="0"/>
@@ -5986,7 +10723,7 @@
         <w:rPr>
           <w:b/>
           <w:color w:val="0D465F"/>
-          <w:spacing w:val="-2"/>
+          <w:spacing w:val="-4"/>
           <w:sz w:val="36"/>
           <w:u w:val="single" w:color="0D465F"/>
         </w:rPr>
@@ -5995,253 +10732,23 @@
         <w:rPr>
           <w:b/>
           <w:color w:val="0D465F"/>
-          <w:spacing w:val="-2"/>
           <w:sz w:val="36"/>
           <w:u w:val="single" w:color="0D465F"/>
         </w:rPr>
         <w:lastRenderedPageBreak/>
-        <w:t>CONCLUSION</w:t>
-      </w:r>
-    </w:p>
-    <w:p>
-      <w:pPr>
-        <w:jc w:val="center"/>
-        <w:rPr>
-          <w:b/>
+        <w:t>FUTURE</w:t>
+      </w:r>
+      <w:r>
+        <w:rPr>
+          <w:b/>
+          <w:color w:val="0D465F"/>
+          <w:spacing w:val="-11"/>
           <w:sz w:val="36"/>
-        </w:rPr>
-      </w:pPr>
-    </w:p>
-    <w:p>
-      <w:pPr>
-        <w:pStyle w:val="BodyText"/>
-        <w:spacing w:line="480" w:lineRule="auto"/>
-        <w:ind w:left="598" w:right="593"/>
-        <w:jc w:val="both"/>
-        <w:rPr>
-          <w:lang w:val="en-IN"/>
-        </w:rPr>
-      </w:pPr>
-      <w:r>
-        <w:rPr>
-          <w:lang w:val="en-IN"/>
-        </w:rPr>
-        <w:t xml:space="preserve">The </w:t>
-      </w:r>
-      <w:r>
-        <w:rPr>
-          <w:b/>
-          <w:bCs/>
-          <w:lang w:val="en-IN"/>
-        </w:rPr>
-        <w:t>Chatbot Using C++</w:t>
-      </w:r>
-      <w:r>
-        <w:rPr>
-          <w:lang w:val="en-IN"/>
-        </w:rPr>
-        <w:t xml:space="preserve"> project successfully demonstrates the development of a web-based conversational assistant using a </w:t>
-      </w:r>
-      <w:r>
-        <w:rPr>
-          <w:b/>
-          <w:bCs/>
-          <w:lang w:val="en-IN"/>
-        </w:rPr>
-        <w:t>C++ backend</w:t>
-      </w:r>
-      <w:r>
-        <w:rPr>
-          <w:lang w:val="en-IN"/>
-        </w:rPr>
-        <w:t xml:space="preserve"> and </w:t>
-      </w:r>
-      <w:r>
-        <w:rPr>
-          <w:b/>
-          <w:bCs/>
-          <w:lang w:val="en-IN"/>
-        </w:rPr>
-        <w:t>HTML, CSS, and JavaScript frontend</w:t>
-      </w:r>
-      <w:r>
-        <w:rPr>
-          <w:lang w:val="en-IN"/>
-        </w:rPr>
-        <w:t xml:space="preserve">. The system combines traditional chatbot techniques such as keyword matching, predefined FAQs, text normalization, and token-overlap matching with </w:t>
-      </w:r>
-      <w:r>
-        <w:rPr>
-          <w:b/>
-          <w:bCs/>
-          <w:lang w:val="en-IN"/>
-        </w:rPr>
-        <w:t xml:space="preserve">AI-based responses through the </w:t>
-      </w:r>
-      <w:proofErr w:type="spellStart"/>
-      <w:r>
-        <w:rPr>
-          <w:b/>
-          <w:bCs/>
-          <w:lang w:val="en-IN"/>
-        </w:rPr>
-        <w:t>Groq</w:t>
-      </w:r>
-      <w:proofErr w:type="spellEnd"/>
-      <w:r>
-        <w:rPr>
-          <w:b/>
-          <w:bCs/>
-          <w:lang w:val="en-IN"/>
-        </w:rPr>
-        <w:t xml:space="preserve"> API</w:t>
-      </w:r>
-      <w:r>
-        <w:rPr>
-          <w:lang w:val="en-IN"/>
-        </w:rPr>
-        <w:t xml:space="preserve">. </w:t>
-      </w:r>
-    </w:p>
-    <w:p>
-      <w:pPr>
-        <w:pStyle w:val="BodyText"/>
-        <w:spacing w:line="480" w:lineRule="auto"/>
-        <w:ind w:left="598" w:right="593"/>
-        <w:jc w:val="both"/>
-        <w:rPr>
-          <w:lang w:val="en-IN"/>
-        </w:rPr>
-      </w:pPr>
-    </w:p>
-    <w:p>
-      <w:pPr>
-        <w:pStyle w:val="BodyText"/>
-        <w:spacing w:line="480" w:lineRule="auto"/>
-        <w:ind w:left="598" w:right="593"/>
-        <w:jc w:val="both"/>
-        <w:rPr>
-          <w:lang w:val="en-IN"/>
-        </w:rPr>
-      </w:pPr>
-      <w:r>
-        <w:rPr>
-          <w:lang w:val="en-IN"/>
-        </w:rPr>
-        <w:t xml:space="preserve">The project also provides useful features such as </w:t>
-      </w:r>
-      <w:r>
-        <w:rPr>
-          <w:b/>
-          <w:bCs/>
-          <w:lang w:val="en-IN"/>
-        </w:rPr>
-        <w:t>conversation history, multiple chat sessions, knowledge-</w:t>
-      </w:r>
-      <w:r>
-        <w:rPr>
-          <w:b/>
-          <w:bCs/>
-          <w:lang w:val="en-IN"/>
-        </w:rPr>
-        <w:t>based</w:t>
-      </w:r>
-      <w:r>
-        <w:rPr>
-          <w:b/>
-          <w:bCs/>
-          <w:lang w:val="en-IN"/>
-        </w:rPr>
-        <w:t xml:space="preserve"> management, TXT/DOCX document processing, and image analysis</w:t>
-      </w:r>
-      <w:r>
-        <w:rPr>
-          <w:lang w:val="en-IN"/>
-        </w:rPr>
-        <w:t xml:space="preserve">. An admin mode further supports FAQ management and history control. </w:t>
-      </w:r>
-    </w:p>
-    <w:p>
-      <w:pPr>
-        <w:pStyle w:val="BodyText"/>
-        <w:spacing w:line="480" w:lineRule="auto"/>
-        <w:ind w:left="598" w:right="593"/>
-        <w:jc w:val="both"/>
-        <w:rPr>
-          <w:lang w:val="en-IN"/>
-        </w:rPr>
-      </w:pPr>
-    </w:p>
-    <w:p>
-      <w:pPr>
-        <w:pStyle w:val="BodyText"/>
-        <w:spacing w:line="480" w:lineRule="auto"/>
-        <w:ind w:left="598" w:right="593"/>
-        <w:jc w:val="both"/>
-        <w:rPr>
-          <w:lang w:val="en-IN"/>
-        </w:rPr>
-      </w:pPr>
-      <w:r>
-        <w:rPr>
-          <w:lang w:val="en-IN"/>
-        </w:rPr>
-        <w:t xml:space="preserve">Overall, the project provides practical experience in </w:t>
-      </w:r>
-      <w:r>
-        <w:rPr>
-          <w:b/>
-          <w:bCs/>
-          <w:lang w:val="en-IN"/>
-        </w:rPr>
-        <w:t>C++ programming, file handling, string processing, web development, API integration, and AI-based systems</w:t>
-      </w:r>
-      <w:r>
-        <w:rPr>
-          <w:lang w:val="en-IN"/>
-        </w:rPr>
-        <w:t>. It demonstrates how rule-based processing and modern AI services can be combined to create a functional and interactive chatbot application.</w:t>
-      </w:r>
-    </w:p>
-    <w:p>
-      <w:pPr>
-        <w:pStyle w:val="BodyText"/>
-        <w:spacing w:line="480" w:lineRule="auto"/>
-        <w:ind w:left="598" w:right="593"/>
-        <w:jc w:val="both"/>
-        <w:rPr>
-          <w:lang w:val="en-IN"/>
-        </w:rPr>
-      </w:pPr>
-    </w:p>
-    <w:p>
-      <w:pPr>
-        <w:pStyle w:val="BodyText"/>
-        <w:spacing w:line="480" w:lineRule="auto"/>
-        <w:ind w:left="598" w:right="593"/>
-        <w:jc w:val="both"/>
-        <w:rPr>
-          <w:bCs/>
-          <w:sz w:val="36"/>
-        </w:rPr>
-        <w:sectPr>
-          <w:pgSz w:w="11910" w:h="16840"/>
-          <w:pgMar w:top="1800" w:right="708" w:bottom="280" w:left="708" w:header="720" w:footer="720" w:gutter="0"/>
-          <w:pgBorders w:offsetFrom="page">
-            <w:top w:val="single" w:sz="12" w:space="24" w:color="000000"/>
-            <w:left w:val="single" w:sz="12" w:space="24" w:color="000000"/>
-            <w:bottom w:val="single" w:sz="12" w:space="24" w:color="000000"/>
-            <w:right w:val="single" w:sz="12" w:space="24" w:color="000000"/>
-          </w:pgBorders>
-          <w:cols w:space="720"/>
-        </w:sectPr>
-      </w:pPr>
-    </w:p>
-    <w:p>
-      <w:pPr>
-        <w:spacing w:before="63"/>
-        <w:ind w:left="15" w:right="11"/>
-        <w:jc w:val="center"/>
+          <w:u w:val="single" w:color="0D465F"/>
+        </w:rPr>
+        <w:t xml:space="preserve"> </w:t>
+      </w:r>
+      <w:r>
         <w:rPr>
           <w:b/>
           <w:color w:val="0D465F"/>
@@ -6249,28 +10756,14 @@
           <w:sz w:val="36"/>
           <w:u w:val="single" w:color="0D465F"/>
         </w:rPr>
-      </w:pPr>
-      <w:r>
-        <w:rPr>
-          <w:b/>
-          <w:color w:val="0D465F"/>
-          <w:sz w:val="36"/>
-          <w:u w:val="single" w:color="0D465F"/>
-        </w:rPr>
-        <w:lastRenderedPageBreak/>
-        <w:t>FUTURE</w:t>
-      </w:r>
-      <w:r>
-        <w:rPr>
-          <w:b/>
-          <w:color w:val="0D465F"/>
-          <w:spacing w:val="-11"/>
-          <w:sz w:val="36"/>
-          <w:u w:val="single" w:color="0D465F"/>
-        </w:rPr>
-        <w:t xml:space="preserve"> </w:t>
-      </w:r>
-      <w:r>
+        <w:t>SCOPE</w:t>
+      </w:r>
+    </w:p>
+    <w:p>
+      <w:pPr>
+        <w:spacing w:before="63"/>
+        <w:ind w:left="15" w:right="11"/>
+        <w:jc w:val="center"/>
         <w:rPr>
           <w:b/>
           <w:color w:val="0D465F"/>
@@ -6278,21 +10771,6 @@
           <w:sz w:val="36"/>
           <w:u w:val="single" w:color="0D465F"/>
         </w:rPr>
-        <w:t>SCOPE</w:t>
-      </w:r>
-    </w:p>
-    <w:p>
-      <w:pPr>
-        <w:spacing w:before="63"/>
-        <w:ind w:left="15" w:right="11"/>
-        <w:jc w:val="center"/>
-        <w:rPr>
-          <w:b/>
-          <w:color w:val="0D465F"/>
-          <w:spacing w:val="-4"/>
-          <w:sz w:val="36"/>
-          <w:u w:val="single" w:color="0D465F"/>
-        </w:rPr>
       </w:pPr>
     </w:p>
     <w:p>
@@ -6306,17 +10784,17 @@
         </w:rPr>
       </w:pPr>
       <w:r>
-        <w:t xml:space="preserve">The </w:t>
-      </w:r>
-      <w:r>
-        <w:rPr>
-          <w:b/>
-          <w:bCs/>
-        </w:rPr>
-        <w:t>Chatbot Using C++</w:t>
-      </w:r>
-      <w:r>
-        <w:t xml:space="preserve"> project can be further enhanced with the following features:</w:t>
+        <w:t xml:space="preserve">While the </w:t>
+      </w:r>
+      <w:r>
+        <w:rPr>
+          <w:b/>
+          <w:bCs/>
+        </w:rPr>
+        <w:t>Chatbot Assistant</w:t>
+      </w:r>
+      <w:r>
+        <w:t xml:space="preserve"> is already fast, secure, and fully functional, it can be expanded in the future with the following advanced features:</w:t>
       </w:r>
     </w:p>
     <w:p>
@@ -6338,10 +10816,20 @@
           <w:b/>
           <w:bCs/>
         </w:rPr>
-        <w:t>Voice Interaction:</w:t>
-      </w:r>
-      <w:r>
-        <w:t xml:space="preserve"> Add speech-to-text and text-to-speech capabilities for voice-based communication.</w:t>
+        <w:t>Fully Offline Local AI</w:t>
+      </w:r>
+      <w:r>
+        <w:rPr>
+          <w:b/>
+          <w:bCs/>
+        </w:rPr>
+        <w:t>:</w:t>
+      </w:r>
+      <w:r>
+        <w:t xml:space="preserve"> </w:t>
+      </w:r>
+      <w:r>
+        <w:t>Integrate an embedded AI engine (like llama.cpp) to run small AI models directly on the computer without needing any internet connection or cloud API keys.</w:t>
       </w:r>
     </w:p>
     <w:p>
@@ -6363,10 +10851,20 @@
           <w:b/>
           <w:bCs/>
         </w:rPr>
-        <w:t>Advanced Natural Language Processing:</w:t>
-      </w:r>
-      <w:r>
-        <w:t xml:space="preserve"> Improve query understanding beyond keyword and token-overlap matching to provide more accurate responses.</w:t>
+        <w:t>Semantic Vector Search</w:t>
+      </w:r>
+      <w:r>
+        <w:rPr>
+          <w:b/>
+          <w:bCs/>
+        </w:rPr>
+        <w:t>:</w:t>
+      </w:r>
+      <w:r>
+        <w:t xml:space="preserve"> </w:t>
+      </w:r>
+      <w:r>
+        <w:t>Add AI vector embeddings so the chatbot can understand the deeper meaning and context of questions beyond keyword and synonym matching.</w:t>
       </w:r>
     </w:p>
     <w:p>
@@ -6419,16 +10917,20 @@
           <w:b/>
           <w:bCs/>
         </w:rPr>
-        <w:t>Database Integration:</w:t>
-      </w:r>
-      <w:r>
-        <w:t xml:space="preserve"> Replace file-based storage with a database for more efficient management of users, FAQs, and conversation history</w:t>
-      </w:r>
-      <w:r>
-        <w:rPr>
-          <w:lang w:val="en-IN"/>
-        </w:rPr>
-        <w:t>.</w:t>
+        <w:t>Database Integration (SQLite / PostgreSQL)</w:t>
+      </w:r>
+      <w:r>
+        <w:rPr>
+          <w:b/>
+          <w:bCs/>
+        </w:rPr>
+        <w:t>:</w:t>
+      </w:r>
+      <w:r>
+        <w:t xml:space="preserve"> </w:t>
+      </w:r>
+      <w:r>
+        <w:t>Upgrade from JSON file storage to a relational database like SQLite to easily manage millions of chat records across multiple servers</w:t>
       </w:r>
     </w:p>
     <w:p>
@@ -6450,10 +10952,20 @@
           <w:b/>
           <w:bCs/>
         </w:rPr>
-        <w:t>Enhanced File Analysis:</w:t>
-      </w:r>
-      <w:r>
-        <w:t xml:space="preserve"> Extend support to additional document formats and provide more advanced document summarization and analysis.</w:t>
+        <w:t>PDF and Spreadsheet Support</w:t>
+      </w:r>
+      <w:r>
+        <w:rPr>
+          <w:b/>
+          <w:bCs/>
+        </w:rPr>
+        <w:t>:</w:t>
+      </w:r>
+      <w:r>
+        <w:t xml:space="preserve"> </w:t>
+      </w:r>
+      <w:r>
+        <w:t>Add built-in support for reading PDF files and Excel spreadsheets (.xlsx) for automated data summaries.</w:t>
       </w:r>
     </w:p>
     <w:p>
@@ -6475,16 +10987,17 @@
           <w:b/>
           <w:bCs/>
         </w:rPr>
-        <w:t>Advanced Image Understanding:</w:t>
-      </w:r>
-      <w:r>
-        <w:t xml:space="preserve"> Improve image processing to support more detailed visual analysis through multimodal AI</w:t>
-      </w:r>
-      <w:r>
-        <w:rPr>
-          <w:lang w:val="en-IN"/>
-        </w:rPr>
-        <w:t>.</w:t>
+        <w:t>Individual Student Logins:</w:t>
+      </w:r>
+      <w:r>
+        <w:rPr>
+          <w:b/>
+          <w:bCs/>
+        </w:rPr>
+        <w:t xml:space="preserve"> </w:t>
+      </w:r>
+      <w:r>
+        <w:t>Introduce student and teacher user accounts with personal login credentials and private chat histories.</w:t>
       </w:r>
     </w:p>
     <w:p>
@@ -6506,85 +11019,34 @@
           <w:b/>
           <w:bCs/>
         </w:rPr>
-        <w:t>User Authentication:</w:t>
-      </w:r>
-      <w:r>
-        <w:t xml:space="preserve"> Introduce secure user accounts and personalized conversation history</w:t>
-      </w:r>
-      <w:r>
-        <w:rPr>
-          <w:lang w:val="en-IN"/>
-        </w:rPr>
-        <w:t>.</w:t>
-      </w:r>
-    </w:p>
-    <w:p>
-      <w:pPr>
-        <w:pStyle w:val="BodyText"/>
-        <w:numPr>
-          <w:ilvl w:val="0"/>
-          <w:numId w:val="13"/>
-        </w:numPr>
-        <w:spacing w:line="480" w:lineRule="auto"/>
-        <w:ind w:right="593"/>
-        <w:jc w:val="both"/>
-        <w:rPr>
-          <w:lang w:val="en-IN"/>
-        </w:rPr>
-      </w:pPr>
-      <w:r>
-        <w:rPr>
-          <w:b/>
-          <w:bCs/>
-        </w:rPr>
-        <w:t>Improved Security:</w:t>
-      </w:r>
-      <w:r>
-        <w:t xml:space="preserve"> Add stronger authentication, authorization, input validation, and protection of API credentials.</w:t>
-      </w:r>
-    </w:p>
-    <w:p>
-      <w:pPr>
-        <w:pStyle w:val="BodyText"/>
-        <w:numPr>
-          <w:ilvl w:val="0"/>
-          <w:numId w:val="13"/>
-        </w:numPr>
-        <w:spacing w:line="480" w:lineRule="auto"/>
-        <w:ind w:right="593"/>
-        <w:jc w:val="both"/>
-        <w:rPr>
-          <w:lang w:val="en-IN"/>
-        </w:rPr>
-      </w:pPr>
-      <w:r>
-        <w:rPr>
-          <w:b/>
-          <w:bCs/>
-        </w:rPr>
-        <w:t>Mobile Support:</w:t>
-      </w:r>
-      <w:r>
-        <w:t xml:space="preserve"> Develop a responsive or dedicated mobile interface for convenient access on smartphones and tablets.</w:t>
-      </w:r>
-    </w:p>
-    <w:p>
-      <w:pPr>
-        <w:rPr>
-          <w:b/>
+        <w:t>Regional Language Support</w:t>
+      </w:r>
+      <w:r>
+        <w:rPr>
+          <w:b/>
+          <w:bCs/>
+        </w:rPr>
+        <w:t>:</w:t>
+      </w:r>
+      <w:r>
+        <w:t xml:space="preserve"> </w:t>
+      </w:r>
+      <w:r>
+        <w:t>Add multilingual translation to allow users to ask questions in regional languages such as Odia and Hindi.</w:t>
+      </w:r>
+    </w:p>
+    <w:p>
+      <w:pPr>
+        <w:spacing w:before="63"/>
+        <w:ind w:left="15" w:right="13"/>
+        <w:jc w:val="center"/>
+        <w:rPr>
+          <w:b/>
+          <w:color w:val="0D465F"/>
+          <w:spacing w:val="-2"/>
           <w:sz w:val="36"/>
-        </w:rPr>
-        <w:sectPr>
-          <w:pgSz w:w="11910" w:h="16840"/>
-          <w:pgMar w:top="1800" w:right="708" w:bottom="280" w:left="708" w:header="720" w:footer="720" w:gutter="0"/>
-          <w:pgBorders w:offsetFrom="page">
-            <w:top w:val="single" w:sz="12" w:space="24" w:color="000000"/>
-            <w:left w:val="single" w:sz="12" w:space="24" w:color="000000"/>
-            <w:bottom w:val="single" w:sz="12" w:space="24" w:color="000000"/>
-            <w:right w:val="single" w:sz="12" w:space="24" w:color="000000"/>
-          </w:pgBorders>
-          <w:cols w:space="720"/>
-        </w:sectPr>
+          <w:u w:val="single" w:color="0D465F"/>
+        </w:rPr>
       </w:pPr>
     </w:p>
     <w:p>
@@ -6667,7 +11129,7 @@
         </w:rPr>
         <w:t xml:space="preserve"> </w:t>
       </w:r>
-      <w:hyperlink r:id="rId11" w:history="1">
+      <w:hyperlink r:id="rId16" w:history="1">
         <w:r>
           <w:rPr>
             <w:rStyle w:val="Hyperlink"/>
@@ -6716,7 +11178,7 @@
         </w:rPr>
         <w:br/>
       </w:r>
-      <w:hyperlink r:id="rId12" w:tgtFrame="_blank" w:history="1">
+      <w:hyperlink r:id="rId17" w:tgtFrame="_blank" w:history="1">
         <w:r>
           <w:rPr>
             <w:rStyle w:val="Hyperlink"/>
@@ -6781,7 +11243,7 @@
         </w:rPr>
         <w:br/>
       </w:r>
-      <w:hyperlink r:id="rId13" w:tgtFrame="_blank" w:history="1">
+      <w:hyperlink r:id="rId18" w:tgtFrame="_blank" w:history="1">
         <w:r>
           <w:rPr>
             <w:rStyle w:val="Hyperlink"/>
@@ -6830,7 +11292,7 @@
         </w:rPr>
         <w:br/>
       </w:r>
-      <w:hyperlink r:id="rId14" w:tgtFrame="_blank" w:history="1">
+      <w:hyperlink r:id="rId19" w:tgtFrame="_blank" w:history="1">
         <w:r>
           <w:rPr>
             <w:rStyle w:val="Hyperlink"/>
@@ -6879,7 +11341,7 @@
         </w:rPr>
         <w:br/>
       </w:r>
-      <w:hyperlink r:id="rId15" w:tgtFrame="_blank" w:history="1">
+      <w:hyperlink r:id="rId20" w:tgtFrame="_blank" w:history="1">
         <w:r>
           <w:rPr>
             <w:rStyle w:val="Hyperlink"/>
@@ -6927,7 +11389,7 @@
         </w:rPr>
         <w:br/>
       </w:r>
-      <w:hyperlink r:id="rId16" w:tgtFrame="_blank" w:history="1">
+      <w:hyperlink r:id="rId21" w:tgtFrame="_blank" w:history="1">
         <w:r>
           <w:rPr>
             <w:rStyle w:val="Hyperlink"/>
@@ -6935,6 +11397,105 @@
             <w:bCs/>
           </w:rPr>
           <w:t>https://developer.mozilla.org/en-US/</w:t>
+        </w:r>
+      </w:hyperlink>
+    </w:p>
+    <w:p>
+      <w:pPr>
+        <w:pStyle w:val="ListParagraph"/>
+        <w:numPr>
+          <w:ilvl w:val="0"/>
+          <w:numId w:val="14"/>
+        </w:numPr>
+        <w:spacing w:before="100" w:beforeAutospacing="1" w:after="100" w:afterAutospacing="1"/>
+        <w:rPr>
+          <w:sz w:val="28"/>
+          <w:szCs w:val="28"/>
+        </w:rPr>
+      </w:pPr>
+      <w:proofErr w:type="spellStart"/>
+      <w:r>
+        <w:rPr>
+          <w:b/>
+          <w:bCs/>
+          <w:sz w:val="28"/>
+          <w:szCs w:val="28"/>
+        </w:rPr>
+        <w:t>DOMPurify</w:t>
+      </w:r>
+      <w:proofErr w:type="spellEnd"/>
+      <w:r>
+        <w:rPr>
+          <w:b/>
+          <w:bCs/>
+          <w:sz w:val="28"/>
+          <w:szCs w:val="28"/>
+        </w:rPr>
+        <w:t xml:space="preserve"> – Client-Side HTML XSS Sanitization</w:t>
+      </w:r>
+    </w:p>
+    <w:p>
+      <w:pPr>
+        <w:pStyle w:val="ListParagraph"/>
+        <w:spacing w:before="100" w:beforeAutospacing="1" w:after="100" w:afterAutospacing="1"/>
+        <w:ind w:left="1318" w:firstLine="0"/>
+        <w:rPr>
+          <w:sz w:val="28"/>
+          <w:szCs w:val="28"/>
+        </w:rPr>
+      </w:pPr>
+      <w:hyperlink r:id="rId22" w:history="1">
+        <w:r>
+          <w:rPr>
+            <w:rStyle w:val="Hyperlink"/>
+            <w:sz w:val="28"/>
+            <w:szCs w:val="28"/>
+          </w:rPr>
+          <w:t>https://github.com/cure53/DOMPurify</w:t>
+        </w:r>
+      </w:hyperlink>
+    </w:p>
+    <w:p>
+      <w:pPr>
+        <w:pStyle w:val="ListParagraph"/>
+        <w:numPr>
+          <w:ilvl w:val="0"/>
+          <w:numId w:val="14"/>
+        </w:numPr>
+        <w:spacing w:before="100" w:beforeAutospacing="1" w:after="100" w:afterAutospacing="1"/>
+        <w:rPr>
+          <w:sz w:val="28"/>
+          <w:szCs w:val="28"/>
+        </w:rPr>
+      </w:pPr>
+      <w:r>
+        <w:rPr>
+          <w:b/>
+          <w:bCs/>
+          <w:sz w:val="28"/>
+          <w:szCs w:val="28"/>
+        </w:rPr>
+        <w:t>Retrieval-Augmented Generation (RAG) Architecture Overview</w:t>
+      </w:r>
+    </w:p>
+    <w:p>
+      <w:pPr>
+        <w:pStyle w:val="ListParagraph"/>
+        <w:spacing w:before="100" w:beforeAutospacing="1" w:after="100" w:afterAutospacing="1"/>
+        <w:ind w:left="1318" w:firstLine="0"/>
+        <w:rPr>
+          <w:sz w:val="28"/>
+          <w:szCs w:val="28"/>
+        </w:rPr>
+      </w:pPr>
+      <w:hyperlink r:id="rId23" w:history="1">
+        <w:r>
+          <w:rPr>
+            <w:rStyle w:val="Hyperlink"/>
+            <w:sz w:val="28"/>
+            <w:szCs w:val="28"/>
+          </w:rPr>
+          <w:t>https://arxiv.org/abs/2005.11401</w:t>
         </w:r>
       </w:hyperlink>
     </w:p>
@@ -7047,6 +11608,155 @@
 <file path=word/numbering.xml><?xml version="1.0" encoding="utf-8"?>
 <w:numbering xmlns:wpc="http://schemas.microsoft.com/office/word/2010/wordprocessingCanvas" xmlns:cx="http://schemas.microsoft.com/office/drawing/2014/chartex" xmlns:cx1="http://schemas.microsoft.com/office/drawing/2015/9/8/chartex" xmlns:cx2="http://schemas.microsoft.com/office/drawing/2015/10/21/chartex" xmlns:cx3="http://schemas.microsoft.com/office/drawing/2016/5/9/chartex" xmlns:cx4="http://schemas.microsoft.com/office/drawing/2016/5/10/chartex" xmlns:cx5="http://schemas.microsoft.com/office/drawing/2016/5/11/chartex" xmlns:cx6="http://schemas.microsoft.com/office/drawing/2016/5/12/chartex" xmlns:cx7="http://schemas.microsoft.com/office/drawing/2016/5/13/chartex" xmlns:cx8="http://schemas.microsoft.com/office/drawing/2016/5/14/chartex" xmlns:mc="http://schemas.openxmlformats.org/markup-compatibility/2006" xmlns:aink="http://schemas.microsoft.com/office/drawing/2016/ink" xmlns:am3d="http://schemas.microsoft.com/office/drawing/2017/model3d" xmlns:o="urn:schemas-microsoft-com:office:office" xmlns:oel="http://schemas.microsoft.com/office/2019/extlst" xmlns:r="http://schemas.openxmlformats.org/officeDocument/2006/relationships" xmlns:m="http://schemas.openxmlformats.org/officeDocument/2006/math" xmlns:v="urn:schemas-microsoft-com:vml" xmlns:wp14="http://schemas.microsoft.com/office/word/2010/wordprocessingDrawing" xmlns:wp="http://schemas.openxmlformats.org/drawingml/2006/wordprocessingDrawing" xmlns:w10="urn:schemas-microsoft-com:office:word" xmlns:w="http://schemas.openxmlformats.org/wordprocessingml/2006/main" xmlns:w14="http://schemas.microsoft.com/office/word/2010/wordml" xmlns:w15="http://schemas.microsoft.com/office/word/2012/wordml" xmlns:w16cex="http://schemas.microsoft.com/office/word/2018/wordml/cex" xmlns:w16cid="http://schemas.microsoft.com/office/word/2016/wordml/cid" xmlns:w16="http://schemas.microsoft.com/office/word/2018/wordml" xmlns:w16du="http://schemas.microsoft.com/office/word/2023/wordml/word16du" xmlns:w16sdtdh="http://schemas.microsoft.com/office/word/2020/wordml/sdtdatahash" xmlns:w16sdtfl="http://schemas.microsoft.com/office/word/2024/wordml/sdtformatlock" xmlns:w16se="http://schemas.microsoft.com/office/word/2015/wordml/symex" xmlns:wpg="http://schemas.microsoft.com/office/word/2010/wordprocessingGroup" xmlns:wpi="http://schemas.microsoft.com/office/word/2010/wordprocessingInk" xmlns:wne="http://schemas.microsoft.com/office/word/2006/wordml" xmlns:wps="http://schemas.microsoft.com/office/word/2010/wordprocessingShape" mc:Ignorable="w14 w15 w16se w16cid w16 w16cex w16sdtdh w16sdtfl w16du wp14">
   <w:abstractNum w:abstractNumId="0" w15:restartNumberingAfterBreak="0">
+    <w:nsid w:val="04753BAC"/>
+    <w:multiLevelType w:val="multilevel"/>
+    <w:tmpl w:val="D3505B08"/>
+    <w:lvl w:ilvl="0">
+      <w:start w:val="1"/>
+      <w:numFmt w:val="bullet"/>
+      <w:lvlText w:val=""/>
+      <w:lvlJc w:val="left"/>
+      <w:pPr>
+        <w:tabs>
+          <w:tab w:val="num" w:pos="720"/>
+        </w:tabs>
+        <w:ind w:left="720" w:hanging="360"/>
+      </w:pPr>
+      <w:rPr>
+        <w:rFonts w:ascii="Symbol" w:hAnsi="Symbol" w:hint="default"/>
+        <w:sz w:val="20"/>
+      </w:rPr>
+    </w:lvl>
+    <w:lvl w:ilvl="1" w:tentative="1">
+      <w:start w:val="1"/>
+      <w:numFmt w:val="bullet"/>
+      <w:lvlText w:val="o"/>
+      <w:lvlJc w:val="left"/>
+      <w:pPr>
+        <w:tabs>
+          <w:tab w:val="num" w:pos="1440"/>
+        </w:tabs>
+        <w:ind w:left="1440" w:hanging="360"/>
+      </w:pPr>
+      <w:rPr>
+        <w:rFonts w:ascii="Courier New" w:hAnsi="Courier New" w:hint="default"/>
+        <w:sz w:val="20"/>
+      </w:rPr>
+    </w:lvl>
+    <w:lvl w:ilvl="2" w:tentative="1">
+      <w:start w:val="1"/>
+      <w:numFmt w:val="bullet"/>
+      <w:lvlText w:val=""/>
+      <w:lvlJc w:val="left"/>
+      <w:pPr>
+        <w:tabs>
+          <w:tab w:val="num" w:pos="2160"/>
+        </w:tabs>
+        <w:ind w:left="2160" w:hanging="360"/>
+      </w:pPr>
+      <w:rPr>
+        <w:rFonts w:ascii="Wingdings" w:hAnsi="Wingdings" w:hint="default"/>
+        <w:sz w:val="20"/>
+      </w:rPr>
+    </w:lvl>
+    <w:lvl w:ilvl="3" w:tentative="1">
+      <w:start w:val="1"/>
+      <w:numFmt w:val="bullet"/>
+      <w:lvlText w:val=""/>
+      <w:lvlJc w:val="left"/>
+      <w:pPr>
+        <w:tabs>
+          <w:tab w:val="num" w:pos="2880"/>
+        </w:tabs>
+        <w:ind w:left="2880" w:hanging="360"/>
+      </w:pPr>
+      <w:rPr>
+        <w:rFonts w:ascii="Wingdings" w:hAnsi="Wingdings" w:hint="default"/>
+        <w:sz w:val="20"/>
+      </w:rPr>
+    </w:lvl>
+    <w:lvl w:ilvl="4" w:tentative="1">
+      <w:start w:val="1"/>
+      <w:numFmt w:val="bullet"/>
+      <w:lvlText w:val=""/>
+      <w:lvlJc w:val="left"/>
+      <w:pPr>
+        <w:tabs>
+          <w:tab w:val="num" w:pos="3600"/>
+        </w:tabs>
+        <w:ind w:left="3600" w:hanging="360"/>
+      </w:pPr>
+      <w:rPr>
+        <w:rFonts w:ascii="Wingdings" w:hAnsi="Wingdings" w:hint="default"/>
+        <w:sz w:val="20"/>
+      </w:rPr>
+    </w:lvl>
+    <w:lvl w:ilvl="5" w:tentative="1">
+      <w:start w:val="1"/>
+      <w:numFmt w:val="bullet"/>
+      <w:lvlText w:val=""/>
+      <w:lvlJc w:val="left"/>
+      <w:pPr>
+        <w:tabs>
+          <w:tab w:val="num" w:pos="4320"/>
+        </w:tabs>
+        <w:ind w:left="4320" w:hanging="360"/>
+      </w:pPr>
+      <w:rPr>
+        <w:rFonts w:ascii="Wingdings" w:hAnsi="Wingdings" w:hint="default"/>
+        <w:sz w:val="20"/>
+      </w:rPr>
+    </w:lvl>
+    <w:lvl w:ilvl="6" w:tentative="1">
+      <w:start w:val="1"/>
+      <w:numFmt w:val="bullet"/>
+      <w:lvlText w:val=""/>
+      <w:lvlJc w:val="left"/>
+      <w:pPr>
+        <w:tabs>
+          <w:tab w:val="num" w:pos="5040"/>
+        </w:tabs>
+        <w:ind w:left="5040" w:hanging="360"/>
+      </w:pPr>
+      <w:rPr>
+        <w:rFonts w:ascii="Wingdings" w:hAnsi="Wingdings" w:hint="default"/>
+        <w:sz w:val="20"/>
+      </w:rPr>
+    </w:lvl>
+    <w:lvl w:ilvl="7" w:tentative="1">
+      <w:start w:val="1"/>
+      <w:numFmt w:val="bullet"/>
+      <w:lvlText w:val=""/>
+      <w:lvlJc w:val="left"/>
+      <w:pPr>
+        <w:tabs>
+          <w:tab w:val="num" w:pos="5760"/>
+        </w:tabs>
+        <w:ind w:left="5760" w:hanging="360"/>
+      </w:pPr>
+      <w:rPr>
+        <w:rFonts w:ascii="Wingdings" w:hAnsi="Wingdings" w:hint="default"/>
+        <w:sz w:val="20"/>
+      </w:rPr>
+    </w:lvl>
+    <w:lvl w:ilvl="8" w:tentative="1">
+      <w:start w:val="1"/>
+      <w:numFmt w:val="bullet"/>
+      <w:lvlText w:val=""/>
+      <w:lvlJc w:val="left"/>
+      <w:pPr>
+        <w:tabs>
+          <w:tab w:val="num" w:pos="6480"/>
+        </w:tabs>
+        <w:ind w:left="6480" w:hanging="360"/>
+      </w:pPr>
+      <w:rPr>
+        <w:rFonts w:ascii="Wingdings" w:hAnsi="Wingdings" w:hint="default"/>
+        <w:sz w:val="20"/>
+      </w:rPr>
+    </w:lvl>
+  </w:abstractNum>
+  <w:abstractNum w:abstractNumId="1" w15:restartNumberingAfterBreak="0">
     <w:nsid w:val="04D876D2"/>
     <w:multiLevelType w:val="hybridMultilevel"/>
     <w:tmpl w:val="F828D028"/>
@@ -7167,7 +11877,7 @@
       </w:rPr>
     </w:lvl>
   </w:abstractNum>
-  <w:abstractNum w:abstractNumId="1" w15:restartNumberingAfterBreak="0">
+  <w:abstractNum w:abstractNumId="2" w15:restartNumberingAfterBreak="0">
     <w:nsid w:val="07ED3088"/>
     <w:multiLevelType w:val="multilevel"/>
     <w:tmpl w:val="0F1277E2"/>
@@ -7316,7 +12026,7 @@
       </w:rPr>
     </w:lvl>
   </w:abstractNum>
-  <w:abstractNum w:abstractNumId="2" w15:restartNumberingAfterBreak="0">
+  <w:abstractNum w:abstractNumId="3" w15:restartNumberingAfterBreak="0">
     <w:nsid w:val="0ADE0B5B"/>
     <w:multiLevelType w:val="multilevel"/>
     <w:tmpl w:val="C38C4F24"/>
@@ -7465,7 +12175,7 @@
       </w:rPr>
     </w:lvl>
   </w:abstractNum>
-  <w:abstractNum w:abstractNumId="3" w15:restartNumberingAfterBreak="0">
+  <w:abstractNum w:abstractNumId="4" w15:restartNumberingAfterBreak="0">
     <w:nsid w:val="0B462CDE"/>
     <w:multiLevelType w:val="multilevel"/>
     <w:tmpl w:val="F5D6A96A"/>
@@ -7614,7 +12324,124 @@
       </w:rPr>
     </w:lvl>
   </w:abstractNum>
-  <w:abstractNum w:abstractNumId="4" w15:restartNumberingAfterBreak="0">
+  <w:abstractNum w:abstractNumId="5" w15:restartNumberingAfterBreak="0">
+    <w:nsid w:val="140A7830"/>
+    <w:multiLevelType w:val="multilevel"/>
+    <w:tmpl w:val="18A0256C"/>
+    <w:lvl w:ilvl="0">
+      <w:start w:val="1"/>
+      <w:numFmt w:val="decimal"/>
+      <w:lvlText w:val="%1."/>
+      <w:lvlJc w:val="left"/>
+      <w:pPr>
+        <w:tabs>
+          <w:tab w:val="num" w:pos="720"/>
+        </w:tabs>
+        <w:ind w:left="720" w:hanging="360"/>
+      </w:pPr>
+    </w:lvl>
+    <w:lvl w:ilvl="1">
+      <w:start w:val="1"/>
+      <w:numFmt w:val="bullet"/>
+      <w:lvlText w:val="o"/>
+      <w:lvlJc w:val="left"/>
+      <w:pPr>
+        <w:tabs>
+          <w:tab w:val="num" w:pos="1440"/>
+        </w:tabs>
+        <w:ind w:left="1440" w:hanging="360"/>
+      </w:pPr>
+      <w:rPr>
+        <w:rFonts w:ascii="Courier New" w:hAnsi="Courier New" w:hint="default"/>
+        <w:sz w:val="20"/>
+      </w:rPr>
+    </w:lvl>
+    <w:lvl w:ilvl="2" w:tentative="1">
+      <w:start w:val="1"/>
+      <w:numFmt w:val="decimal"/>
+      <w:lvlText w:val="%3."/>
+      <w:lvlJc w:val="left"/>
+      <w:pPr>
+        <w:tabs>
+          <w:tab w:val="num" w:pos="2160"/>
+        </w:tabs>
+        <w:ind w:left="2160" w:hanging="360"/>
+      </w:pPr>
+    </w:lvl>
+    <w:lvl w:ilvl="3" w:tentative="1">
+      <w:start w:val="1"/>
+      <w:numFmt w:val="decimal"/>
+      <w:lvlText w:val="%4."/>
+      <w:lvlJc w:val="left"/>
+      <w:pPr>
+        <w:tabs>
+          <w:tab w:val="num" w:pos="2880"/>
+        </w:tabs>
+        <w:ind w:left="2880" w:hanging="360"/>
+      </w:pPr>
+    </w:lvl>
+    <w:lvl w:ilvl="4" w:tentative="1">
+      <w:start w:val="1"/>
+      <w:numFmt w:val="decimal"/>
+      <w:lvlText w:val="%5."/>
+      <w:lvlJc w:val="left"/>
+      <w:pPr>
+        <w:tabs>
+          <w:tab w:val="num" w:pos="3600"/>
+        </w:tabs>
+        <w:ind w:left="3600" w:hanging="360"/>
+      </w:pPr>
+    </w:lvl>
+    <w:lvl w:ilvl="5" w:tentative="1">
+      <w:start w:val="1"/>
+      <w:numFmt w:val="decimal"/>
+      <w:lvlText w:val="%6."/>
+      <w:lvlJc w:val="left"/>
+      <w:pPr>
+        <w:tabs>
+          <w:tab w:val="num" w:pos="4320"/>
+        </w:tabs>
+        <w:ind w:left="4320" w:hanging="360"/>
+      </w:pPr>
+    </w:lvl>
+    <w:lvl w:ilvl="6" w:tentative="1">
+      <w:start w:val="1"/>
+      <w:numFmt w:val="decimal"/>
+      <w:lvlText w:val="%7."/>
+      <w:lvlJc w:val="left"/>
+      <w:pPr>
+        <w:tabs>
+          <w:tab w:val="num" w:pos="5040"/>
+        </w:tabs>
+        <w:ind w:left="5040" w:hanging="360"/>
+      </w:pPr>
+    </w:lvl>
+    <w:lvl w:ilvl="7" w:tentative="1">
+      <w:start w:val="1"/>
+      <w:numFmt w:val="decimal"/>
+      <w:lvlText w:val="%8."/>
+      <w:lvlJc w:val="left"/>
+      <w:pPr>
+        <w:tabs>
+          <w:tab w:val="num" w:pos="5760"/>
+        </w:tabs>
+        <w:ind w:left="5760" w:hanging="360"/>
+      </w:pPr>
+    </w:lvl>
+    <w:lvl w:ilvl="8" w:tentative="1">
+      <w:start w:val="1"/>
+      <w:numFmt w:val="decimal"/>
+      <w:lvlText w:val="%9."/>
+      <w:lvlJc w:val="left"/>
+      <w:pPr>
+        <w:tabs>
+          <w:tab w:val="num" w:pos="6480"/>
+        </w:tabs>
+        <w:ind w:left="6480" w:hanging="360"/>
+      </w:pPr>
+    </w:lvl>
+  </w:abstractNum>
+  <w:abstractNum w:abstractNumId="6" w15:restartNumberingAfterBreak="0">
     <w:nsid w:val="17525305"/>
     <w:multiLevelType w:val="multilevel"/>
     <w:tmpl w:val="4C66521A"/>
@@ -7763,7 +12590,7 @@
       </w:rPr>
     </w:lvl>
   </w:abstractNum>
-  <w:abstractNum w:abstractNumId="5" w15:restartNumberingAfterBreak="0">
+  <w:abstractNum w:abstractNumId="7" w15:restartNumberingAfterBreak="0">
     <w:nsid w:val="17E60662"/>
     <w:multiLevelType w:val="multilevel"/>
     <w:tmpl w:val="0DDC026C"/>
@@ -7912,7 +12739,7 @@
       </w:rPr>
     </w:lvl>
   </w:abstractNum>
-  <w:abstractNum w:abstractNumId="6" w15:restartNumberingAfterBreak="0">
+  <w:abstractNum w:abstractNumId="8" w15:restartNumberingAfterBreak="0">
     <w:nsid w:val="19272703"/>
     <w:multiLevelType w:val="multilevel"/>
     <w:tmpl w:val="E9D050C6"/>
@@ -8061,7 +12888,7 @@
       </w:rPr>
     </w:lvl>
   </w:abstractNum>
-  <w:abstractNum w:abstractNumId="7" w15:restartNumberingAfterBreak="0">
+  <w:abstractNum w:abstractNumId="9" w15:restartNumberingAfterBreak="0">
     <w:nsid w:val="252F296A"/>
     <w:multiLevelType w:val="multilevel"/>
     <w:tmpl w:val="27FC69F8"/>
@@ -8210,7 +13037,7 @@
       </w:rPr>
     </w:lvl>
   </w:abstractNum>
-  <w:abstractNum w:abstractNumId="8" w15:restartNumberingAfterBreak="0">
+  <w:abstractNum w:abstractNumId="10" w15:restartNumberingAfterBreak="0">
     <w:nsid w:val="2B645254"/>
     <w:multiLevelType w:val="multilevel"/>
     <w:tmpl w:val="5032FCDC"/>
@@ -8359,7 +13186,245 @@
       </w:rPr>
     </w:lvl>
   </w:abstractNum>
-  <w:abstractNum w:abstractNumId="9" w15:restartNumberingAfterBreak="0">
+  <w:abstractNum w:abstractNumId="11" w15:restartNumberingAfterBreak="0">
+    <w:nsid w:val="307A6BE2"/>
+    <w:multiLevelType w:val="hybridMultilevel"/>
+    <w:tmpl w:val="B664914A"/>
+    <w:lvl w:ilvl="0" w:tplc="B93CD6BE">
+      <w:start w:val="1"/>
+      <w:numFmt w:val="decimal"/>
+      <w:lvlText w:val="%1."/>
+      <w:lvlJc w:val="left"/>
+      <w:pPr>
+        <w:ind w:left="958" w:hanging="360"/>
+      </w:pPr>
+      <w:rPr>
+        <w:rFonts w:hint="default"/>
+      </w:rPr>
+    </w:lvl>
+    <w:lvl w:ilvl="1" w:tplc="40090019" w:tentative="1">
+      <w:start w:val="1"/>
+      <w:numFmt w:val="lowerLetter"/>
+      <w:lvlText w:val="%2."/>
+      <w:lvlJc w:val="left"/>
+      <w:pPr>
+        <w:ind w:left="1678" w:hanging="360"/>
+      </w:pPr>
+    </w:lvl>
+    <w:lvl w:ilvl="2" w:tplc="4009001B" w:tentative="1">
+      <w:start w:val="1"/>
+      <w:numFmt w:val="lowerRoman"/>
+      <w:lvlText w:val="%3."/>
+      <w:lvlJc w:val="right"/>
+      <w:pPr>
+        <w:ind w:left="2398" w:hanging="180"/>
+      </w:pPr>
+    </w:lvl>
+    <w:lvl w:ilvl="3" w:tplc="4009000F" w:tentative="1">
+      <w:start w:val="1"/>
+      <w:numFmt w:val="decimal"/>
+      <w:lvlText w:val="%4."/>
+      <w:lvlJc w:val="left"/>
+      <w:pPr>
+        <w:ind w:left="3118" w:hanging="360"/>
+      </w:pPr>
+    </w:lvl>
+    <w:lvl w:ilvl="4" w:tplc="40090019" w:tentative="1">
+      <w:start w:val="1"/>
+      <w:numFmt w:val="lowerLetter"/>
+      <w:lvlText w:val="%5."/>
+      <w:lvlJc w:val="left"/>
+      <w:pPr>
+        <w:ind w:left="3838" w:hanging="360"/>
+      </w:pPr>
+    </w:lvl>
+    <w:lvl w:ilvl="5" w:tplc="4009001B" w:tentative="1">
+      <w:start w:val="1"/>
+      <w:numFmt w:val="lowerRoman"/>
+      <w:lvlText w:val="%6."/>
+      <w:lvlJc w:val="right"/>
+      <w:pPr>
+        <w:ind w:left="4558" w:hanging="180"/>
+      </w:pPr>
+    </w:lvl>
+    <w:lvl w:ilvl="6" w:tplc="4009000F" w:tentative="1">
+      <w:start w:val="1"/>
+      <w:numFmt w:val="decimal"/>
+      <w:lvlText w:val="%7."/>
+      <w:lvlJc w:val="left"/>
+      <w:pPr>
+        <w:ind w:left="5278" w:hanging="360"/>
+      </w:pPr>
+    </w:lvl>
+    <w:lvl w:ilvl="7" w:tplc="40090019" w:tentative="1">
+      <w:start w:val="1"/>
+      <w:numFmt w:val="lowerLetter"/>
+      <w:lvlText w:val="%8."/>
+      <w:lvlJc w:val="left"/>
+      <w:pPr>
+        <w:ind w:left="5998" w:hanging="360"/>
+      </w:pPr>
+    </w:lvl>
+    <w:lvl w:ilvl="8" w:tplc="4009001B" w:tentative="1">
+      <w:start w:val="1"/>
+      <w:numFmt w:val="lowerRoman"/>
+      <w:lvlText w:val="%9."/>
+      <w:lvlJc w:val="right"/>
+      <w:pPr>
+        <w:ind w:left="6718" w:hanging="180"/>
+      </w:pPr>
+    </w:lvl>
+  </w:abstractNum>
+  <w:abstractNum w:abstractNumId="12" w15:restartNumberingAfterBreak="0">
+    <w:nsid w:val="31AB3C99"/>
+    <w:multiLevelType w:val="multilevel"/>
+    <w:tmpl w:val="F69A3AF4"/>
+    <w:lvl w:ilvl="0">
+      <w:start w:val="1"/>
+      <w:numFmt w:val="bullet"/>
+      <w:lvlText w:val=""/>
+      <w:lvlJc w:val="left"/>
+      <w:pPr>
+        <w:tabs>
+          <w:tab w:val="num" w:pos="720"/>
+        </w:tabs>
+        <w:ind w:left="720" w:hanging="360"/>
+      </w:pPr>
+      <w:rPr>
+        <w:rFonts w:ascii="Symbol" w:hAnsi="Symbol" w:hint="default"/>
+        <w:sz w:val="20"/>
+      </w:rPr>
+    </w:lvl>
+    <w:lvl w:ilvl="1" w:tentative="1">
+      <w:start w:val="1"/>
+      <w:numFmt w:val="bullet"/>
+      <w:lvlText w:val="o"/>
+      <w:lvlJc w:val="left"/>
+      <w:pPr>
+        <w:tabs>
+          <w:tab w:val="num" w:pos="1440"/>
+        </w:tabs>
+        <w:ind w:left="1440" w:hanging="360"/>
+      </w:pPr>
+      <w:rPr>
+        <w:rFonts w:ascii="Courier New" w:hAnsi="Courier New" w:hint="default"/>
+        <w:sz w:val="20"/>
+      </w:rPr>
+    </w:lvl>
+    <w:lvl w:ilvl="2" w:tentative="1">
+      <w:start w:val="1"/>
+      <w:numFmt w:val="bullet"/>
+      <w:lvlText w:val=""/>
+      <w:lvlJc w:val="left"/>
+      <w:pPr>
+        <w:tabs>
+          <w:tab w:val="num" w:pos="2160"/>
+        </w:tabs>
+        <w:ind w:left="2160" w:hanging="360"/>
+      </w:pPr>
+      <w:rPr>
+        <w:rFonts w:ascii="Wingdings" w:hAnsi="Wingdings" w:hint="default"/>
+        <w:sz w:val="20"/>
+      </w:rPr>
+    </w:lvl>
+    <w:lvl w:ilvl="3" w:tentative="1">
+      <w:start w:val="1"/>
+      <w:numFmt w:val="bullet"/>
+      <w:lvlText w:val=""/>
+      <w:lvlJc w:val="left"/>
+      <w:pPr>
+        <w:tabs>
+          <w:tab w:val="num" w:pos="2880"/>
+        </w:tabs>
+        <w:ind w:left="2880" w:hanging="360"/>
+      </w:pPr>
+      <w:rPr>
+        <w:rFonts w:ascii="Wingdings" w:hAnsi="Wingdings" w:hint="default"/>
+        <w:sz w:val="20"/>
+      </w:rPr>
+    </w:lvl>
+    <w:lvl w:ilvl="4" w:tentative="1">
+      <w:start w:val="1"/>
+      <w:numFmt w:val="bullet"/>
+      <w:lvlText w:val=""/>
+      <w:lvlJc w:val="left"/>
+      <w:pPr>
+        <w:tabs>
+          <w:tab w:val="num" w:pos="3600"/>
+        </w:tabs>
+        <w:ind w:left="3600" w:hanging="360"/>
+      </w:pPr>
+      <w:rPr>
+        <w:rFonts w:ascii="Wingdings" w:hAnsi="Wingdings" w:hint="default"/>
+        <w:sz w:val="20"/>
+      </w:rPr>
+    </w:lvl>
+    <w:lvl w:ilvl="5" w:tentative="1">
+      <w:start w:val="1"/>
+      <w:numFmt w:val="bullet"/>
+      <w:lvlText w:val=""/>
+      <w:lvlJc w:val="left"/>
+      <w:pPr>
+        <w:tabs>
+          <w:tab w:val="num" w:pos="4320"/>
+        </w:tabs>
+        <w:ind w:left="4320" w:hanging="360"/>
+      </w:pPr>
+      <w:rPr>
+        <w:rFonts w:ascii="Wingdings" w:hAnsi="Wingdings" w:hint="default"/>
+        <w:sz w:val="20"/>
+      </w:rPr>
+    </w:lvl>
+    <w:lvl w:ilvl="6" w:tentative="1">
+      <w:start w:val="1"/>
+      <w:numFmt w:val="bullet"/>
+      <w:lvlText w:val=""/>
+      <w:lvlJc w:val="left"/>
+      <w:pPr>
+        <w:tabs>
+          <w:tab w:val="num" w:pos="5040"/>
+        </w:tabs>
+        <w:ind w:left="5040" w:hanging="360"/>
+      </w:pPr>
+      <w:rPr>
+        <w:rFonts w:ascii="Wingdings" w:hAnsi="Wingdings" w:hint="default"/>
+        <w:sz w:val="20"/>
+      </w:rPr>
+    </w:lvl>
+    <w:lvl w:ilvl="7" w:tentative="1">
+      <w:start w:val="1"/>
+      <w:numFmt w:val="bullet"/>
+      <w:lvlText w:val=""/>
+      <w:lvlJc w:val="left"/>
+      <w:pPr>
+        <w:tabs>
+          <w:tab w:val="num" w:pos="5760"/>
+        </w:tabs>
+        <w:ind w:left="5760" w:hanging="360"/>
+      </w:pPr>
+      <w:rPr>
+        <w:rFonts w:ascii="Wingdings" w:hAnsi="Wingdings" w:hint="default"/>
+        <w:sz w:val="20"/>
+      </w:rPr>
+    </w:lvl>
+    <w:lvl w:ilvl="8" w:tentative="1">
+      <w:start w:val="1"/>
+      <w:numFmt w:val="bullet"/>
+      <w:lvlText w:val=""/>
+      <w:lvlJc w:val="left"/>
+      <w:pPr>
+        <w:tabs>
+          <w:tab w:val="num" w:pos="6480"/>
+        </w:tabs>
+        <w:ind w:left="6480" w:hanging="360"/>
+      </w:pPr>
+      <w:rPr>
+        <w:rFonts w:ascii="Wingdings" w:hAnsi="Wingdings" w:hint="default"/>
+        <w:sz w:val="20"/>
+      </w:rPr>
+    </w:lvl>
+  </w:abstractNum>
+  <w:abstractNum w:abstractNumId="13" w15:restartNumberingAfterBreak="0">
     <w:nsid w:val="3ABF6C32"/>
     <w:multiLevelType w:val="multilevel"/>
     <w:tmpl w:val="2ED4DABC"/>
@@ -8508,7 +13573,120 @@
       </w:rPr>
     </w:lvl>
   </w:abstractNum>
-  <w:abstractNum w:abstractNumId="10" w15:restartNumberingAfterBreak="0">
+  <w:abstractNum w:abstractNumId="14" w15:restartNumberingAfterBreak="0">
+    <w:nsid w:val="3B1423E4"/>
+    <w:multiLevelType w:val="multilevel"/>
+    <w:tmpl w:val="3312C620"/>
+    <w:lvl w:ilvl="0">
+      <w:start w:val="1"/>
+      <w:numFmt w:val="decimal"/>
+      <w:lvlText w:val="%1."/>
+      <w:lvlJc w:val="left"/>
+      <w:pPr>
+        <w:tabs>
+          <w:tab w:val="num" w:pos="720"/>
+        </w:tabs>
+        <w:ind w:left="720" w:hanging="360"/>
+      </w:pPr>
+    </w:lvl>
+    <w:lvl w:ilvl="1" w:tentative="1">
+      <w:start w:val="1"/>
+      <w:numFmt w:val="decimal"/>
+      <w:lvlText w:val="%2."/>
+      <w:lvlJc w:val="left"/>
+      <w:pPr>
+        <w:tabs>
+          <w:tab w:val="num" w:pos="1440"/>
+        </w:tabs>
+        <w:ind w:left="1440" w:hanging="360"/>
+      </w:pPr>
+    </w:lvl>
+    <w:lvl w:ilvl="2" w:tentative="1">
+      <w:start w:val="1"/>
+      <w:numFmt w:val="decimal"/>
+      <w:lvlText w:val="%3."/>
+      <w:lvlJc w:val="left"/>
+      <w:pPr>
+        <w:tabs>
+          <w:tab w:val="num" w:pos="2160"/>
+        </w:tabs>
+        <w:ind w:left="2160" w:hanging="360"/>
+      </w:pPr>
+    </w:lvl>
+    <w:lvl w:ilvl="3" w:tentative="1">
+      <w:start w:val="1"/>
+      <w:numFmt w:val="decimal"/>
+      <w:lvlText w:val="%4."/>
+      <w:lvlJc w:val="left"/>
+      <w:pPr>
+        <w:tabs>
+          <w:tab w:val="num" w:pos="2880"/>
+        </w:tabs>
+        <w:ind w:left="2880" w:hanging="360"/>
+      </w:pPr>
+    </w:lvl>
+    <w:lvl w:ilvl="4" w:tentative="1">
+      <w:start w:val="1"/>
+      <w:numFmt w:val="decimal"/>
+      <w:lvlText w:val="%5."/>
+      <w:lvlJc w:val="left"/>
+      <w:pPr>
+        <w:tabs>
+          <w:tab w:val="num" w:pos="3600"/>
+        </w:tabs>
+        <w:ind w:left="3600" w:hanging="360"/>
+      </w:pPr>
+    </w:lvl>
+    <w:lvl w:ilvl="5" w:tentative="1">
+      <w:start w:val="1"/>
+      <w:numFmt w:val="decimal"/>
+      <w:lvlText w:val="%6."/>
+      <w:lvlJc w:val="left"/>
+      <w:pPr>
+        <w:tabs>
+          <w:tab w:val="num" w:pos="4320"/>
+        </w:tabs>
+        <w:ind w:left="4320" w:hanging="360"/>
+      </w:pPr>
+    </w:lvl>
+    <w:lvl w:ilvl="6" w:tentative="1">
+      <w:start w:val="1"/>
+      <w:numFmt w:val="decimal"/>
+      <w:lvlText w:val="%7."/>
+      <w:lvlJc w:val="left"/>
+      <w:pPr>
+        <w:tabs>
+          <w:tab w:val="num" w:pos="5040"/>
+        </w:tabs>
+        <w:ind w:left="5040" w:hanging="360"/>
+      </w:pPr>
+    </w:lvl>
+    <w:lvl w:ilvl="7" w:tentative="1">
+      <w:start w:val="1"/>
+      <w:numFmt w:val="decimal"/>
+      <w:lvlText w:val="%8."/>
+      <w:lvlJc w:val="left"/>
+      <w:pPr>
+        <w:tabs>
+          <w:tab w:val="num" w:pos="5760"/>
+        </w:tabs>
+        <w:ind w:left="5760" w:hanging="360"/>
+      </w:pPr>
+    </w:lvl>
+    <w:lvl w:ilvl="8" w:tentative="1">
+      <w:start w:val="1"/>
+      <w:numFmt w:val="decimal"/>
+      <w:lvlText w:val="%9."/>
+      <w:lvlJc w:val="left"/>
+      <w:pPr>
+        <w:tabs>
+          <w:tab w:val="num" w:pos="6480"/>
+        </w:tabs>
+        <w:ind w:left="6480" w:hanging="360"/>
+      </w:pPr>
+    </w:lvl>
+  </w:abstractNum>
+  <w:abstractNum w:abstractNumId="15" w15:restartNumberingAfterBreak="0">
     <w:nsid w:val="3BC241D6"/>
     <w:multiLevelType w:val="multilevel"/>
     <w:tmpl w:val="C276C93C"/>
@@ -8657,7 +13835,120 @@
       </w:rPr>
     </w:lvl>
   </w:abstractNum>
-  <w:abstractNum w:abstractNumId="11" w15:restartNumberingAfterBreak="0">
+  <w:abstractNum w:abstractNumId="16" w15:restartNumberingAfterBreak="0">
+    <w:nsid w:val="3E6E4C63"/>
+    <w:multiLevelType w:val="multilevel"/>
+    <w:tmpl w:val="49EC2F08"/>
+    <w:lvl w:ilvl="0">
+      <w:start w:val="1"/>
+      <w:numFmt w:val="decimal"/>
+      <w:lvlText w:val="%1."/>
+      <w:lvlJc w:val="left"/>
+      <w:pPr>
+        <w:tabs>
+          <w:tab w:val="num" w:pos="720"/>
+        </w:tabs>
+        <w:ind w:left="720" w:hanging="360"/>
+      </w:pPr>
+    </w:lvl>
+    <w:lvl w:ilvl="1" w:tentative="1">
+      <w:start w:val="1"/>
+      <w:numFmt w:val="decimal"/>
+      <w:lvlText w:val="%2."/>
+      <w:lvlJc w:val="left"/>
+      <w:pPr>
+        <w:tabs>
+          <w:tab w:val="num" w:pos="1440"/>
+        </w:tabs>
+        <w:ind w:left="1440" w:hanging="360"/>
+      </w:pPr>
+    </w:lvl>
+    <w:lvl w:ilvl="2" w:tentative="1">
+      <w:start w:val="1"/>
+      <w:numFmt w:val="decimal"/>
+      <w:lvlText w:val="%3."/>
+      <w:lvlJc w:val="left"/>
+      <w:pPr>
+        <w:tabs>
+          <w:tab w:val="num" w:pos="2160"/>
+        </w:tabs>
+        <w:ind w:left="2160" w:hanging="360"/>
+      </w:pPr>
+    </w:lvl>
+    <w:lvl w:ilvl="3" w:tentative="1">
+      <w:start w:val="1"/>
+      <w:numFmt w:val="decimal"/>
+      <w:lvlText w:val="%4."/>
+      <w:lvlJc w:val="left"/>
+      <w:pPr>
+        <w:tabs>
+          <w:tab w:val="num" w:pos="2880"/>
+        </w:tabs>
+        <w:ind w:left="2880" w:hanging="360"/>
+      </w:pPr>
+    </w:lvl>
+    <w:lvl w:ilvl="4" w:tentative="1">
+      <w:start w:val="1"/>
+      <w:numFmt w:val="decimal"/>
+      <w:lvlText w:val="%5."/>
+      <w:lvlJc w:val="left"/>
+      <w:pPr>
+        <w:tabs>
+          <w:tab w:val="num" w:pos="3600"/>
+        </w:tabs>
+        <w:ind w:left="3600" w:hanging="360"/>
+      </w:pPr>
+    </w:lvl>
+    <w:lvl w:ilvl="5" w:tentative="1">
+      <w:start w:val="1"/>
+      <w:numFmt w:val="decimal"/>
+      <w:lvlText w:val="%6."/>
+      <w:lvlJc w:val="left"/>
+      <w:pPr>
+        <w:tabs>
+          <w:tab w:val="num" w:pos="4320"/>
+        </w:tabs>
+        <w:ind w:left="4320" w:hanging="360"/>
+      </w:pPr>
+    </w:lvl>
+    <w:lvl w:ilvl="6" w:tentative="1">
+      <w:start w:val="1"/>
+      <w:numFmt w:val="decimal"/>
+      <w:lvlText w:val="%7."/>
+      <w:lvlJc w:val="left"/>
+      <w:pPr>
+        <w:tabs>
+          <w:tab w:val="num" w:pos="5040"/>
+        </w:tabs>
+        <w:ind w:left="5040" w:hanging="360"/>
+      </w:pPr>
+    </w:lvl>
+    <w:lvl w:ilvl="7" w:tentative="1">
+      <w:start w:val="1"/>
+      <w:numFmt w:val="decimal"/>
+      <w:lvlText w:val="%8."/>
+      <w:lvlJc w:val="left"/>
+      <w:pPr>
+        <w:tabs>
+          <w:tab w:val="num" w:pos="5760"/>
+        </w:tabs>
+        <w:ind w:left="5760" w:hanging="360"/>
+      </w:pPr>
+    </w:lvl>
+    <w:lvl w:ilvl="8" w:tentative="1">
+      <w:start w:val="1"/>
+      <w:numFmt w:val="decimal"/>
+      <w:lvlText w:val="%9."/>
+      <w:lvlJc w:val="left"/>
+      <w:pPr>
+        <w:tabs>
+          <w:tab w:val="num" w:pos="6480"/>
+        </w:tabs>
+        <w:ind w:left="6480" w:hanging="360"/>
+      </w:pPr>
+    </w:lvl>
+  </w:abstractNum>
+  <w:abstractNum w:abstractNumId="17" w15:restartNumberingAfterBreak="0">
     <w:nsid w:val="40BA5D10"/>
     <w:multiLevelType w:val="multilevel"/>
     <w:tmpl w:val="CC28D652"/>
@@ -8806,7 +14097,7 @@
       </w:rPr>
     </w:lvl>
   </w:abstractNum>
-  <w:abstractNum w:abstractNumId="12" w15:restartNumberingAfterBreak="0">
+  <w:abstractNum w:abstractNumId="18" w15:restartNumberingAfterBreak="0">
     <w:nsid w:val="41E95B6C"/>
     <w:multiLevelType w:val="multilevel"/>
     <w:tmpl w:val="F5F0B030"/>
@@ -8955,7 +14246,7 @@
       </w:rPr>
     </w:lvl>
   </w:abstractNum>
-  <w:abstractNum w:abstractNumId="13" w15:restartNumberingAfterBreak="0">
+  <w:abstractNum w:abstractNumId="19" w15:restartNumberingAfterBreak="0">
     <w:nsid w:val="48053C60"/>
     <w:multiLevelType w:val="multilevel"/>
     <w:tmpl w:val="D4AECDEA"/>
@@ -9104,7 +14395,7 @@
       </w:rPr>
     </w:lvl>
   </w:abstractNum>
-  <w:abstractNum w:abstractNumId="14" w15:restartNumberingAfterBreak="0">
+  <w:abstractNum w:abstractNumId="20" w15:restartNumberingAfterBreak="0">
     <w:nsid w:val="4B6B04C5"/>
     <w:multiLevelType w:val="multilevel"/>
     <w:tmpl w:val="6AF47974"/>
@@ -9253,7 +14544,7 @@
       </w:rPr>
     </w:lvl>
   </w:abstractNum>
-  <w:abstractNum w:abstractNumId="15" w15:restartNumberingAfterBreak="0">
+  <w:abstractNum w:abstractNumId="21" w15:restartNumberingAfterBreak="0">
     <w:nsid w:val="57470888"/>
     <w:multiLevelType w:val="multilevel"/>
     <w:tmpl w:val="DAD4B280"/>
@@ -9402,7 +14693,7 @@
       </w:rPr>
     </w:lvl>
   </w:abstractNum>
-  <w:abstractNum w:abstractNumId="16" w15:restartNumberingAfterBreak="0">
+  <w:abstractNum w:abstractNumId="22" w15:restartNumberingAfterBreak="0">
     <w:nsid w:val="5B6A2989"/>
     <w:multiLevelType w:val="multilevel"/>
     <w:tmpl w:val="5FB4CF86"/>
@@ -9551,7 +14842,241 @@
       </w:rPr>
     </w:lvl>
   </w:abstractNum>
-  <w:abstractNum w:abstractNumId="17" w15:restartNumberingAfterBreak="0">
+  <w:abstractNum w:abstractNumId="23" w15:restartNumberingAfterBreak="0">
+    <w:nsid w:val="5D8E6299"/>
+    <w:multiLevelType w:val="multilevel"/>
+    <w:tmpl w:val="B3623056"/>
+    <w:lvl w:ilvl="0">
+      <w:start w:val="1"/>
+      <w:numFmt w:val="decimal"/>
+      <w:lvlText w:val="%1."/>
+      <w:lvlJc w:val="left"/>
+      <w:pPr>
+        <w:tabs>
+          <w:tab w:val="num" w:pos="720"/>
+        </w:tabs>
+        <w:ind w:left="720" w:hanging="360"/>
+      </w:pPr>
+    </w:lvl>
+    <w:lvl w:ilvl="1">
+      <w:start w:val="1"/>
+      <w:numFmt w:val="bullet"/>
+      <w:lvlText w:val="o"/>
+      <w:lvlJc w:val="left"/>
+      <w:pPr>
+        <w:tabs>
+          <w:tab w:val="num" w:pos="1440"/>
+        </w:tabs>
+        <w:ind w:left="1440" w:hanging="360"/>
+      </w:pPr>
+      <w:rPr>
+        <w:rFonts w:ascii="Courier New" w:hAnsi="Courier New" w:hint="default"/>
+        <w:sz w:val="20"/>
+      </w:rPr>
+    </w:lvl>
+    <w:lvl w:ilvl="2" w:tentative="1">
+      <w:start w:val="1"/>
+      <w:numFmt w:val="decimal"/>
+      <w:lvlText w:val="%3."/>
+      <w:lvlJc w:val="left"/>
+      <w:pPr>
+        <w:tabs>
+          <w:tab w:val="num" w:pos="2160"/>
+        </w:tabs>
+        <w:ind w:left="2160" w:hanging="360"/>
+      </w:pPr>
+    </w:lvl>
+    <w:lvl w:ilvl="3" w:tentative="1">
+      <w:start w:val="1"/>
+      <w:numFmt w:val="decimal"/>
+      <w:lvlText w:val="%4."/>
+      <w:lvlJc w:val="left"/>
+      <w:pPr>
+        <w:tabs>
+          <w:tab w:val="num" w:pos="2880"/>
+        </w:tabs>
+        <w:ind w:left="2880" w:hanging="360"/>
+      </w:pPr>
+    </w:lvl>
+    <w:lvl w:ilvl="4" w:tentative="1">
+      <w:start w:val="1"/>
+      <w:numFmt w:val="decimal"/>
+      <w:lvlText w:val="%5."/>
+      <w:lvlJc w:val="left"/>
+      <w:pPr>
+        <w:tabs>
+          <w:tab w:val="num" w:pos="3600"/>
+        </w:tabs>
+        <w:ind w:left="3600" w:hanging="360"/>
+      </w:pPr>
+    </w:lvl>
+    <w:lvl w:ilvl="5" w:tentative="1">
+      <w:start w:val="1"/>
+      <w:numFmt w:val="decimal"/>
+      <w:lvlText w:val="%6."/>
+      <w:lvlJc w:val="left"/>
+      <w:pPr>
+        <w:tabs>
+          <w:tab w:val="num" w:pos="4320"/>
+        </w:tabs>
+        <w:ind w:left="4320" w:hanging="360"/>
+      </w:pPr>
+    </w:lvl>
+    <w:lvl w:ilvl="6" w:tentative="1">
+      <w:start w:val="1"/>
+      <w:numFmt w:val="decimal"/>
+      <w:lvlText w:val="%7."/>
+      <w:lvlJc w:val="left"/>
+      <w:pPr>
+        <w:tabs>
+          <w:tab w:val="num" w:pos="5040"/>
+        </w:tabs>
+        <w:ind w:left="5040" w:hanging="360"/>
+      </w:pPr>
+    </w:lvl>
+    <w:lvl w:ilvl="7" w:tentative="1">
+      <w:start w:val="1"/>
+      <w:numFmt w:val="decimal"/>
+      <w:lvlText w:val="%8."/>
+      <w:lvlJc w:val="left"/>
+      <w:pPr>
+        <w:tabs>
+          <w:tab w:val="num" w:pos="5760"/>
+        </w:tabs>
+        <w:ind w:left="5760" w:hanging="360"/>
+      </w:pPr>
+    </w:lvl>
+    <w:lvl w:ilvl="8" w:tentative="1">
+      <w:start w:val="1"/>
+      <w:numFmt w:val="decimal"/>
+      <w:lvlText w:val="%9."/>
+      <w:lvlJc w:val="left"/>
+      <w:pPr>
+        <w:tabs>
+          <w:tab w:val="num" w:pos="6480"/>
+        </w:tabs>
+        <w:ind w:left="6480" w:hanging="360"/>
+      </w:pPr>
+    </w:lvl>
+  </w:abstractNum>
+  <w:abstractNum w:abstractNumId="24" w15:restartNumberingAfterBreak="0">
+    <w:nsid w:val="5DD92758"/>
+    <w:multiLevelType w:val="multilevel"/>
+    <w:tmpl w:val="36D26A58"/>
+    <w:lvl w:ilvl="0">
+      <w:start w:val="1"/>
+      <w:numFmt w:val="decimal"/>
+      <w:lvlText w:val="%1."/>
+      <w:lvlJc w:val="left"/>
+      <w:pPr>
+        <w:tabs>
+          <w:tab w:val="num" w:pos="720"/>
+        </w:tabs>
+        <w:ind w:left="720" w:hanging="360"/>
+      </w:pPr>
+    </w:lvl>
+    <w:lvl w:ilvl="1">
+      <w:start w:val="1"/>
+      <w:numFmt w:val="bullet"/>
+      <w:lvlText w:val="o"/>
+      <w:lvlJc w:val="left"/>
+      <w:pPr>
+        <w:tabs>
+          <w:tab w:val="num" w:pos="1440"/>
+        </w:tabs>
+        <w:ind w:left="1440" w:hanging="360"/>
+      </w:pPr>
+      <w:rPr>
+        <w:rFonts w:ascii="Courier New" w:hAnsi="Courier New" w:hint="default"/>
+        <w:sz w:val="20"/>
+      </w:rPr>
+    </w:lvl>
+    <w:lvl w:ilvl="2" w:tentative="1">
+      <w:start w:val="1"/>
+      <w:numFmt w:val="decimal"/>
+      <w:lvlText w:val="%3."/>
+      <w:lvlJc w:val="left"/>
+      <w:pPr>
+        <w:tabs>
+          <w:tab w:val="num" w:pos="2160"/>
+        </w:tabs>
+        <w:ind w:left="2160" w:hanging="360"/>
+      </w:pPr>
+    </w:lvl>
+    <w:lvl w:ilvl="3" w:tentative="1">
+      <w:start w:val="1"/>
+      <w:numFmt w:val="decimal"/>
+      <w:lvlText w:val="%4."/>
+      <w:lvlJc w:val="left"/>
+      <w:pPr>
+        <w:tabs>
+          <w:tab w:val="num" w:pos="2880"/>
+        </w:tabs>
+        <w:ind w:left="2880" w:hanging="360"/>
+      </w:pPr>
+    </w:lvl>
+    <w:lvl w:ilvl="4" w:tentative="1">
+      <w:start w:val="1"/>
+      <w:numFmt w:val="decimal"/>
+      <w:lvlText w:val="%5."/>
+      <w:lvlJc w:val="left"/>
+      <w:pPr>
+        <w:tabs>
+          <w:tab w:val="num" w:pos="3600"/>
+        </w:tabs>
+        <w:ind w:left="3600" w:hanging="360"/>
+      </w:pPr>
+    </w:lvl>
+    <w:lvl w:ilvl="5" w:tentative="1">
+      <w:start w:val="1"/>
+      <w:numFmt w:val="decimal"/>
+      <w:lvlText w:val="%6."/>
+      <w:lvlJc w:val="left"/>
+      <w:pPr>
+        <w:tabs>
+          <w:tab w:val="num" w:pos="4320"/>
+        </w:tabs>
+        <w:ind w:left="4320" w:hanging="360"/>
+      </w:pPr>
+    </w:lvl>
+    <w:lvl w:ilvl="6" w:tentative="1">
+      <w:start w:val="1"/>
+      <w:numFmt w:val="decimal"/>
+      <w:lvlText w:val="%7."/>
+      <w:lvlJc w:val="left"/>
+      <w:pPr>
+        <w:tabs>
+          <w:tab w:val="num" w:pos="5040"/>
+        </w:tabs>
+        <w:ind w:left="5040" w:hanging="360"/>
+      </w:pPr>
+    </w:lvl>
+    <w:lvl w:ilvl="7" w:tentative="1">
+      <w:start w:val="1"/>
+      <w:numFmt w:val="decimal"/>
+      <w:lvlText w:val="%8."/>
+      <w:lvlJc w:val="left"/>
+      <w:pPr>
+        <w:tabs>
+          <w:tab w:val="num" w:pos="5760"/>
+        </w:tabs>
+        <w:ind w:left="5760" w:hanging="360"/>
+      </w:pPr>
+    </w:lvl>
+    <w:lvl w:ilvl="8" w:tentative="1">
+      <w:start w:val="1"/>
+      <w:numFmt w:val="decimal"/>
+      <w:lvlText w:val="%9."/>
+      <w:lvlJc w:val="left"/>
+      <w:pPr>
+        <w:tabs>
+          <w:tab w:val="num" w:pos="6480"/>
+        </w:tabs>
+        <w:ind w:left="6480" w:hanging="360"/>
+      </w:pPr>
+    </w:lvl>
+  </w:abstractNum>
+  <w:abstractNum w:abstractNumId="25" w15:restartNumberingAfterBreak="0">
     <w:nsid w:val="5E8F4D54"/>
     <w:multiLevelType w:val="multilevel"/>
     <w:tmpl w:val="885214AC"/>
@@ -9700,7 +15225,7 @@
       </w:rPr>
     </w:lvl>
   </w:abstractNum>
-  <w:abstractNum w:abstractNumId="18" w15:restartNumberingAfterBreak="0">
+  <w:abstractNum w:abstractNumId="26" w15:restartNumberingAfterBreak="0">
     <w:nsid w:val="61C62F57"/>
     <w:multiLevelType w:val="multilevel"/>
     <w:tmpl w:val="96DE5C7A"/>
@@ -9849,7 +15374,7 @@
       </w:rPr>
     </w:lvl>
   </w:abstractNum>
-  <w:abstractNum w:abstractNumId="19" w15:restartNumberingAfterBreak="0">
+  <w:abstractNum w:abstractNumId="27" w15:restartNumberingAfterBreak="0">
     <w:nsid w:val="62D7123E"/>
     <w:multiLevelType w:val="multilevel"/>
     <w:tmpl w:val="F3F48448"/>
@@ -9998,10 +15523,10 @@
       </w:rPr>
     </w:lvl>
   </w:abstractNum>
-  <w:abstractNum w:abstractNumId="20" w15:restartNumberingAfterBreak="0">
+  <w:abstractNum w:abstractNumId="28" w15:restartNumberingAfterBreak="0">
     <w:nsid w:val="6A0B074D"/>
     <w:multiLevelType w:val="hybridMultilevel"/>
-    <w:tmpl w:val="A8B22BF4"/>
+    <w:tmpl w:val="EC0E5A44"/>
     <w:lvl w:ilvl="0" w:tplc="4009000B">
       <w:start w:val="1"/>
       <w:numFmt w:val="bullet"/>
@@ -10111,7 +15636,156 @@
       </w:rPr>
     </w:lvl>
   </w:abstractNum>
-  <w:abstractNum w:abstractNumId="21" w15:restartNumberingAfterBreak="0">
+  <w:abstractNum w:abstractNumId="29" w15:restartNumberingAfterBreak="0">
+    <w:nsid w:val="6B515A17"/>
+    <w:multiLevelType w:val="multilevel"/>
+    <w:tmpl w:val="BE96F2BA"/>
+    <w:lvl w:ilvl="0">
+      <w:start w:val="1"/>
+      <w:numFmt w:val="bullet"/>
+      <w:lvlText w:val=""/>
+      <w:lvlJc w:val="left"/>
+      <w:pPr>
+        <w:tabs>
+          <w:tab w:val="num" w:pos="720"/>
+        </w:tabs>
+        <w:ind w:left="720" w:hanging="360"/>
+      </w:pPr>
+      <w:rPr>
+        <w:rFonts w:ascii="Symbol" w:hAnsi="Symbol" w:hint="default"/>
+        <w:sz w:val="20"/>
+      </w:rPr>
+    </w:lvl>
+    <w:lvl w:ilvl="1" w:tentative="1">
+      <w:start w:val="1"/>
+      <w:numFmt w:val="bullet"/>
+      <w:lvlText w:val="o"/>
+      <w:lvlJc w:val="left"/>
+      <w:pPr>
+        <w:tabs>
+          <w:tab w:val="num" w:pos="1440"/>
+        </w:tabs>
+        <w:ind w:left="1440" w:hanging="360"/>
+      </w:pPr>
+      <w:rPr>
+        <w:rFonts w:ascii="Courier New" w:hAnsi="Courier New" w:hint="default"/>
+        <w:sz w:val="20"/>
+      </w:rPr>
+    </w:lvl>
+    <w:lvl w:ilvl="2" w:tentative="1">
+      <w:start w:val="1"/>
+      <w:numFmt w:val="bullet"/>
+      <w:lvlText w:val=""/>
+      <w:lvlJc w:val="left"/>
+      <w:pPr>
+        <w:tabs>
+          <w:tab w:val="num" w:pos="2160"/>
+        </w:tabs>
+        <w:ind w:left="2160" w:hanging="360"/>
+      </w:pPr>
+      <w:rPr>
+        <w:rFonts w:ascii="Wingdings" w:hAnsi="Wingdings" w:hint="default"/>
+        <w:sz w:val="20"/>
+      </w:rPr>
+    </w:lvl>
+    <w:lvl w:ilvl="3" w:tentative="1">
+      <w:start w:val="1"/>
+      <w:numFmt w:val="bullet"/>
+      <w:lvlText w:val=""/>
+      <w:lvlJc w:val="left"/>
+      <w:pPr>
+        <w:tabs>
+          <w:tab w:val="num" w:pos="2880"/>
+        </w:tabs>
+        <w:ind w:left="2880" w:hanging="360"/>
+      </w:pPr>
+      <w:rPr>
+        <w:rFonts w:ascii="Wingdings" w:hAnsi="Wingdings" w:hint="default"/>
+        <w:sz w:val="20"/>
+      </w:rPr>
+    </w:lvl>
+    <w:lvl w:ilvl="4" w:tentative="1">
+      <w:start w:val="1"/>
+      <w:numFmt w:val="bullet"/>
+      <w:lvlText w:val=""/>
+      <w:lvlJc w:val="left"/>
+      <w:pPr>
+        <w:tabs>
+          <w:tab w:val="num" w:pos="3600"/>
+        </w:tabs>
+        <w:ind w:left="3600" w:hanging="360"/>
+      </w:pPr>
+      <w:rPr>
+        <w:rFonts w:ascii="Wingdings" w:hAnsi="Wingdings" w:hint="default"/>
+        <w:sz w:val="20"/>
+      </w:rPr>
+    </w:lvl>
+    <w:lvl w:ilvl="5" w:tentative="1">
+      <w:start w:val="1"/>
+      <w:numFmt w:val="bullet"/>
+      <w:lvlText w:val=""/>
+      <w:lvlJc w:val="left"/>
+      <w:pPr>
+        <w:tabs>
+          <w:tab w:val="num" w:pos="4320"/>
+        </w:tabs>
+        <w:ind w:left="4320" w:hanging="360"/>
+      </w:pPr>
+      <w:rPr>
+        <w:rFonts w:ascii="Wingdings" w:hAnsi="Wingdings" w:hint="default"/>
+        <w:sz w:val="20"/>
+      </w:rPr>
+    </w:lvl>
+    <w:lvl w:ilvl="6" w:tentative="1">
+      <w:start w:val="1"/>
+      <w:numFmt w:val="bullet"/>
+      <w:lvlText w:val=""/>
+      <w:lvlJc w:val="left"/>
+      <w:pPr>
+        <w:tabs>
+          <w:tab w:val="num" w:pos="5040"/>
+        </w:tabs>
+        <w:ind w:left="5040" w:hanging="360"/>
+      </w:pPr>
+      <w:rPr>
+        <w:rFonts w:ascii="Wingdings" w:hAnsi="Wingdings" w:hint="default"/>
+        <w:sz w:val="20"/>
+      </w:rPr>
+    </w:lvl>
+    <w:lvl w:ilvl="7" w:tentative="1">
+      <w:start w:val="1"/>
+      <w:numFmt w:val="bullet"/>
+      <w:lvlText w:val=""/>
+      <w:lvlJc w:val="left"/>
+      <w:pPr>
+        <w:tabs>
+          <w:tab w:val="num" w:pos="5760"/>
+        </w:tabs>
+        <w:ind w:left="5760" w:hanging="360"/>
+      </w:pPr>
+      <w:rPr>
+        <w:rFonts w:ascii="Wingdings" w:hAnsi="Wingdings" w:hint="default"/>
+        <w:sz w:val="20"/>
+      </w:rPr>
+    </w:lvl>
+    <w:lvl w:ilvl="8" w:tentative="1">
+      <w:start w:val="1"/>
+      <w:numFmt w:val="bullet"/>
+      <w:lvlText w:val=""/>
+      <w:lvlJc w:val="left"/>
+      <w:pPr>
+        <w:tabs>
+          <w:tab w:val="num" w:pos="6480"/>
+        </w:tabs>
+        <w:ind w:left="6480" w:hanging="360"/>
+      </w:pPr>
+      <w:rPr>
+        <w:rFonts w:ascii="Wingdings" w:hAnsi="Wingdings" w:hint="default"/>
+        <w:sz w:val="20"/>
+      </w:rPr>
+    </w:lvl>
+  </w:abstractNum>
+  <w:abstractNum w:abstractNumId="30" w15:restartNumberingAfterBreak="0">
     <w:nsid w:val="6C845B49"/>
     <w:multiLevelType w:val="multilevel"/>
     <w:tmpl w:val="70A020B6"/>
@@ -10260,7 +15934,7 @@
       </w:rPr>
     </w:lvl>
   </w:abstractNum>
-  <w:abstractNum w:abstractNumId="22" w15:restartNumberingAfterBreak="0">
+  <w:abstractNum w:abstractNumId="31" w15:restartNumberingAfterBreak="0">
     <w:nsid w:val="702F11D8"/>
     <w:multiLevelType w:val="multilevel"/>
     <w:tmpl w:val="2E96870A"/>
@@ -10417,7 +16091,156 @@
       </w:rPr>
     </w:lvl>
   </w:abstractNum>
-  <w:abstractNum w:abstractNumId="23" w15:restartNumberingAfterBreak="0">
+  <w:abstractNum w:abstractNumId="32" w15:restartNumberingAfterBreak="0">
+    <w:nsid w:val="70D90D0F"/>
+    <w:multiLevelType w:val="multilevel"/>
+    <w:tmpl w:val="34982404"/>
+    <w:lvl w:ilvl="0">
+      <w:start w:val="1"/>
+      <w:numFmt w:val="bullet"/>
+      <w:lvlText w:val=""/>
+      <w:lvlJc w:val="left"/>
+      <w:pPr>
+        <w:tabs>
+          <w:tab w:val="num" w:pos="720"/>
+        </w:tabs>
+        <w:ind w:left="720" w:hanging="360"/>
+      </w:pPr>
+      <w:rPr>
+        <w:rFonts w:ascii="Symbol" w:hAnsi="Symbol" w:hint="default"/>
+        <w:sz w:val="20"/>
+      </w:rPr>
+    </w:lvl>
+    <w:lvl w:ilvl="1" w:tentative="1">
+      <w:start w:val="1"/>
+      <w:numFmt w:val="bullet"/>
+      <w:lvlText w:val="o"/>
+      <w:lvlJc w:val="left"/>
+      <w:pPr>
+        <w:tabs>
+          <w:tab w:val="num" w:pos="1440"/>
+        </w:tabs>
+        <w:ind w:left="1440" w:hanging="360"/>
+      </w:pPr>
+      <w:rPr>
+        <w:rFonts w:ascii="Courier New" w:hAnsi="Courier New" w:hint="default"/>
+        <w:sz w:val="20"/>
+      </w:rPr>
+    </w:lvl>
+    <w:lvl w:ilvl="2" w:tentative="1">
+      <w:start w:val="1"/>
+      <w:numFmt w:val="bullet"/>
+      <w:lvlText w:val=""/>
+      <w:lvlJc w:val="left"/>
+      <w:pPr>
+        <w:tabs>
+          <w:tab w:val="num" w:pos="2160"/>
+        </w:tabs>
+        <w:ind w:left="2160" w:hanging="360"/>
+      </w:pPr>
+      <w:rPr>
+        <w:rFonts w:ascii="Wingdings" w:hAnsi="Wingdings" w:hint="default"/>
+        <w:sz w:val="20"/>
+      </w:rPr>
+    </w:lvl>
+    <w:lvl w:ilvl="3" w:tentative="1">
+      <w:start w:val="1"/>
+      <w:numFmt w:val="bullet"/>
+      <w:lvlText w:val=""/>
+      <w:lvlJc w:val="left"/>
+      <w:pPr>
+        <w:tabs>
+          <w:tab w:val="num" w:pos="2880"/>
+        </w:tabs>
+        <w:ind w:left="2880" w:hanging="360"/>
+      </w:pPr>
+      <w:rPr>
+        <w:rFonts w:ascii="Wingdings" w:hAnsi="Wingdings" w:hint="default"/>
+        <w:sz w:val="20"/>
+      </w:rPr>
+    </w:lvl>
+    <w:lvl w:ilvl="4" w:tentative="1">
+      <w:start w:val="1"/>
+      <w:numFmt w:val="bullet"/>
+      <w:lvlText w:val=""/>
+      <w:lvlJc w:val="left"/>
+      <w:pPr>
+        <w:tabs>
+          <w:tab w:val="num" w:pos="3600"/>
+        </w:tabs>
+        <w:ind w:left="3600" w:hanging="360"/>
+      </w:pPr>
+      <w:rPr>
+        <w:rFonts w:ascii="Wingdings" w:hAnsi="Wingdings" w:hint="default"/>
+        <w:sz w:val="20"/>
+      </w:rPr>
+    </w:lvl>
+    <w:lvl w:ilvl="5" w:tentative="1">
+      <w:start w:val="1"/>
+      <w:numFmt w:val="bullet"/>
+      <w:lvlText w:val=""/>
+      <w:lvlJc w:val="left"/>
+      <w:pPr>
+        <w:tabs>
+          <w:tab w:val="num" w:pos="4320"/>
+        </w:tabs>
+        <w:ind w:left="4320" w:hanging="360"/>
+      </w:pPr>
+      <w:rPr>
+        <w:rFonts w:ascii="Wingdings" w:hAnsi="Wingdings" w:hint="default"/>
+        <w:sz w:val="20"/>
+      </w:rPr>
+    </w:lvl>
+    <w:lvl w:ilvl="6" w:tentative="1">
+      <w:start w:val="1"/>
+      <w:numFmt w:val="bullet"/>
+      <w:lvlText w:val=""/>
+      <w:lvlJc w:val="left"/>
+      <w:pPr>
+        <w:tabs>
+          <w:tab w:val="num" w:pos="5040"/>
+        </w:tabs>
+        <w:ind w:left="5040" w:hanging="360"/>
+      </w:pPr>
+      <w:rPr>
+        <w:rFonts w:ascii="Wingdings" w:hAnsi="Wingdings" w:hint="default"/>
+        <w:sz w:val="20"/>
+      </w:rPr>
+    </w:lvl>
+    <w:lvl w:ilvl="7" w:tentative="1">
+      <w:start w:val="1"/>
+      <w:numFmt w:val="bullet"/>
+      <w:lvlText w:val=""/>
+      <w:lvlJc w:val="left"/>
+      <w:pPr>
+        <w:tabs>
+          <w:tab w:val="num" w:pos="5760"/>
+        </w:tabs>
+        <w:ind w:left="5760" w:hanging="360"/>
+      </w:pPr>
+      <w:rPr>
+        <w:rFonts w:ascii="Wingdings" w:hAnsi="Wingdings" w:hint="default"/>
+        <w:sz w:val="20"/>
+      </w:rPr>
+    </w:lvl>
+    <w:lvl w:ilvl="8" w:tentative="1">
+      <w:start w:val="1"/>
+      <w:numFmt w:val="bullet"/>
+      <w:lvlText w:val=""/>
+      <w:lvlJc w:val="left"/>
+      <w:pPr>
+        <w:tabs>
+          <w:tab w:val="num" w:pos="6480"/>
+        </w:tabs>
+        <w:ind w:left="6480" w:hanging="360"/>
+      </w:pPr>
+      <w:rPr>
+        <w:rFonts w:ascii="Wingdings" w:hAnsi="Wingdings" w:hint="default"/>
+        <w:sz w:val="20"/>
+      </w:rPr>
+    </w:lvl>
+  </w:abstractNum>
+  <w:abstractNum w:abstractNumId="33" w15:restartNumberingAfterBreak="0">
     <w:nsid w:val="716B67CD"/>
     <w:multiLevelType w:val="multilevel"/>
     <w:tmpl w:val="C16E1746"/>
@@ -10566,76 +16389,530 @@
       </w:rPr>
     </w:lvl>
   </w:abstractNum>
+  <w:abstractNum w:abstractNumId="34" w15:restartNumberingAfterBreak="0">
+    <w:nsid w:val="762C3DE7"/>
+    <w:multiLevelType w:val="multilevel"/>
+    <w:tmpl w:val="04DCBE70"/>
+    <w:lvl w:ilvl="0">
+      <w:start w:val="1"/>
+      <w:numFmt w:val="bullet"/>
+      <w:lvlText w:val=""/>
+      <w:lvlJc w:val="left"/>
+      <w:pPr>
+        <w:tabs>
+          <w:tab w:val="num" w:pos="720"/>
+        </w:tabs>
+        <w:ind w:left="720" w:hanging="360"/>
+      </w:pPr>
+      <w:rPr>
+        <w:rFonts w:ascii="Symbol" w:hAnsi="Symbol" w:hint="default"/>
+        <w:sz w:val="20"/>
+      </w:rPr>
+    </w:lvl>
+    <w:lvl w:ilvl="1" w:tentative="1">
+      <w:start w:val="1"/>
+      <w:numFmt w:val="bullet"/>
+      <w:lvlText w:val="o"/>
+      <w:lvlJc w:val="left"/>
+      <w:pPr>
+        <w:tabs>
+          <w:tab w:val="num" w:pos="1440"/>
+        </w:tabs>
+        <w:ind w:left="1440" w:hanging="360"/>
+      </w:pPr>
+      <w:rPr>
+        <w:rFonts w:ascii="Courier New" w:hAnsi="Courier New" w:hint="default"/>
+        <w:sz w:val="20"/>
+      </w:rPr>
+    </w:lvl>
+    <w:lvl w:ilvl="2" w:tentative="1">
+      <w:start w:val="1"/>
+      <w:numFmt w:val="bullet"/>
+      <w:lvlText w:val=""/>
+      <w:lvlJc w:val="left"/>
+      <w:pPr>
+        <w:tabs>
+          <w:tab w:val="num" w:pos="2160"/>
+        </w:tabs>
+        <w:ind w:left="2160" w:hanging="360"/>
+      </w:pPr>
+      <w:rPr>
+        <w:rFonts w:ascii="Wingdings" w:hAnsi="Wingdings" w:hint="default"/>
+        <w:sz w:val="20"/>
+      </w:rPr>
+    </w:lvl>
+    <w:lvl w:ilvl="3" w:tentative="1">
+      <w:start w:val="1"/>
+      <w:numFmt w:val="bullet"/>
+      <w:lvlText w:val=""/>
+      <w:lvlJc w:val="left"/>
+      <w:pPr>
+        <w:tabs>
+          <w:tab w:val="num" w:pos="2880"/>
+        </w:tabs>
+        <w:ind w:left="2880" w:hanging="360"/>
+      </w:pPr>
+      <w:rPr>
+        <w:rFonts w:ascii="Wingdings" w:hAnsi="Wingdings" w:hint="default"/>
+        <w:sz w:val="20"/>
+      </w:rPr>
+    </w:lvl>
+    <w:lvl w:ilvl="4" w:tentative="1">
+      <w:start w:val="1"/>
+      <w:numFmt w:val="bullet"/>
+      <w:lvlText w:val=""/>
+      <w:lvlJc w:val="left"/>
+      <w:pPr>
+        <w:tabs>
+          <w:tab w:val="num" w:pos="3600"/>
+        </w:tabs>
+        <w:ind w:left="3600" w:hanging="360"/>
+      </w:pPr>
+      <w:rPr>
+        <w:rFonts w:ascii="Wingdings" w:hAnsi="Wingdings" w:hint="default"/>
+        <w:sz w:val="20"/>
+      </w:rPr>
+    </w:lvl>
+    <w:lvl w:ilvl="5" w:tentative="1">
+      <w:start w:val="1"/>
+      <w:numFmt w:val="bullet"/>
+      <w:lvlText w:val=""/>
+      <w:lvlJc w:val="left"/>
+      <w:pPr>
+        <w:tabs>
+          <w:tab w:val="num" w:pos="4320"/>
+        </w:tabs>
+        <w:ind w:left="4320" w:hanging="360"/>
+      </w:pPr>
+      <w:rPr>
+        <w:rFonts w:ascii="Wingdings" w:hAnsi="Wingdings" w:hint="default"/>
+        <w:sz w:val="20"/>
+      </w:rPr>
+    </w:lvl>
+    <w:lvl w:ilvl="6" w:tentative="1">
+      <w:start w:val="1"/>
+      <w:numFmt w:val="bullet"/>
+      <w:lvlText w:val=""/>
+      <w:lvlJc w:val="left"/>
+      <w:pPr>
+        <w:tabs>
+          <w:tab w:val="num" w:pos="5040"/>
+        </w:tabs>
+        <w:ind w:left="5040" w:hanging="360"/>
+      </w:pPr>
+      <w:rPr>
+        <w:rFonts w:ascii="Wingdings" w:hAnsi="Wingdings" w:hint="default"/>
+        <w:sz w:val="20"/>
+      </w:rPr>
+    </w:lvl>
+    <w:lvl w:ilvl="7" w:tentative="1">
+      <w:start w:val="1"/>
+      <w:numFmt w:val="bullet"/>
+      <w:lvlText w:val=""/>
+      <w:lvlJc w:val="left"/>
+      <w:pPr>
+        <w:tabs>
+          <w:tab w:val="num" w:pos="5760"/>
+        </w:tabs>
+        <w:ind w:left="5760" w:hanging="360"/>
+      </w:pPr>
+      <w:rPr>
+        <w:rFonts w:ascii="Wingdings" w:hAnsi="Wingdings" w:hint="default"/>
+        <w:sz w:val="20"/>
+      </w:rPr>
+    </w:lvl>
+    <w:lvl w:ilvl="8" w:tentative="1">
+      <w:start w:val="1"/>
+      <w:numFmt w:val="bullet"/>
+      <w:lvlText w:val=""/>
+      <w:lvlJc w:val="left"/>
+      <w:pPr>
+        <w:tabs>
+          <w:tab w:val="num" w:pos="6480"/>
+        </w:tabs>
+        <w:ind w:left="6480" w:hanging="360"/>
+      </w:pPr>
+      <w:rPr>
+        <w:rFonts w:ascii="Wingdings" w:hAnsi="Wingdings" w:hint="default"/>
+        <w:sz w:val="20"/>
+      </w:rPr>
+    </w:lvl>
+  </w:abstractNum>
+  <w:abstractNum w:abstractNumId="35" w15:restartNumberingAfterBreak="0">
+    <w:nsid w:val="77610F81"/>
+    <w:multiLevelType w:val="multilevel"/>
+    <w:tmpl w:val="D74E4EE6"/>
+    <w:lvl w:ilvl="0">
+      <w:start w:val="1"/>
+      <w:numFmt w:val="decimal"/>
+      <w:lvlText w:val="%1."/>
+      <w:lvlJc w:val="left"/>
+      <w:pPr>
+        <w:tabs>
+          <w:tab w:val="num" w:pos="720"/>
+        </w:tabs>
+        <w:ind w:left="720" w:hanging="360"/>
+      </w:pPr>
+    </w:lvl>
+    <w:lvl w:ilvl="1">
+      <w:start w:val="1"/>
+      <w:numFmt w:val="bullet"/>
+      <w:lvlText w:val="o"/>
+      <w:lvlJc w:val="left"/>
+      <w:pPr>
+        <w:tabs>
+          <w:tab w:val="num" w:pos="1440"/>
+        </w:tabs>
+        <w:ind w:left="1440" w:hanging="360"/>
+      </w:pPr>
+      <w:rPr>
+        <w:rFonts w:ascii="Courier New" w:hAnsi="Courier New" w:hint="default"/>
+        <w:sz w:val="20"/>
+      </w:rPr>
+    </w:lvl>
+    <w:lvl w:ilvl="2" w:tentative="1">
+      <w:start w:val="1"/>
+      <w:numFmt w:val="decimal"/>
+      <w:lvlText w:val="%3."/>
+      <w:lvlJc w:val="left"/>
+      <w:pPr>
+        <w:tabs>
+          <w:tab w:val="num" w:pos="2160"/>
+        </w:tabs>
+        <w:ind w:left="2160" w:hanging="360"/>
+      </w:pPr>
+    </w:lvl>
+    <w:lvl w:ilvl="3" w:tentative="1">
+      <w:start w:val="1"/>
+      <w:numFmt w:val="decimal"/>
+      <w:lvlText w:val="%4."/>
+      <w:lvlJc w:val="left"/>
+      <w:pPr>
+        <w:tabs>
+          <w:tab w:val="num" w:pos="2880"/>
+        </w:tabs>
+        <w:ind w:left="2880" w:hanging="360"/>
+      </w:pPr>
+    </w:lvl>
+    <w:lvl w:ilvl="4" w:tentative="1">
+      <w:start w:val="1"/>
+      <w:numFmt w:val="decimal"/>
+      <w:lvlText w:val="%5."/>
+      <w:lvlJc w:val="left"/>
+      <w:pPr>
+        <w:tabs>
+          <w:tab w:val="num" w:pos="3600"/>
+        </w:tabs>
+        <w:ind w:left="3600" w:hanging="360"/>
+      </w:pPr>
+    </w:lvl>
+    <w:lvl w:ilvl="5" w:tentative="1">
+      <w:start w:val="1"/>
+      <w:numFmt w:val="decimal"/>
+      <w:lvlText w:val="%6."/>
+      <w:lvlJc w:val="left"/>
+      <w:pPr>
+        <w:tabs>
+          <w:tab w:val="num" w:pos="4320"/>
+        </w:tabs>
+        <w:ind w:left="4320" w:hanging="360"/>
+      </w:pPr>
+    </w:lvl>
+    <w:lvl w:ilvl="6" w:tentative="1">
+      <w:start w:val="1"/>
+      <w:numFmt w:val="decimal"/>
+      <w:lvlText w:val="%7."/>
+      <w:lvlJc w:val="left"/>
+      <w:pPr>
+        <w:tabs>
+          <w:tab w:val="num" w:pos="5040"/>
+        </w:tabs>
+        <w:ind w:left="5040" w:hanging="360"/>
+      </w:pPr>
+    </w:lvl>
+    <w:lvl w:ilvl="7" w:tentative="1">
+      <w:start w:val="1"/>
+      <w:numFmt w:val="decimal"/>
+      <w:lvlText w:val="%8."/>
+      <w:lvlJc w:val="left"/>
+      <w:pPr>
+        <w:tabs>
+          <w:tab w:val="num" w:pos="5760"/>
+        </w:tabs>
+        <w:ind w:left="5760" w:hanging="360"/>
+      </w:pPr>
+    </w:lvl>
+    <w:lvl w:ilvl="8" w:tentative="1">
+      <w:start w:val="1"/>
+      <w:numFmt w:val="decimal"/>
+      <w:lvlText w:val="%9."/>
+      <w:lvlJc w:val="left"/>
+      <w:pPr>
+        <w:tabs>
+          <w:tab w:val="num" w:pos="6480"/>
+        </w:tabs>
+        <w:ind w:left="6480" w:hanging="360"/>
+      </w:pPr>
+    </w:lvl>
+  </w:abstractNum>
+  <w:abstractNum w:abstractNumId="36" w15:restartNumberingAfterBreak="0">
+    <w:nsid w:val="79CF4A66"/>
+    <w:multiLevelType w:val="multilevel"/>
+    <w:tmpl w:val="F1723414"/>
+    <w:lvl w:ilvl="0">
+      <w:start w:val="1"/>
+      <w:numFmt w:val="bullet"/>
+      <w:lvlText w:val=""/>
+      <w:lvlJc w:val="left"/>
+      <w:pPr>
+        <w:tabs>
+          <w:tab w:val="num" w:pos="720"/>
+        </w:tabs>
+        <w:ind w:left="720" w:hanging="360"/>
+      </w:pPr>
+      <w:rPr>
+        <w:rFonts w:ascii="Symbol" w:hAnsi="Symbol" w:hint="default"/>
+        <w:sz w:val="20"/>
+      </w:rPr>
+    </w:lvl>
+    <w:lvl w:ilvl="1" w:tentative="1">
+      <w:start w:val="1"/>
+      <w:numFmt w:val="bullet"/>
+      <w:lvlText w:val="o"/>
+      <w:lvlJc w:val="left"/>
+      <w:pPr>
+        <w:tabs>
+          <w:tab w:val="num" w:pos="1440"/>
+        </w:tabs>
+        <w:ind w:left="1440" w:hanging="360"/>
+      </w:pPr>
+      <w:rPr>
+        <w:rFonts w:ascii="Courier New" w:hAnsi="Courier New" w:hint="default"/>
+        <w:sz w:val="20"/>
+      </w:rPr>
+    </w:lvl>
+    <w:lvl w:ilvl="2" w:tentative="1">
+      <w:start w:val="1"/>
+      <w:numFmt w:val="bullet"/>
+      <w:lvlText w:val=""/>
+      <w:lvlJc w:val="left"/>
+      <w:pPr>
+        <w:tabs>
+          <w:tab w:val="num" w:pos="2160"/>
+        </w:tabs>
+        <w:ind w:left="2160" w:hanging="360"/>
+      </w:pPr>
+      <w:rPr>
+        <w:rFonts w:ascii="Wingdings" w:hAnsi="Wingdings" w:hint="default"/>
+        <w:sz w:val="20"/>
+      </w:rPr>
+    </w:lvl>
+    <w:lvl w:ilvl="3" w:tentative="1">
+      <w:start w:val="1"/>
+      <w:numFmt w:val="bullet"/>
+      <w:lvlText w:val=""/>
+      <w:lvlJc w:val="left"/>
+      <w:pPr>
+        <w:tabs>
+          <w:tab w:val="num" w:pos="2880"/>
+        </w:tabs>
+        <w:ind w:left="2880" w:hanging="360"/>
+      </w:pPr>
+      <w:rPr>
+        <w:rFonts w:ascii="Wingdings" w:hAnsi="Wingdings" w:hint="default"/>
+        <w:sz w:val="20"/>
+      </w:rPr>
+    </w:lvl>
+    <w:lvl w:ilvl="4" w:tentative="1">
+      <w:start w:val="1"/>
+      <w:numFmt w:val="bullet"/>
+      <w:lvlText w:val=""/>
+      <w:lvlJc w:val="left"/>
+      <w:pPr>
+        <w:tabs>
+          <w:tab w:val="num" w:pos="3600"/>
+        </w:tabs>
+        <w:ind w:left="3600" w:hanging="360"/>
+      </w:pPr>
+      <w:rPr>
+        <w:rFonts w:ascii="Wingdings" w:hAnsi="Wingdings" w:hint="default"/>
+        <w:sz w:val="20"/>
+      </w:rPr>
+    </w:lvl>
+    <w:lvl w:ilvl="5" w:tentative="1">
+      <w:start w:val="1"/>
+      <w:numFmt w:val="bullet"/>
+      <w:lvlText w:val=""/>
+      <w:lvlJc w:val="left"/>
+      <w:pPr>
+        <w:tabs>
+          <w:tab w:val="num" w:pos="4320"/>
+        </w:tabs>
+        <w:ind w:left="4320" w:hanging="360"/>
+      </w:pPr>
+      <w:rPr>
+        <w:rFonts w:ascii="Wingdings" w:hAnsi="Wingdings" w:hint="default"/>
+        <w:sz w:val="20"/>
+      </w:rPr>
+    </w:lvl>
+    <w:lvl w:ilvl="6" w:tentative="1">
+      <w:start w:val="1"/>
+      <w:numFmt w:val="bullet"/>
+      <w:lvlText w:val=""/>
+      <w:lvlJc w:val="left"/>
+      <w:pPr>
+        <w:tabs>
+          <w:tab w:val="num" w:pos="5040"/>
+        </w:tabs>
+        <w:ind w:left="5040" w:hanging="360"/>
+      </w:pPr>
+      <w:rPr>
+        <w:rFonts w:ascii="Wingdings" w:hAnsi="Wingdings" w:hint="default"/>
+        <w:sz w:val="20"/>
+      </w:rPr>
+    </w:lvl>
+    <w:lvl w:ilvl="7" w:tentative="1">
+      <w:start w:val="1"/>
+      <w:numFmt w:val="bullet"/>
+      <w:lvlText w:val=""/>
+      <w:lvlJc w:val="left"/>
+      <w:pPr>
+        <w:tabs>
+          <w:tab w:val="num" w:pos="5760"/>
+        </w:tabs>
+        <w:ind w:left="5760" w:hanging="360"/>
+      </w:pPr>
+      <w:rPr>
+        <w:rFonts w:ascii="Wingdings" w:hAnsi="Wingdings" w:hint="default"/>
+        <w:sz w:val="20"/>
+      </w:rPr>
+    </w:lvl>
+    <w:lvl w:ilvl="8" w:tentative="1">
+      <w:start w:val="1"/>
+      <w:numFmt w:val="bullet"/>
+      <w:lvlText w:val=""/>
+      <w:lvlJc w:val="left"/>
+      <w:pPr>
+        <w:tabs>
+          <w:tab w:val="num" w:pos="6480"/>
+        </w:tabs>
+        <w:ind w:left="6480" w:hanging="360"/>
+      </w:pPr>
+      <w:rPr>
+        <w:rFonts w:ascii="Wingdings" w:hAnsi="Wingdings" w:hint="default"/>
+        <w:sz w:val="20"/>
+      </w:rPr>
+    </w:lvl>
+  </w:abstractNum>
   <w:num w:numId="1" w16cid:durableId="1574705501">
+    <w:abstractNumId w:val="1"/>
+  </w:num>
+  <w:num w:numId="2" w16cid:durableId="101725128">
+    <w:abstractNumId w:val="31"/>
+  </w:num>
+  <w:num w:numId="3" w16cid:durableId="10299097">
+    <w:abstractNumId w:val="15"/>
+  </w:num>
+  <w:num w:numId="4" w16cid:durableId="512763657">
+    <w:abstractNumId w:val="8"/>
+  </w:num>
+  <w:num w:numId="5" w16cid:durableId="1022324720">
+    <w:abstractNumId w:val="3"/>
+  </w:num>
+  <w:num w:numId="6" w16cid:durableId="669795858">
+    <w:abstractNumId w:val="33"/>
+  </w:num>
+  <w:num w:numId="7" w16cid:durableId="211039035">
+    <w:abstractNumId w:val="19"/>
+  </w:num>
+  <w:num w:numId="8" w16cid:durableId="515928551">
+    <w:abstractNumId w:val="30"/>
+  </w:num>
+  <w:num w:numId="9" w16cid:durableId="534735467">
+    <w:abstractNumId w:val="10"/>
+  </w:num>
+  <w:num w:numId="10" w16cid:durableId="708535509">
+    <w:abstractNumId w:val="25"/>
+  </w:num>
+  <w:num w:numId="11" w16cid:durableId="1958485519">
+    <w:abstractNumId w:val="13"/>
+  </w:num>
+  <w:num w:numId="12" w16cid:durableId="1187524675">
+    <w:abstractNumId w:val="21"/>
+  </w:num>
+  <w:num w:numId="13" w16cid:durableId="31922953">
+    <w:abstractNumId w:val="6"/>
+  </w:num>
+  <w:num w:numId="14" w16cid:durableId="137306029">
+    <w:abstractNumId w:val="28"/>
+  </w:num>
+  <w:num w:numId="15" w16cid:durableId="1736970174">
+    <w:abstractNumId w:val="18"/>
+  </w:num>
+  <w:num w:numId="16" w16cid:durableId="2033845362">
+    <w:abstractNumId w:val="20"/>
+  </w:num>
+  <w:num w:numId="17" w16cid:durableId="895820835">
+    <w:abstractNumId w:val="7"/>
+  </w:num>
+  <w:num w:numId="18" w16cid:durableId="1974938691">
+    <w:abstractNumId w:val="9"/>
+  </w:num>
+  <w:num w:numId="19" w16cid:durableId="1076633244">
+    <w:abstractNumId w:val="17"/>
+  </w:num>
+  <w:num w:numId="20" w16cid:durableId="703137031">
+    <w:abstractNumId w:val="27"/>
+  </w:num>
+  <w:num w:numId="21" w16cid:durableId="1470705393">
+    <w:abstractNumId w:val="2"/>
+  </w:num>
+  <w:num w:numId="22" w16cid:durableId="401487707">
+    <w:abstractNumId w:val="26"/>
+  </w:num>
+  <w:num w:numId="23" w16cid:durableId="1881160883">
+    <w:abstractNumId w:val="4"/>
+  </w:num>
+  <w:num w:numId="24" w16cid:durableId="2074891958">
+    <w:abstractNumId w:val="22"/>
+  </w:num>
+  <w:num w:numId="25" w16cid:durableId="2095127880">
+    <w:abstractNumId w:val="12"/>
+  </w:num>
+  <w:num w:numId="26" w16cid:durableId="1787238997">
     <w:abstractNumId w:val="0"/>
   </w:num>
-  <w:num w:numId="2" w16cid:durableId="101725128">
-    <w:abstractNumId w:val="22"/>
+  <w:num w:numId="27" w16cid:durableId="974945632">
+    <w:abstractNumId w:val="34"/>
   </w:num>
-  <w:num w:numId="3" w16cid:durableId="10299097">
-    <w:abstractNumId w:val="10"/>
+  <w:num w:numId="28" w16cid:durableId="41829862">
+    <w:abstractNumId w:val="11"/>
   </w:num>
-  <w:num w:numId="4" w16cid:durableId="512763657">
-    <w:abstractNumId w:val="6"/>
+  <w:num w:numId="29" w16cid:durableId="441799150">
+    <w:abstractNumId w:val="36"/>
   </w:num>
-  <w:num w:numId="5" w16cid:durableId="1022324720">
-    <w:abstractNumId w:val="2"/>
+  <w:num w:numId="30" w16cid:durableId="6368824">
+    <w:abstractNumId w:val="32"/>
   </w:num>
-  <w:num w:numId="6" w16cid:durableId="669795858">
+  <w:num w:numId="31" w16cid:durableId="1353148093">
     <w:abstractNumId w:val="23"/>
   </w:num>
-  <w:num w:numId="7" w16cid:durableId="211039035">
-    <w:abstractNumId w:val="13"/>
+  <w:num w:numId="32" w16cid:durableId="718473994">
+    <w:abstractNumId w:val="35"/>
   </w:num>
-  <w:num w:numId="8" w16cid:durableId="515928551">
-    <w:abstractNumId w:val="21"/>
+  <w:num w:numId="33" w16cid:durableId="418253668">
+    <w:abstractNumId w:val="24"/>
   </w:num>
-  <w:num w:numId="9" w16cid:durableId="534735467">
-    <w:abstractNumId w:val="8"/>
-  </w:num>
-  <w:num w:numId="10" w16cid:durableId="708535509">
-    <w:abstractNumId w:val="17"/>
-  </w:num>
-  <w:num w:numId="11" w16cid:durableId="1958485519">
-    <w:abstractNumId w:val="9"/>
-  </w:num>
-  <w:num w:numId="12" w16cid:durableId="1187524675">
-    <w:abstractNumId w:val="15"/>
-  </w:num>
-  <w:num w:numId="13" w16cid:durableId="31922953">
-    <w:abstractNumId w:val="4"/>
-  </w:num>
-  <w:num w:numId="14" w16cid:durableId="137306029">
-    <w:abstractNumId w:val="20"/>
-  </w:num>
-  <w:num w:numId="15" w16cid:durableId="1736970174">
-    <w:abstractNumId w:val="12"/>
-  </w:num>
-  <w:num w:numId="16" w16cid:durableId="2033845362">
+  <w:num w:numId="34" w16cid:durableId="597560801">
     <w:abstractNumId w:val="14"/>
   </w:num>
-  <w:num w:numId="17" w16cid:durableId="895820835">
+  <w:num w:numId="35" w16cid:durableId="2016422336">
     <w:abstractNumId w:val="5"/>
   </w:num>
-  <w:num w:numId="18" w16cid:durableId="1974938691">
-    <w:abstractNumId w:val="7"/>
+  <w:num w:numId="36" w16cid:durableId="615255128">
+    <w:abstractNumId w:val="29"/>
   </w:num>
-  <w:num w:numId="19" w16cid:durableId="1076633244">
-    <w:abstractNumId w:val="11"/>
-  </w:num>
-  <w:num w:numId="20" w16cid:durableId="703137031">
-    <w:abstractNumId w:val="19"/>
-  </w:num>
-  <w:num w:numId="21" w16cid:durableId="1470705393">
-    <w:abstractNumId w:val="1"/>
-  </w:num>
-  <w:num w:numId="22" w16cid:durableId="401487707">
-    <w:abstractNumId w:val="18"/>
-  </w:num>
-  <w:num w:numId="23" w16cid:durableId="1881160883">
-    <w:abstractNumId w:val="3"/>
-  </w:num>
-  <w:num w:numId="24" w16cid:durableId="2074891958">
+  <w:num w:numId="37" w16cid:durableId="1369842652">
     <w:abstractNumId w:val="16"/>
   </w:num>
 </w:numbering>
@@ -11041,6 +17318,7 @@
   <w:style w:type="paragraph" w:default="1" w:styleId="Normal">
     <w:name w:val="Normal"/>
     <w:qFormat/>
+    <w:rsid w:val="00035325"/>
     <w:rPr>
       <w:rFonts w:ascii="Times New Roman" w:eastAsia="Times New Roman" w:hAnsi="Times New Roman" w:cs="Times New Roman"/>
     </w:rPr>
@@ -11107,6 +17385,29 @@
       <w:color w:val="243F60" w:themeColor="accent1" w:themeShade="7F"/>
       <w:sz w:val="24"/>
       <w:szCs w:val="24"/>
+    </w:rPr>
+  </w:style>
+  <w:style w:type="paragraph" w:styleId="Heading4">
+    <w:name w:val="heading 4"/>
+    <w:basedOn w:val="Normal"/>
+    <w:next w:val="Normal"/>
+    <w:link w:val="Heading4Char"/>
+    <w:uiPriority w:val="9"/>
+    <w:semiHidden/>
+    <w:unhideWhenUsed/>
+    <w:qFormat/>
+    <w:rsid w:val="002E0E76"/>
+    <w:pPr>
+      <w:keepNext/>
+      <w:keepLines/>
+      <w:spacing w:before="40"/>
+      <w:outlineLvl w:val="3"/>
+    </w:pPr>
+    <w:rPr>
+      <w:rFonts w:asciiTheme="majorHAnsi" w:eastAsiaTheme="majorEastAsia" w:hAnsiTheme="majorHAnsi" w:cstheme="majorBidi"/>
+      <w:i/>
+      <w:iCs/>
+      <w:color w:val="365F91" w:themeColor="accent1" w:themeShade="BF"/>
     </w:rPr>
   </w:style>
   <w:style w:type="character" w:default="1" w:styleId="DefaultParagraphFont">
@@ -11341,6 +17642,25 @@
       <w:color w:val="243F60" w:themeColor="accent1" w:themeShade="7F"/>
       <w:sz w:val="24"/>
       <w:szCs w:val="24"/>
+    </w:rPr>
+  </w:style>
+  <w:style w:type="character" w:customStyle="1" w:styleId="inline">
+    <w:name w:val="inline"/>
+    <w:basedOn w:val="DefaultParagraphFont"/>
+    <w:rsid w:val="00670344"/>
+  </w:style>
+  <w:style w:type="character" w:customStyle="1" w:styleId="Heading4Char">
+    <w:name w:val="Heading 4 Char"/>
+    <w:basedOn w:val="DefaultParagraphFont"/>
+    <w:link w:val="Heading4"/>
+    <w:uiPriority w:val="9"/>
+    <w:semiHidden/>
+    <w:rsid w:val="002E0E76"/>
+    <w:rPr>
+      <w:rFonts w:asciiTheme="majorHAnsi" w:eastAsiaTheme="majorEastAsia" w:hAnsiTheme="majorHAnsi" w:cstheme="majorBidi"/>
+      <w:i/>
+      <w:iCs/>
+      <w:color w:val="365F91" w:themeColor="accent1" w:themeShade="BF"/>
     </w:rPr>
   </w:style>
 </w:styles>
